--- a/report_hys/等電位線と磁気ヒステリシスの実験_報告書.docx
+++ b/report_hys/等電位線と磁気ヒステリシスの実験_報告書.docx
@@ -6143,36 +6143,6 @@
     </w:p>
     <w:p>
       <w:pPr>
-        <w:spacing w:before="0" w:after="80" w:line="324" w:lineRule="auto"/>
-        <w:ind w:left="227"/>
-      </w:pPr>
-      <w:r>
-        <w:rPr>
-          <w:rFonts w:ascii="Times New Roman" w:hAnsi="Times New Roman" w:eastAsia="ＭＳ 明朝"/>
-          <w:b/>
-          <w:color w:val="000000"/>
-          <w:sz w:val="21"/>
-        </w:rPr>
-        <w:t>【要データ】純鉄の磁束密度の測定値が Excel に入っていないため，表とグラフは未作成．</w:t>
-      </w:r>
-    </w:p>
-    <w:p>
-      <w:pPr>
-        <w:keepNext/>
-        <w:spacing w:before="180" w:after="100" w:line="324" w:lineRule="auto"/>
-      </w:pPr>
-      <w:r>
-        <w:rPr>
-          <w:rFonts w:ascii="ＭＳ ゴシック" w:hAnsi="ＭＳ ゴシック" w:eastAsia="ＭＳ ゴシック"/>
-          <w:b/>
-          <w:color w:val="000000"/>
-          <w:sz w:val="23"/>
-        </w:rPr>
-        <w:t>4.3　アルニコ</w:t>
-      </w:r>
-    </w:p>
-    <w:p>
-      <w:pPr>
         <w:keepNext/>
         <w:spacing w:before="120" w:after="60" w:line="324" w:lineRule="auto"/>
         <w:jc w:val="center"/>
@@ -6184,7 +6154,7 @@
           <w:color w:val="000000"/>
           <w:sz w:val="19"/>
         </w:rPr>
-        <w:t>表2　アルニコの励磁電流と磁束密度</w:t>
+        <w:t>表2　純鉄の励磁電流と磁束密度</w:t>
       </w:r>
     </w:p>
     <w:tbl>
@@ -6476,7 +6446,7 @@
                 <w:color w:val="000000"/>
                 <w:sz w:val="16"/>
               </w:rPr>
-              <w:t>6.5</w:t>
+              <w:t>5.0</w:t>
             </w:r>
           </w:p>
         </w:tc>
@@ -6496,7 +6466,7 @@
                 <w:color w:val="000000"/>
                 <w:sz w:val="16"/>
               </w:rPr>
-              <w:t>0.480</w:t>
+              <w:t>1.130</w:t>
             </w:r>
           </w:p>
         </w:tc>
@@ -6536,7 +6506,7 @@
                 <w:color w:val="000000"/>
                 <w:sz w:val="16"/>
               </w:rPr>
-              <w:t>0.290</w:t>
+              <w:t>0.010</w:t>
             </w:r>
           </w:p>
         </w:tc>
@@ -6556,7 +6526,7 @@
                 <w:color w:val="000000"/>
                 <w:sz w:val="16"/>
               </w:rPr>
-              <w:t>-6.5</w:t>
+              <w:t>-5.0</w:t>
             </w:r>
           </w:p>
         </w:tc>
@@ -6576,7 +6546,7 @@
                 <w:color w:val="000000"/>
                 <w:sz w:val="16"/>
               </w:rPr>
-              <w:t>-0.510</w:t>
+              <w:t>-1.230</w:t>
             </w:r>
           </w:p>
         </w:tc>
@@ -6616,7 +6586,7 @@
                 <w:color w:val="000000"/>
                 <w:sz w:val="16"/>
               </w:rPr>
-              <w:t>-0.310</w:t>
+              <w:t>-0.050</w:t>
             </w:r>
           </w:p>
         </w:tc>
@@ -6658,7 +6628,7 @@
                 <w:color w:val="000000"/>
                 <w:sz w:val="16"/>
               </w:rPr>
-              <w:t>0.005</w:t>
+              <w:t>0.130</w:t>
             </w:r>
           </w:p>
         </w:tc>
@@ -6678,7 +6648,7 @@
                 <w:color w:val="000000"/>
                 <w:sz w:val="16"/>
               </w:rPr>
-              <w:t>6.0</w:t>
+              <w:t>4.5</w:t>
             </w:r>
           </w:p>
         </w:tc>
@@ -6698,7 +6668,7 @@
                 <w:color w:val="000000"/>
                 <w:sz w:val="16"/>
               </w:rPr>
-              <w:t>0.480</w:t>
+              <w:t>1.100</w:t>
             </w:r>
           </w:p>
         </w:tc>
@@ -6738,7 +6708,7 @@
                 <w:color w:val="000000"/>
                 <w:sz w:val="16"/>
               </w:rPr>
-              <w:t>0.280</w:t>
+              <w:t>-0.330</w:t>
             </w:r>
           </w:p>
         </w:tc>
@@ -6758,7 +6728,7 @@
                 <w:color w:val="000000"/>
                 <w:sz w:val="16"/>
               </w:rPr>
-              <w:t>-6.0</w:t>
+              <w:t>-4.5</w:t>
             </w:r>
           </w:p>
         </w:tc>
@@ -6778,7 +6748,7 @@
                 <w:color w:val="000000"/>
                 <w:sz w:val="16"/>
               </w:rPr>
-              <w:t>-0.500</w:t>
+              <w:t>-1.190</w:t>
             </w:r>
           </w:p>
         </w:tc>
@@ -6818,7 +6788,7 @@
                 <w:color w:val="000000"/>
                 <w:sz w:val="16"/>
               </w:rPr>
-              <w:t>-0.300</w:t>
+              <w:t>0.230</w:t>
             </w:r>
           </w:p>
         </w:tc>
@@ -6860,7 +6830,7 @@
                 <w:color w:val="000000"/>
                 <w:sz w:val="16"/>
               </w:rPr>
-              <w:t>0.011</w:t>
+              <w:t>0.300</w:t>
             </w:r>
           </w:p>
         </w:tc>
@@ -6880,7 +6850,7 @@
                 <w:color w:val="000000"/>
                 <w:sz w:val="16"/>
               </w:rPr>
-              <w:t>5.5</w:t>
+              <w:t>4.0</w:t>
             </w:r>
           </w:p>
         </w:tc>
@@ -6900,7 +6870,7 @@
                 <w:color w:val="000000"/>
                 <w:sz w:val="16"/>
               </w:rPr>
-              <w:t>0.450</w:t>
+              <w:t>1.080</w:t>
             </w:r>
           </w:p>
         </w:tc>
@@ -6940,7 +6910,7 @@
                 <w:color w:val="000000"/>
                 <w:sz w:val="16"/>
               </w:rPr>
-              <w:t>0.240</w:t>
+              <w:t>-0.570</w:t>
             </w:r>
           </w:p>
         </w:tc>
@@ -6960,7 +6930,7 @@
                 <w:color w:val="000000"/>
                 <w:sz w:val="16"/>
               </w:rPr>
-              <w:t>-5.5</w:t>
+              <w:t>-4.0</w:t>
             </w:r>
           </w:p>
         </w:tc>
@@ -6980,7 +6950,7 @@
                 <w:color w:val="000000"/>
                 <w:sz w:val="16"/>
               </w:rPr>
-              <w:t>-0.490</w:t>
+              <w:t>-1.110</w:t>
             </w:r>
           </w:p>
         </w:tc>
@@ -7020,7 +6990,7 @@
                 <w:color w:val="000000"/>
                 <w:sz w:val="16"/>
               </w:rPr>
-              <w:t>-0.280</w:t>
+              <w:t>0.520</w:t>
             </w:r>
           </w:p>
         </w:tc>
@@ -7062,7 +7032,7 @@
                 <w:color w:val="000000"/>
                 <w:sz w:val="16"/>
               </w:rPr>
-              <w:t>0.018</w:t>
+              <w:t>0.330</w:t>
             </w:r>
           </w:p>
         </w:tc>
@@ -7082,7 +7052,7 @@
                 <w:color w:val="000000"/>
                 <w:sz w:val="16"/>
               </w:rPr>
-              <w:t>5.0</w:t>
+              <w:t>3.5</w:t>
             </w:r>
           </w:p>
         </w:tc>
@@ -7102,7 +7072,7 @@
                 <w:color w:val="000000"/>
                 <w:sz w:val="16"/>
               </w:rPr>
-              <w:t>0.420</w:t>
+              <w:t>1.000</w:t>
             </w:r>
           </w:p>
         </w:tc>
@@ -7142,7 +7112,7 @@
                 <w:color w:val="000000"/>
                 <w:sz w:val="16"/>
               </w:rPr>
-              <w:t>0.210</w:t>
+              <w:t>-0.690</w:t>
             </w:r>
           </w:p>
         </w:tc>
@@ -7162,7 +7132,7 @@
                 <w:color w:val="000000"/>
                 <w:sz w:val="16"/>
               </w:rPr>
-              <w:t>-5.0</w:t>
+              <w:t>-3.5</w:t>
             </w:r>
           </w:p>
         </w:tc>
@@ -7182,7 +7152,7 @@
                 <w:color w:val="000000"/>
                 <w:sz w:val="16"/>
               </w:rPr>
-              <w:t>-0.480</w:t>
+              <w:t>-1.050</w:t>
             </w:r>
           </w:p>
         </w:tc>
@@ -7222,7 +7192,7 @@
                 <w:color w:val="000000"/>
                 <w:sz w:val="16"/>
               </w:rPr>
-              <w:t>-0.250</w:t>
+              <w:t>0.670</w:t>
             </w:r>
           </w:p>
         </w:tc>
@@ -7264,7 +7234,7 @@
                 <w:color w:val="000000"/>
                 <w:sz w:val="16"/>
               </w:rPr>
-              <w:t>0.023</w:t>
+              <w:t>0.480</w:t>
             </w:r>
           </w:p>
         </w:tc>
@@ -7284,7 +7254,7 @@
                 <w:color w:val="000000"/>
                 <w:sz w:val="16"/>
               </w:rPr>
-              <w:t>4.5</w:t>
+              <w:t>3.0</w:t>
             </w:r>
           </w:p>
         </w:tc>
@@ -7304,7 +7274,7 @@
                 <w:color w:val="000000"/>
                 <w:sz w:val="16"/>
               </w:rPr>
-              <w:t>0.400</w:t>
+              <w:t>0.920</w:t>
             </w:r>
           </w:p>
         </w:tc>
@@ -7344,7 +7314,7 @@
                 <w:color w:val="000000"/>
                 <w:sz w:val="16"/>
               </w:rPr>
-              <w:t>0.200</w:t>
+              <w:t>-0.800</w:t>
             </w:r>
           </w:p>
         </w:tc>
@@ -7364,7 +7334,7 @@
                 <w:color w:val="000000"/>
                 <w:sz w:val="16"/>
               </w:rPr>
-              <w:t>-4.5</w:t>
+              <w:t>-3.0</w:t>
             </w:r>
           </w:p>
         </w:tc>
@@ -7384,7 +7354,7 @@
                 <w:color w:val="000000"/>
                 <w:sz w:val="16"/>
               </w:rPr>
-              <w:t>-0.470</w:t>
+              <w:t>-1.000</w:t>
             </w:r>
           </w:p>
         </w:tc>
@@ -7424,7 +7394,7 @@
                 <w:color w:val="000000"/>
                 <w:sz w:val="16"/>
               </w:rPr>
-              <w:t>-0.210</w:t>
+              <w:t>0.750</w:t>
             </w:r>
           </w:p>
         </w:tc>
@@ -7466,7 +7436,7 @@
                 <w:color w:val="000000"/>
                 <w:sz w:val="16"/>
               </w:rPr>
-              <w:t>0.031</w:t>
+              <w:t>0.510</w:t>
             </w:r>
           </w:p>
         </w:tc>
@@ -7486,7 +7456,7 @@
                 <w:color w:val="000000"/>
                 <w:sz w:val="16"/>
               </w:rPr>
-              <w:t>4.0</w:t>
+              <w:t>2.5</w:t>
             </w:r>
           </w:p>
         </w:tc>
@@ -7506,7 +7476,7 @@
                 <w:color w:val="000000"/>
                 <w:sz w:val="16"/>
               </w:rPr>
-              <w:t>0.390</w:t>
+              <w:t>0.880</w:t>
             </w:r>
           </w:p>
         </w:tc>
@@ -7546,7 +7516,7 @@
                 <w:color w:val="000000"/>
                 <w:sz w:val="16"/>
               </w:rPr>
-              <w:t>0.180</w:t>
+              <w:t>-0.870</w:t>
             </w:r>
           </w:p>
         </w:tc>
@@ -7566,7 +7536,7 @@
                 <w:color w:val="000000"/>
                 <w:sz w:val="16"/>
               </w:rPr>
-              <w:t>-4.0</w:t>
+              <w:t>-2.5</w:t>
             </w:r>
           </w:p>
         </w:tc>
@@ -7586,7 +7556,7 @@
                 <w:color w:val="000000"/>
                 <w:sz w:val="16"/>
               </w:rPr>
-              <w:t>-0.450</w:t>
+              <w:t>-0.920</w:t>
             </w:r>
           </w:p>
         </w:tc>
@@ -7626,7 +7596,7 @@
                 <w:color w:val="000000"/>
                 <w:sz w:val="16"/>
               </w:rPr>
-              <w:t>-0.200</w:t>
+              <w:t>0.830</w:t>
             </w:r>
           </w:p>
         </w:tc>
@@ -7668,7 +7638,7 @@
                 <w:color w:val="000000"/>
                 <w:sz w:val="16"/>
               </w:rPr>
-              <w:t>0.047</w:t>
+              <w:t>0.620</w:t>
             </w:r>
           </w:p>
         </w:tc>
@@ -7688,7 +7658,7 @@
                 <w:color w:val="000000"/>
                 <w:sz w:val="16"/>
               </w:rPr>
-              <w:t>3.5</w:t>
+              <w:t>2.0</w:t>
             </w:r>
           </w:p>
         </w:tc>
@@ -7708,7 +7678,7 @@
                 <w:color w:val="000000"/>
                 <w:sz w:val="16"/>
               </w:rPr>
-              <w:t>0.380</w:t>
+              <w:t>0.800</w:t>
             </w:r>
           </w:p>
         </w:tc>
@@ -7748,7 +7718,7 @@
                 <w:color w:val="000000"/>
                 <w:sz w:val="16"/>
               </w:rPr>
-              <w:t>0.110</w:t>
+              <w:t>-0.950</w:t>
             </w:r>
           </w:p>
         </w:tc>
@@ -7768,7 +7738,7 @@
                 <w:color w:val="000000"/>
                 <w:sz w:val="16"/>
               </w:rPr>
-              <w:t>-3.5</w:t>
+              <w:t>-2.0</w:t>
             </w:r>
           </w:p>
         </w:tc>
@@ -7788,7 +7758,7 @@
                 <w:color w:val="000000"/>
                 <w:sz w:val="16"/>
               </w:rPr>
-              <w:t>-0.430</w:t>
+              <w:t>-0.830</w:t>
             </w:r>
           </w:p>
         </w:tc>
@@ -7828,7 +7798,7 @@
                 <w:color w:val="000000"/>
                 <w:sz w:val="16"/>
               </w:rPr>
-              <w:t>-0.170</w:t>
+              <w:t>0.910</w:t>
             </w:r>
           </w:p>
         </w:tc>
@@ -7870,7 +7840,7 @@
                 <w:color w:val="000000"/>
                 <w:sz w:val="16"/>
               </w:rPr>
-              <w:t>0.065</w:t>
+              <w:t>0.730</w:t>
             </w:r>
           </w:p>
         </w:tc>
@@ -7890,7 +7860,7 @@
                 <w:color w:val="000000"/>
                 <w:sz w:val="16"/>
               </w:rPr>
-              <w:t>3.0</w:t>
+              <w:t>1.5</w:t>
             </w:r>
           </w:p>
         </w:tc>
@@ -7910,7 +7880,7 @@
                 <w:color w:val="000000"/>
                 <w:sz w:val="16"/>
               </w:rPr>
-              <w:t>0.380</w:t>
+              <w:t>0.700</w:t>
             </w:r>
           </w:p>
         </w:tc>
@@ -7950,7 +7920,7 @@
                 <w:color w:val="000000"/>
                 <w:sz w:val="16"/>
               </w:rPr>
-              <w:t>0.091</w:t>
+              <w:t>-1.020</w:t>
             </w:r>
           </w:p>
         </w:tc>
@@ -7970,7 +7940,7 @@
                 <w:color w:val="000000"/>
                 <w:sz w:val="16"/>
               </w:rPr>
-              <w:t>-3.0</w:t>
+              <w:t>-1.5</w:t>
             </w:r>
           </w:p>
         </w:tc>
@@ -7990,7 +7960,7 @@
                 <w:color w:val="000000"/>
                 <w:sz w:val="16"/>
               </w:rPr>
-              <w:t>-0.410</w:t>
+              <w:t>-0.720</w:t>
             </w:r>
           </w:p>
         </w:tc>
@@ -8030,7 +8000,7 @@
                 <w:color w:val="000000"/>
                 <w:sz w:val="16"/>
               </w:rPr>
-              <w:t>-0.100</w:t>
+              <w:t>0.990</w:t>
             </w:r>
           </w:p>
         </w:tc>
@@ -8072,7 +8042,7 @@
                 <w:color w:val="000000"/>
                 <w:sz w:val="16"/>
               </w:rPr>
-              <w:t>0.082</w:t>
+              <w:t>0.820</w:t>
             </w:r>
           </w:p>
         </w:tc>
@@ -8092,7 +8062,7 @@
                 <w:color w:val="000000"/>
                 <w:sz w:val="16"/>
               </w:rPr>
-              <w:t>2.5</w:t>
+              <w:t>1.0</w:t>
             </w:r>
           </w:p>
         </w:tc>
@@ -8112,7 +8082,7 @@
                 <w:color w:val="000000"/>
                 <w:sz w:val="16"/>
               </w:rPr>
-              <w:t>0.370</w:t>
+              <w:t>0.590</w:t>
             </w:r>
           </w:p>
         </w:tc>
@@ -8152,7 +8122,7 @@
                 <w:color w:val="000000"/>
                 <w:sz w:val="16"/>
               </w:rPr>
-              <w:t>0.002</w:t>
+              <w:t>-1.100</w:t>
             </w:r>
           </w:p>
         </w:tc>
@@ -8172,7 +8142,7 @@
                 <w:color w:val="000000"/>
                 <w:sz w:val="16"/>
               </w:rPr>
-              <w:t>-2.5</w:t>
+              <w:t>-1.0</w:t>
             </w:r>
           </w:p>
         </w:tc>
@@ -8192,7 +8162,7 @@
                 <w:color w:val="000000"/>
                 <w:sz w:val="16"/>
               </w:rPr>
-              <w:t>-0.400</w:t>
+              <w:t>-0.620</w:t>
             </w:r>
           </w:p>
         </w:tc>
@@ -8232,7 +8202,7 @@
                 <w:color w:val="000000"/>
                 <w:sz w:val="16"/>
               </w:rPr>
-              <w:t>-0.010</w:t>
+              <w:t>1.070</w:t>
             </w:r>
           </w:p>
         </w:tc>
@@ -8274,7 +8244,7 @@
                 <w:color w:val="000000"/>
                 <w:sz w:val="16"/>
               </w:rPr>
-              <w:t>0.092</w:t>
+              <w:t>0.900</w:t>
             </w:r>
           </w:p>
         </w:tc>
@@ -8294,7 +8264,7 @@
                 <w:color w:val="000000"/>
                 <w:sz w:val="16"/>
               </w:rPr>
-              <w:t>2.0</w:t>
+              <w:t>0.5</w:t>
             </w:r>
           </w:p>
         </w:tc>
@@ -8314,7 +8284,7 @@
                 <w:color w:val="000000"/>
                 <w:sz w:val="16"/>
               </w:rPr>
-              <w:t>0.360</w:t>
+              <w:t>0.420</w:t>
             </w:r>
           </w:p>
         </w:tc>
@@ -8354,7 +8324,7 @@
                 <w:color w:val="000000"/>
                 <w:sz w:val="16"/>
               </w:rPr>
-              <w:t>-0.071</w:t>
+              <w:t>-1.130</w:t>
             </w:r>
           </w:p>
         </w:tc>
@@ -8374,7 +8344,7 @@
                 <w:color w:val="000000"/>
                 <w:sz w:val="16"/>
               </w:rPr>
-              <w:t>-2.0</w:t>
+              <w:t>-0.5</w:t>
             </w:r>
           </w:p>
         </w:tc>
@@ -8394,7 +8364,7 @@
                 <w:color w:val="000000"/>
                 <w:sz w:val="16"/>
               </w:rPr>
-              <w:t>-0.390</w:t>
+              <w:t>-0.430</w:t>
             </w:r>
           </w:p>
         </w:tc>
@@ -8434,7 +8404,7 @@
                 <w:color w:val="000000"/>
                 <w:sz w:val="16"/>
               </w:rPr>
-              <w:t>0.097</w:t>
+              <w:t>1.120</w:t>
             </w:r>
           </w:p>
         </w:tc>
@@ -8476,7 +8446,7 @@
                 <w:color w:val="000000"/>
                 <w:sz w:val="16"/>
               </w:rPr>
-              <w:t>0.100</w:t>
+              <w:t>0.980</w:t>
             </w:r>
           </w:p>
         </w:tc>
@@ -8496,7 +8466,7 @@
                 <w:color w:val="000000"/>
                 <w:sz w:val="16"/>
               </w:rPr>
-              <w:t>1.5</w:t>
+              <w:t>0.0</w:t>
             </w:r>
           </w:p>
         </w:tc>
@@ -8516,7 +8486,7 @@
                 <w:color w:val="000000"/>
                 <w:sz w:val="16"/>
               </w:rPr>
-              <w:t>0.340</w:t>
+              <w:t>0.010</w:t>
             </w:r>
           </w:p>
         </w:tc>
@@ -8556,7 +8526,7 @@
                 <w:color w:val="000000"/>
                 <w:sz w:val="16"/>
               </w:rPr>
-              <w:t>-0.210</w:t>
+              <w:t>-1.230</w:t>
             </w:r>
           </w:p>
         </w:tc>
@@ -8576,7 +8546,7 @@
                 <w:color w:val="000000"/>
                 <w:sz w:val="16"/>
               </w:rPr>
-              <w:t>-1.5</w:t>
+              <w:t>0.0</w:t>
             </w:r>
           </w:p>
         </w:tc>
@@ -8596,7 +8566,7 @@
                 <w:color w:val="000000"/>
                 <w:sz w:val="16"/>
               </w:rPr>
-              <w:t>-0.380</w:t>
+              <w:t>-0.050</w:t>
             </w:r>
           </w:p>
         </w:tc>
@@ -8636,7 +8606,7 @@
                 <w:color w:val="000000"/>
                 <w:sz w:val="16"/>
               </w:rPr>
-              <w:t>0.200</w:t>
+              <w:t>1.200</w:t>
             </w:r>
           </w:p>
         </w:tc>
@@ -8678,168 +8648,96 @@
                 <w:color w:val="000000"/>
                 <w:sz w:val="16"/>
               </w:rPr>
-              <w:t>0.110</w:t>
-            </w:r>
-          </w:p>
-        </w:tc>
-        <w:tc>
-          <w:tcPr>
-            <w:tcW w:type="dxa" w:w="907"/>
-          </w:tcPr>
-          <w:p>
-            <w:pPr>
-              <w:jc w:val="center"/>
-            </w:pPr>
-            <w:r/>
-            <w:r>
-              <w:rPr>
-                <w:rFonts w:ascii="Times New Roman" w:hAnsi="Times New Roman" w:eastAsia="ＭＳ 明朝"/>
-                <w:b w:val="0"/>
-                <w:color w:val="000000"/>
-                <w:sz w:val="16"/>
-              </w:rPr>
-              <w:t>1.0</w:t>
-            </w:r>
-          </w:p>
-        </w:tc>
-        <w:tc>
-          <w:tcPr>
-            <w:tcW w:type="dxa" w:w="907"/>
-          </w:tcPr>
-          <w:p>
-            <w:pPr>
-              <w:jc w:val="center"/>
-            </w:pPr>
-            <w:r/>
-            <w:r>
-              <w:rPr>
-                <w:rFonts w:ascii="Times New Roman" w:hAnsi="Times New Roman" w:eastAsia="ＭＳ 明朝"/>
-                <w:b w:val="0"/>
-                <w:color w:val="000000"/>
-                <w:sz w:val="16"/>
-              </w:rPr>
-              <w:t>0.310</w:t>
-            </w:r>
-          </w:p>
-        </w:tc>
-        <w:tc>
-          <w:tcPr>
-            <w:tcW w:type="dxa" w:w="907"/>
-          </w:tcPr>
-          <w:p>
-            <w:pPr>
-              <w:jc w:val="center"/>
-            </w:pPr>
-            <w:r/>
-            <w:r>
-              <w:rPr>
-                <w:rFonts w:ascii="Times New Roman" w:hAnsi="Times New Roman" w:eastAsia="ＭＳ 明朝"/>
-                <w:b w:val="0"/>
-                <w:color w:val="000000"/>
-                <w:sz w:val="16"/>
-              </w:rPr>
-              <w:t>-5.5</w:t>
-            </w:r>
-          </w:p>
-        </w:tc>
-        <w:tc>
-          <w:tcPr>
-            <w:tcW w:type="dxa" w:w="907"/>
-          </w:tcPr>
-          <w:p>
-            <w:pPr>
-              <w:jc w:val="center"/>
-            </w:pPr>
-            <w:r/>
-            <w:r>
-              <w:rPr>
-                <w:rFonts w:ascii="Times New Roman" w:hAnsi="Times New Roman" w:eastAsia="ＭＳ 明朝"/>
-                <w:b w:val="0"/>
-                <w:color w:val="000000"/>
-                <w:sz w:val="16"/>
-              </w:rPr>
-              <w:t>-0.310</w:t>
-            </w:r>
-          </w:p>
-        </w:tc>
-        <w:tc>
-          <w:tcPr>
-            <w:tcW w:type="dxa" w:w="907"/>
-          </w:tcPr>
-          <w:p>
-            <w:pPr>
-              <w:jc w:val="center"/>
-            </w:pPr>
-            <w:r/>
-            <w:r>
-              <w:rPr>
-                <w:rFonts w:ascii="Times New Roman" w:hAnsi="Times New Roman" w:eastAsia="ＭＳ 明朝"/>
-                <w:b w:val="0"/>
-                <w:color w:val="000000"/>
-                <w:sz w:val="16"/>
-              </w:rPr>
-              <w:t>-1.0</w:t>
-            </w:r>
-          </w:p>
-        </w:tc>
-        <w:tc>
-          <w:tcPr>
-            <w:tcW w:type="dxa" w:w="907"/>
-          </w:tcPr>
-          <w:p>
-            <w:pPr>
-              <w:jc w:val="center"/>
-            </w:pPr>
-            <w:r/>
-            <w:r>
-              <w:rPr>
-                <w:rFonts w:ascii="Times New Roman" w:hAnsi="Times New Roman" w:eastAsia="ＭＳ 明朝"/>
-                <w:b w:val="0"/>
-                <w:color w:val="000000"/>
-                <w:sz w:val="16"/>
-              </w:rPr>
-              <w:t>-0.350</w:t>
-            </w:r>
-          </w:p>
-        </w:tc>
-        <w:tc>
-          <w:tcPr>
-            <w:tcW w:type="dxa" w:w="907"/>
-          </w:tcPr>
-          <w:p>
-            <w:pPr>
-              <w:jc w:val="center"/>
-            </w:pPr>
-            <w:r/>
-            <w:r>
-              <w:rPr>
-                <w:rFonts w:ascii="Times New Roman" w:hAnsi="Times New Roman" w:eastAsia="ＭＳ 明朝"/>
-                <w:b w:val="0"/>
-                <w:color w:val="000000"/>
-                <w:sz w:val="16"/>
-              </w:rPr>
-              <w:t>5.5</w:t>
-            </w:r>
-          </w:p>
-        </w:tc>
-        <w:tc>
-          <w:tcPr>
-            <w:tcW w:type="dxa" w:w="907"/>
-          </w:tcPr>
-          <w:p>
-            <w:pPr>
-              <w:jc w:val="center"/>
-            </w:pPr>
-            <w:r/>
-            <w:r>
-              <w:rPr>
-                <w:rFonts w:ascii="Times New Roman" w:hAnsi="Times New Roman" w:eastAsia="ＭＳ 明朝"/>
-                <w:b w:val="0"/>
-                <w:color w:val="000000"/>
-                <w:sz w:val="16"/>
-              </w:rPr>
-              <w:t>0.280</w:t>
-            </w:r>
+              <w:t>1.020</w:t>
+            </w:r>
+          </w:p>
+        </w:tc>
+        <w:tc>
+          <w:tcPr>
+            <w:tcW w:type="dxa" w:w="907"/>
+          </w:tcPr>
+          <w:p>
+            <w:pPr>
+              <w:jc w:val="center"/>
+            </w:pPr>
+            <w:r/>
+          </w:p>
+        </w:tc>
+        <w:tc>
+          <w:tcPr>
+            <w:tcW w:type="dxa" w:w="907"/>
+          </w:tcPr>
+          <w:p>
+            <w:pPr>
+              <w:jc w:val="center"/>
+            </w:pPr>
+            <w:r/>
+          </w:p>
+        </w:tc>
+        <w:tc>
+          <w:tcPr>
+            <w:tcW w:type="dxa" w:w="907"/>
+          </w:tcPr>
+          <w:p>
+            <w:pPr>
+              <w:jc w:val="center"/>
+            </w:pPr>
+            <w:r/>
+          </w:p>
+        </w:tc>
+        <w:tc>
+          <w:tcPr>
+            <w:tcW w:type="dxa" w:w="907"/>
+          </w:tcPr>
+          <w:p>
+            <w:pPr>
+              <w:jc w:val="center"/>
+            </w:pPr>
+            <w:r/>
+          </w:p>
+        </w:tc>
+        <w:tc>
+          <w:tcPr>
+            <w:tcW w:type="dxa" w:w="907"/>
+          </w:tcPr>
+          <w:p>
+            <w:pPr>
+              <w:jc w:val="center"/>
+            </w:pPr>
+            <w:r/>
+          </w:p>
+        </w:tc>
+        <w:tc>
+          <w:tcPr>
+            <w:tcW w:type="dxa" w:w="907"/>
+          </w:tcPr>
+          <w:p>
+            <w:pPr>
+              <w:jc w:val="center"/>
+            </w:pPr>
+            <w:r/>
+          </w:p>
+        </w:tc>
+        <w:tc>
+          <w:tcPr>
+            <w:tcW w:type="dxa" w:w="907"/>
+          </w:tcPr>
+          <w:p>
+            <w:pPr>
+              <w:jc w:val="center"/>
+            </w:pPr>
+            <w:r/>
+          </w:p>
+        </w:tc>
+        <w:tc>
+          <w:tcPr>
+            <w:tcW w:type="dxa" w:w="907"/>
+          </w:tcPr>
+          <w:p>
+            <w:pPr>
+              <w:jc w:val="center"/>
+            </w:pPr>
+            <w:r/>
           </w:p>
         </w:tc>
       </w:tr>
@@ -8880,168 +8778,96 @@
                 <w:color w:val="000000"/>
                 <w:sz w:val="16"/>
               </w:rPr>
-              <w:t>0.160</w:t>
-            </w:r>
-          </w:p>
-        </w:tc>
-        <w:tc>
-          <w:tcPr>
-            <w:tcW w:type="dxa" w:w="907"/>
-          </w:tcPr>
-          <w:p>
-            <w:pPr>
-              <w:jc w:val="center"/>
-            </w:pPr>
-            <w:r/>
-            <w:r>
-              <w:rPr>
-                <w:rFonts w:ascii="Times New Roman" w:hAnsi="Times New Roman" w:eastAsia="ＭＳ 明朝"/>
-                <w:b w:val="0"/>
-                <w:color w:val="000000"/>
-                <w:sz w:val="16"/>
-              </w:rPr>
-              <w:t>0.5</w:t>
-            </w:r>
-          </w:p>
-        </w:tc>
-        <w:tc>
-          <w:tcPr>
-            <w:tcW w:type="dxa" w:w="907"/>
-          </w:tcPr>
-          <w:p>
-            <w:pPr>
-              <w:jc w:val="center"/>
-            </w:pPr>
-            <w:r/>
-            <w:r>
-              <w:rPr>
-                <w:rFonts w:ascii="Times New Roman" w:hAnsi="Times New Roman" w:eastAsia="ＭＳ 明朝"/>
-                <w:b w:val="0"/>
-                <w:color w:val="000000"/>
-                <w:sz w:val="16"/>
-              </w:rPr>
-              <w:t>0.300</w:t>
-            </w:r>
-          </w:p>
-        </w:tc>
-        <w:tc>
-          <w:tcPr>
-            <w:tcW w:type="dxa" w:w="907"/>
-          </w:tcPr>
-          <w:p>
-            <w:pPr>
-              <w:jc w:val="center"/>
-            </w:pPr>
-            <w:r/>
-            <w:r>
-              <w:rPr>
-                <w:rFonts w:ascii="Times New Roman" w:hAnsi="Times New Roman" w:eastAsia="ＭＳ 明朝"/>
-                <w:b w:val="0"/>
-                <w:color w:val="000000"/>
-                <w:sz w:val="16"/>
-              </w:rPr>
-              <w:t>-6.0</w:t>
-            </w:r>
-          </w:p>
-        </w:tc>
-        <w:tc>
-          <w:tcPr>
-            <w:tcW w:type="dxa" w:w="907"/>
-          </w:tcPr>
-          <w:p>
-            <w:pPr>
-              <w:jc w:val="center"/>
-            </w:pPr>
-            <w:r/>
-            <w:r>
-              <w:rPr>
-                <w:rFonts w:ascii="Times New Roman" w:hAnsi="Times New Roman" w:eastAsia="ＭＳ 明朝"/>
-                <w:b w:val="0"/>
-                <w:color w:val="000000"/>
-                <w:sz w:val="16"/>
-              </w:rPr>
-              <w:t>-0.420</w:t>
-            </w:r>
-          </w:p>
-        </w:tc>
-        <w:tc>
-          <w:tcPr>
-            <w:tcW w:type="dxa" w:w="907"/>
-          </w:tcPr>
-          <w:p>
-            <w:pPr>
-              <w:jc w:val="center"/>
-            </w:pPr>
-            <w:r/>
-            <w:r>
-              <w:rPr>
-                <w:rFonts w:ascii="Times New Roman" w:hAnsi="Times New Roman" w:eastAsia="ＭＳ 明朝"/>
-                <w:b w:val="0"/>
-                <w:color w:val="000000"/>
-                <w:sz w:val="16"/>
-              </w:rPr>
-              <w:t>-0.5</w:t>
-            </w:r>
-          </w:p>
-        </w:tc>
-        <w:tc>
-          <w:tcPr>
-            <w:tcW w:type="dxa" w:w="907"/>
-          </w:tcPr>
-          <w:p>
-            <w:pPr>
-              <w:jc w:val="center"/>
-            </w:pPr>
-            <w:r/>
-            <w:r>
-              <w:rPr>
-                <w:rFonts w:ascii="Times New Roman" w:hAnsi="Times New Roman" w:eastAsia="ＭＳ 明朝"/>
-                <w:b w:val="0"/>
-                <w:color w:val="000000"/>
-                <w:sz w:val="16"/>
-              </w:rPr>
-              <w:t>-0.330</w:t>
-            </w:r>
-          </w:p>
-        </w:tc>
-        <w:tc>
-          <w:tcPr>
-            <w:tcW w:type="dxa" w:w="907"/>
-          </w:tcPr>
-          <w:p>
-            <w:pPr>
-              <w:jc w:val="center"/>
-            </w:pPr>
-            <w:r/>
-            <w:r>
-              <w:rPr>
-                <w:rFonts w:ascii="Times New Roman" w:hAnsi="Times New Roman" w:eastAsia="ＭＳ 明朝"/>
-                <w:b w:val="0"/>
-                <w:color w:val="000000"/>
-                <w:sz w:val="16"/>
-              </w:rPr>
-              <w:t>6.0</w:t>
-            </w:r>
-          </w:p>
-        </w:tc>
-        <w:tc>
-          <w:tcPr>
-            <w:tcW w:type="dxa" w:w="907"/>
-          </w:tcPr>
-          <w:p>
-            <w:pPr>
-              <w:jc w:val="center"/>
-            </w:pPr>
-            <w:r/>
-            <w:r>
-              <w:rPr>
-                <w:rFonts w:ascii="Times New Roman" w:hAnsi="Times New Roman" w:eastAsia="ＭＳ 明朝"/>
-                <w:b w:val="0"/>
-                <w:color w:val="000000"/>
-                <w:sz w:val="16"/>
-              </w:rPr>
-              <w:t>0.380</w:t>
-            </w:r>
+              <w:t>1.090</w:t>
+            </w:r>
+          </w:p>
+        </w:tc>
+        <w:tc>
+          <w:tcPr>
+            <w:tcW w:type="dxa" w:w="907"/>
+          </w:tcPr>
+          <w:p>
+            <w:pPr>
+              <w:jc w:val="center"/>
+            </w:pPr>
+            <w:r/>
+          </w:p>
+        </w:tc>
+        <w:tc>
+          <w:tcPr>
+            <w:tcW w:type="dxa" w:w="907"/>
+          </w:tcPr>
+          <w:p>
+            <w:pPr>
+              <w:jc w:val="center"/>
+            </w:pPr>
+            <w:r/>
+          </w:p>
+        </w:tc>
+        <w:tc>
+          <w:tcPr>
+            <w:tcW w:type="dxa" w:w="907"/>
+          </w:tcPr>
+          <w:p>
+            <w:pPr>
+              <w:jc w:val="center"/>
+            </w:pPr>
+            <w:r/>
+          </w:p>
+        </w:tc>
+        <w:tc>
+          <w:tcPr>
+            <w:tcW w:type="dxa" w:w="907"/>
+          </w:tcPr>
+          <w:p>
+            <w:pPr>
+              <w:jc w:val="center"/>
+            </w:pPr>
+            <w:r/>
+          </w:p>
+        </w:tc>
+        <w:tc>
+          <w:tcPr>
+            <w:tcW w:type="dxa" w:w="907"/>
+          </w:tcPr>
+          <w:p>
+            <w:pPr>
+              <w:jc w:val="center"/>
+            </w:pPr>
+            <w:r/>
+          </w:p>
+        </w:tc>
+        <w:tc>
+          <w:tcPr>
+            <w:tcW w:type="dxa" w:w="907"/>
+          </w:tcPr>
+          <w:p>
+            <w:pPr>
+              <w:jc w:val="center"/>
+            </w:pPr>
+            <w:r/>
+          </w:p>
+        </w:tc>
+        <w:tc>
+          <w:tcPr>
+            <w:tcW w:type="dxa" w:w="907"/>
+          </w:tcPr>
+          <w:p>
+            <w:pPr>
+              <w:jc w:val="center"/>
+            </w:pPr>
+            <w:r/>
+          </w:p>
+        </w:tc>
+        <w:tc>
+          <w:tcPr>
+            <w:tcW w:type="dxa" w:w="907"/>
+          </w:tcPr>
+          <w:p>
+            <w:pPr>
+              <w:jc w:val="center"/>
+            </w:pPr>
+            <w:r/>
           </w:p>
         </w:tc>
       </w:tr>
@@ -9082,469 +8908,7 @@
                 <w:color w:val="000000"/>
                 <w:sz w:val="16"/>
               </w:rPr>
-              <w:t>0.210</w:t>
-            </w:r>
-          </w:p>
-        </w:tc>
-        <w:tc>
-          <w:tcPr>
-            <w:tcW w:type="dxa" w:w="907"/>
-          </w:tcPr>
-          <w:p>
-            <w:pPr>
-              <w:jc w:val="center"/>
-            </w:pPr>
-            <w:r/>
-            <w:r>
-              <w:rPr>
-                <w:rFonts w:ascii="Times New Roman" w:hAnsi="Times New Roman" w:eastAsia="ＭＳ 明朝"/>
-                <w:b w:val="0"/>
-                <w:color w:val="000000"/>
-                <w:sz w:val="16"/>
-              </w:rPr>
-              <w:t>0.0</w:t>
-            </w:r>
-          </w:p>
-        </w:tc>
-        <w:tc>
-          <w:tcPr>
-            <w:tcW w:type="dxa" w:w="907"/>
-          </w:tcPr>
-          <w:p>
-            <w:pPr>
-              <w:jc w:val="center"/>
-            </w:pPr>
-            <w:r/>
-            <w:r>
-              <w:rPr>
-                <w:rFonts w:ascii="Times New Roman" w:hAnsi="Times New Roman" w:eastAsia="ＭＳ 明朝"/>
-                <w:b w:val="0"/>
-                <w:color w:val="000000"/>
-                <w:sz w:val="16"/>
-              </w:rPr>
-              <w:t>0.290</w:t>
-            </w:r>
-          </w:p>
-        </w:tc>
-        <w:tc>
-          <w:tcPr>
-            <w:tcW w:type="dxa" w:w="907"/>
-          </w:tcPr>
-          <w:p>
-            <w:pPr>
-              <w:jc w:val="center"/>
-            </w:pPr>
-            <w:r/>
-            <w:r>
-              <w:rPr>
-                <w:rFonts w:ascii="Times New Roman" w:hAnsi="Times New Roman" w:eastAsia="ＭＳ 明朝"/>
-                <w:b w:val="0"/>
-                <w:color w:val="000000"/>
-                <w:sz w:val="16"/>
-              </w:rPr>
-              <w:t>-6.5</w:t>
-            </w:r>
-          </w:p>
-        </w:tc>
-        <w:tc>
-          <w:tcPr>
-            <w:tcW w:type="dxa" w:w="907"/>
-          </w:tcPr>
-          <w:p>
-            <w:pPr>
-              <w:jc w:val="center"/>
-            </w:pPr>
-            <w:r/>
-            <w:r>
-              <w:rPr>
-                <w:rFonts w:ascii="Times New Roman" w:hAnsi="Times New Roman" w:eastAsia="ＭＳ 明朝"/>
-                <w:b w:val="0"/>
-                <w:color w:val="000000"/>
-                <w:sz w:val="16"/>
-              </w:rPr>
-              <w:t>-0.510</w:t>
-            </w:r>
-          </w:p>
-        </w:tc>
-        <w:tc>
-          <w:tcPr>
-            <w:tcW w:type="dxa" w:w="907"/>
-          </w:tcPr>
-          <w:p>
-            <w:pPr>
-              <w:jc w:val="center"/>
-            </w:pPr>
-            <w:r/>
-            <w:r>
-              <w:rPr>
-                <w:rFonts w:ascii="Times New Roman" w:hAnsi="Times New Roman" w:eastAsia="ＭＳ 明朝"/>
-                <w:b w:val="0"/>
-                <w:color w:val="000000"/>
-                <w:sz w:val="16"/>
-              </w:rPr>
-              <w:t>0.0</w:t>
-            </w:r>
-          </w:p>
-        </w:tc>
-        <w:tc>
-          <w:tcPr>
-            <w:tcW w:type="dxa" w:w="907"/>
-          </w:tcPr>
-          <w:p>
-            <w:pPr>
-              <w:jc w:val="center"/>
-            </w:pPr>
-            <w:r/>
-            <w:r>
-              <w:rPr>
-                <w:rFonts w:ascii="Times New Roman" w:hAnsi="Times New Roman" w:eastAsia="ＭＳ 明朝"/>
-                <w:b w:val="0"/>
-                <w:color w:val="000000"/>
-                <w:sz w:val="16"/>
-              </w:rPr>
-              <w:t>-0.310</w:t>
-            </w:r>
-          </w:p>
-        </w:tc>
-        <w:tc>
-          <w:tcPr>
-            <w:tcW w:type="dxa" w:w="907"/>
-          </w:tcPr>
-          <w:p>
-            <w:pPr>
-              <w:jc w:val="center"/>
-            </w:pPr>
-            <w:r/>
-            <w:r>
-              <w:rPr>
-                <w:rFonts w:ascii="Times New Roman" w:hAnsi="Times New Roman" w:eastAsia="ＭＳ 明朝"/>
-                <w:b w:val="0"/>
-                <w:color w:val="000000"/>
-                <w:sz w:val="16"/>
-              </w:rPr>
-              <w:t>6.5</w:t>
-            </w:r>
-          </w:p>
-        </w:tc>
-        <w:tc>
-          <w:tcPr>
-            <w:tcW w:type="dxa" w:w="907"/>
-          </w:tcPr>
-          <w:p>
-            <w:pPr>
-              <w:jc w:val="center"/>
-            </w:pPr>
-            <w:r/>
-            <w:r>
-              <w:rPr>
-                <w:rFonts w:ascii="Times New Roman" w:hAnsi="Times New Roman" w:eastAsia="ＭＳ 明朝"/>
-                <w:b w:val="0"/>
-                <w:color w:val="000000"/>
-                <w:sz w:val="16"/>
-              </w:rPr>
-              <w:t>0.490</w:t>
-            </w:r>
-          </w:p>
-        </w:tc>
-      </w:tr>
-      <w:tr>
-        <w:tc>
-          <w:tcPr>
-            <w:tcW w:type="dxa" w:w="907"/>
-          </w:tcPr>
-          <w:p>
-            <w:pPr>
-              <w:jc w:val="center"/>
-            </w:pPr>
-            <w:r/>
-            <w:r>
-              <w:rPr>
-                <w:rFonts w:ascii="Times New Roman" w:hAnsi="Times New Roman" w:eastAsia="ＭＳ 明朝"/>
-                <w:b w:val="0"/>
-                <w:color w:val="000000"/>
-                <w:sz w:val="16"/>
-              </w:rPr>
-              <w:t>5.5</w:t>
-            </w:r>
-          </w:p>
-        </w:tc>
-        <w:tc>
-          <w:tcPr>
-            <w:tcW w:type="dxa" w:w="907"/>
-          </w:tcPr>
-          <w:p>
-            <w:pPr>
-              <w:jc w:val="center"/>
-            </w:pPr>
-            <w:r/>
-            <w:r>
-              <w:rPr>
-                <w:rFonts w:ascii="Times New Roman" w:hAnsi="Times New Roman" w:eastAsia="ＭＳ 明朝"/>
-                <w:b w:val="0"/>
-                <w:color w:val="000000"/>
-                <w:sz w:val="16"/>
-              </w:rPr>
-              <w:t>0.280</w:t>
-            </w:r>
-          </w:p>
-        </w:tc>
-        <w:tc>
-          <w:tcPr>
-            <w:tcW w:type="dxa" w:w="907"/>
-          </w:tcPr>
-          <w:p>
-            <w:pPr>
-              <w:jc w:val="center"/>
-            </w:pPr>
-            <w:r/>
-          </w:p>
-        </w:tc>
-        <w:tc>
-          <w:tcPr>
-            <w:tcW w:type="dxa" w:w="907"/>
-          </w:tcPr>
-          <w:p>
-            <w:pPr>
-              <w:jc w:val="center"/>
-            </w:pPr>
-            <w:r/>
-          </w:p>
-        </w:tc>
-        <w:tc>
-          <w:tcPr>
-            <w:tcW w:type="dxa" w:w="907"/>
-          </w:tcPr>
-          <w:p>
-            <w:pPr>
-              <w:jc w:val="center"/>
-            </w:pPr>
-            <w:r/>
-          </w:p>
-        </w:tc>
-        <w:tc>
-          <w:tcPr>
-            <w:tcW w:type="dxa" w:w="907"/>
-          </w:tcPr>
-          <w:p>
-            <w:pPr>
-              <w:jc w:val="center"/>
-            </w:pPr>
-            <w:r/>
-          </w:p>
-        </w:tc>
-        <w:tc>
-          <w:tcPr>
-            <w:tcW w:type="dxa" w:w="907"/>
-          </w:tcPr>
-          <w:p>
-            <w:pPr>
-              <w:jc w:val="center"/>
-            </w:pPr>
-            <w:r/>
-          </w:p>
-        </w:tc>
-        <w:tc>
-          <w:tcPr>
-            <w:tcW w:type="dxa" w:w="907"/>
-          </w:tcPr>
-          <w:p>
-            <w:pPr>
-              <w:jc w:val="center"/>
-            </w:pPr>
-            <w:r/>
-          </w:p>
-        </w:tc>
-        <w:tc>
-          <w:tcPr>
-            <w:tcW w:type="dxa" w:w="907"/>
-          </w:tcPr>
-          <w:p>
-            <w:pPr>
-              <w:jc w:val="center"/>
-            </w:pPr>
-            <w:r/>
-          </w:p>
-        </w:tc>
-        <w:tc>
-          <w:tcPr>
-            <w:tcW w:type="dxa" w:w="907"/>
-          </w:tcPr>
-          <w:p>
-            <w:pPr>
-              <w:jc w:val="center"/>
-            </w:pPr>
-            <w:r/>
-          </w:p>
-        </w:tc>
-      </w:tr>
-      <w:tr>
-        <w:tc>
-          <w:tcPr>
-            <w:tcW w:type="dxa" w:w="907"/>
-          </w:tcPr>
-          <w:p>
-            <w:pPr>
-              <w:jc w:val="center"/>
-            </w:pPr>
-            <w:r/>
-            <w:r>
-              <w:rPr>
-                <w:rFonts w:ascii="Times New Roman" w:hAnsi="Times New Roman" w:eastAsia="ＭＳ 明朝"/>
-                <w:b w:val="0"/>
-                <w:color w:val="000000"/>
-                <w:sz w:val="16"/>
-              </w:rPr>
-              <w:t>6.0</w:t>
-            </w:r>
-          </w:p>
-        </w:tc>
-        <w:tc>
-          <w:tcPr>
-            <w:tcW w:type="dxa" w:w="907"/>
-          </w:tcPr>
-          <w:p>
-            <w:pPr>
-              <w:jc w:val="center"/>
-            </w:pPr>
-            <w:r/>
-            <w:r>
-              <w:rPr>
-                <w:rFonts w:ascii="Times New Roman" w:hAnsi="Times New Roman" w:eastAsia="ＭＳ 明朝"/>
-                <w:b w:val="0"/>
-                <w:color w:val="000000"/>
-                <w:sz w:val="16"/>
-              </w:rPr>
-              <w:t>0.380</w:t>
-            </w:r>
-          </w:p>
-        </w:tc>
-        <w:tc>
-          <w:tcPr>
-            <w:tcW w:type="dxa" w:w="907"/>
-          </w:tcPr>
-          <w:p>
-            <w:pPr>
-              <w:jc w:val="center"/>
-            </w:pPr>
-            <w:r/>
-          </w:p>
-        </w:tc>
-        <w:tc>
-          <w:tcPr>
-            <w:tcW w:type="dxa" w:w="907"/>
-          </w:tcPr>
-          <w:p>
-            <w:pPr>
-              <w:jc w:val="center"/>
-            </w:pPr>
-            <w:r/>
-          </w:p>
-        </w:tc>
-        <w:tc>
-          <w:tcPr>
-            <w:tcW w:type="dxa" w:w="907"/>
-          </w:tcPr>
-          <w:p>
-            <w:pPr>
-              <w:jc w:val="center"/>
-            </w:pPr>
-            <w:r/>
-          </w:p>
-        </w:tc>
-        <w:tc>
-          <w:tcPr>
-            <w:tcW w:type="dxa" w:w="907"/>
-          </w:tcPr>
-          <w:p>
-            <w:pPr>
-              <w:jc w:val="center"/>
-            </w:pPr>
-            <w:r/>
-          </w:p>
-        </w:tc>
-        <w:tc>
-          <w:tcPr>
-            <w:tcW w:type="dxa" w:w="907"/>
-          </w:tcPr>
-          <w:p>
-            <w:pPr>
-              <w:jc w:val="center"/>
-            </w:pPr>
-            <w:r/>
-          </w:p>
-        </w:tc>
-        <w:tc>
-          <w:tcPr>
-            <w:tcW w:type="dxa" w:w="907"/>
-          </w:tcPr>
-          <w:p>
-            <w:pPr>
-              <w:jc w:val="center"/>
-            </w:pPr>
-            <w:r/>
-          </w:p>
-        </w:tc>
-        <w:tc>
-          <w:tcPr>
-            <w:tcW w:type="dxa" w:w="907"/>
-          </w:tcPr>
-          <w:p>
-            <w:pPr>
-              <w:jc w:val="center"/>
-            </w:pPr>
-            <w:r/>
-          </w:p>
-        </w:tc>
-        <w:tc>
-          <w:tcPr>
-            <w:tcW w:type="dxa" w:w="907"/>
-          </w:tcPr>
-          <w:p>
-            <w:pPr>
-              <w:jc w:val="center"/>
-            </w:pPr>
-            <w:r/>
-          </w:p>
-        </w:tc>
-      </w:tr>
-      <w:tr>
-        <w:tc>
-          <w:tcPr>
-            <w:tcW w:type="dxa" w:w="907"/>
-          </w:tcPr>
-          <w:p>
-            <w:pPr>
-              <w:jc w:val="center"/>
-            </w:pPr>
-            <w:r/>
-            <w:r>
-              <w:rPr>
-                <w:rFonts w:ascii="Times New Roman" w:hAnsi="Times New Roman" w:eastAsia="ＭＳ 明朝"/>
-                <w:b w:val="0"/>
-                <w:color w:val="000000"/>
-                <w:sz w:val="16"/>
-              </w:rPr>
-              <w:t>6.5</w:t>
-            </w:r>
-          </w:p>
-        </w:tc>
-        <w:tc>
-          <w:tcPr>
-            <w:tcW w:type="dxa" w:w="907"/>
-          </w:tcPr>
-          <w:p>
-            <w:pPr>
-              <w:jc w:val="center"/>
-            </w:pPr>
-            <w:r/>
-            <w:r>
-              <w:rPr>
-                <w:rFonts w:ascii="Times New Roman" w:hAnsi="Times New Roman" w:eastAsia="ＭＳ 明朝"/>
-                <w:b w:val="0"/>
-                <w:color w:val="000000"/>
-                <w:sz w:val="16"/>
-              </w:rPr>
-              <w:t>0.480</w:t>
+              <w:t>1.130</w:t>
             </w:r>
           </w:p>
         </w:tc>
@@ -9655,7 +9019,7 @@
           <w:color w:val="000000"/>
           <w:sz w:val="21"/>
         </w:rPr>
-        <w:t>測定結果を表2と図3に示す．</w:t>
+        <w:t>本実験は2つの班に分かれて行い，純鉄の測定はもう一方の班が担当した．そのため，純鉄の結果にはその班の測定値を用いた．測定結果を表2と図3に示す．</w:t>
       </w:r>
     </w:p>
     <w:p>
@@ -9692,7 +9056,3576 @@
           <w:color w:val="000000"/>
           <w:sz w:val="19"/>
         </w:rPr>
-        <w:t>図3　アルニコの磁化特性</w:t>
+        <w:t>図3　純鉄の磁化特性</w:t>
+      </w:r>
+    </w:p>
+    <w:p>
+      <w:pPr>
+        <w:spacing w:before="0" w:after="80" w:line="324" w:lineRule="auto"/>
+        <w:ind w:firstLine="210"/>
+      </w:pPr>
+      <w:r>
+        <w:rPr>
+          <w:rFonts w:ascii="Times New Roman" w:hAnsi="Times New Roman" w:eastAsia="ＭＳ 明朝"/>
+          <w:b w:val="0"/>
+          <w:color w:val="000000"/>
+          <w:sz w:val="21"/>
+        </w:rPr>
+        <w:t>純鉄では，わずか 0.2 A で磁束密度が0.13 T まで急に大きくなり，その後は増え方がしだいに小さくなって，5 A で1.13 T に達した．同じ 5 A での空芯の磁束密度（0.055 T）の約21倍であり，純鉄はわずかな磁界で大きく磁化することがわかる．電流を増やすときと減らすときのグラフはほぼ重なり，ループの幅は非常に狭かった．電流を0 A に戻したときの磁束密度（残留磁束密度）は0.01 T と-0.05 T で，最大値の数%しか残らず，磁束密度が0になる電流も0.09 A と-0.01 A とごく小さかった．</w:t>
+      </w:r>
+    </w:p>
+    <w:p>
+      <w:pPr>
+        <w:spacing w:before="0" w:after="80" w:line="324" w:lineRule="auto"/>
+        <w:ind w:firstLine="210"/>
+      </w:pPr>
+      <w:r>
+        <w:rPr>
+          <w:rFonts w:ascii="Times New Roman" w:hAnsi="Times New Roman" w:eastAsia="ＭＳ 明朝"/>
+          <w:b w:val="0"/>
+          <w:color w:val="000000"/>
+          <w:sz w:val="21"/>
+        </w:rPr>
+        <w:t>アルニコと比べると，純鉄は磁束密度が2倍以上大きいのに，残留磁束密度と保磁力（0 になる電流）ははるかに小さい．このように，磁化しやすく，磁界を取り去ると磁化がほとんど残らないことから，純鉄は変圧器やモーター，電磁石の鉄心に適した軟磁性材料であることがわかる．なお，5 A 付近でも磁束密度はわずかに増え続けており，完全な飽和には達していなかった．</w:t>
+      </w:r>
+    </w:p>
+    <w:p>
+      <w:pPr>
+        <w:keepNext/>
+        <w:spacing w:before="180" w:after="100" w:line="324" w:lineRule="auto"/>
+      </w:pPr>
+      <w:r>
+        <w:rPr>
+          <w:rFonts w:ascii="ＭＳ ゴシック" w:hAnsi="ＭＳ ゴシック" w:eastAsia="ＭＳ ゴシック"/>
+          <w:b/>
+          <w:color w:val="000000"/>
+          <w:sz w:val="23"/>
+        </w:rPr>
+        <w:t>4.3　アルニコ</w:t>
+      </w:r>
+    </w:p>
+    <w:p>
+      <w:pPr>
+        <w:keepNext/>
+        <w:spacing w:before="120" w:after="60" w:line="324" w:lineRule="auto"/>
+        <w:jc w:val="center"/>
+      </w:pPr>
+      <w:r>
+        <w:rPr>
+          <w:rFonts w:ascii="Times New Roman" w:hAnsi="Times New Roman" w:eastAsia="ＭＳ 明朝"/>
+          <w:b w:val="0"/>
+          <w:color w:val="000000"/>
+          <w:sz w:val="19"/>
+        </w:rPr>
+        <w:t>表3　アルニコの励磁電流と磁束密度</w:t>
+      </w:r>
+    </w:p>
+    <w:tbl>
+      <w:tblPr>
+        <w:tblStyle w:val="TableGrid"/>
+        <w:tblW w:type="auto" w:w="0"/>
+        <w:jc w:val="center"/>
+        <w:tblLayout w:type="fixed"/>
+        <w:tblLook w:firstColumn="1" w:firstRow="1" w:lastColumn="0" w:lastRow="0" w:noHBand="0" w:noVBand="1" w:val="04A0"/>
+      </w:tblPr>
+      <w:tblGrid>
+        <w:gridCol w:w="907"/>
+        <w:gridCol w:w="907"/>
+        <w:gridCol w:w="907"/>
+        <w:gridCol w:w="907"/>
+        <w:gridCol w:w="907"/>
+        <w:gridCol w:w="907"/>
+        <w:gridCol w:w="907"/>
+        <w:gridCol w:w="907"/>
+        <w:gridCol w:w="907"/>
+        <w:gridCol w:w="907"/>
+      </w:tblGrid>
+      <w:tr>
+        <w:tc>
+          <w:tcPr>
+            <w:tcW w:type="dxa" w:w="907"/>
+          </w:tcPr>
+          <w:p>
+            <w:pPr>
+              <w:jc w:val="center"/>
+            </w:pPr>
+            <w:r/>
+            <w:r>
+              <w:rPr>
+                <w:rFonts w:ascii="Times New Roman" w:hAnsi="Times New Roman" w:eastAsia="ＭＳ 明朝"/>
+                <w:b w:val="0"/>
+                <w:color w:val="000000"/>
+                <w:sz w:val="16"/>
+              </w:rPr>
+              <w:t>(ⅰ) N 増加</w:t>
+              <w:br/>
+              <w:t>I [A]</w:t>
+            </w:r>
+          </w:p>
+        </w:tc>
+        <w:tc>
+          <w:tcPr>
+            <w:tcW w:type="dxa" w:w="907"/>
+          </w:tcPr>
+          <w:p>
+            <w:pPr>
+              <w:jc w:val="center"/>
+            </w:pPr>
+            <w:r/>
+            <w:r>
+              <w:rPr>
+                <w:rFonts w:ascii="Times New Roman" w:hAnsi="Times New Roman" w:eastAsia="ＭＳ 明朝"/>
+                <w:b w:val="0"/>
+                <w:color w:val="000000"/>
+                <w:sz w:val="16"/>
+              </w:rPr>
+              <w:t>B [T]</w:t>
+            </w:r>
+          </w:p>
+        </w:tc>
+        <w:tc>
+          <w:tcPr>
+            <w:tcW w:type="dxa" w:w="907"/>
+          </w:tcPr>
+          <w:p>
+            <w:pPr>
+              <w:jc w:val="center"/>
+            </w:pPr>
+            <w:r/>
+            <w:r>
+              <w:rPr>
+                <w:rFonts w:ascii="Times New Roman" w:hAnsi="Times New Roman" w:eastAsia="ＭＳ 明朝"/>
+                <w:b w:val="0"/>
+                <w:color w:val="000000"/>
+                <w:sz w:val="16"/>
+              </w:rPr>
+              <w:t>(ⅱ) N 減少</w:t>
+              <w:br/>
+              <w:t>I [A]</w:t>
+            </w:r>
+          </w:p>
+        </w:tc>
+        <w:tc>
+          <w:tcPr>
+            <w:tcW w:type="dxa" w:w="907"/>
+          </w:tcPr>
+          <w:p>
+            <w:pPr>
+              <w:jc w:val="center"/>
+            </w:pPr>
+            <w:r/>
+            <w:r>
+              <w:rPr>
+                <w:rFonts w:ascii="Times New Roman" w:hAnsi="Times New Roman" w:eastAsia="ＭＳ 明朝"/>
+                <w:b w:val="0"/>
+                <w:color w:val="000000"/>
+                <w:sz w:val="16"/>
+              </w:rPr>
+              <w:t>B [T]</w:t>
+            </w:r>
+          </w:p>
+        </w:tc>
+        <w:tc>
+          <w:tcPr>
+            <w:tcW w:type="dxa" w:w="907"/>
+          </w:tcPr>
+          <w:p>
+            <w:pPr>
+              <w:jc w:val="center"/>
+            </w:pPr>
+            <w:r/>
+            <w:r>
+              <w:rPr>
+                <w:rFonts w:ascii="Times New Roman" w:hAnsi="Times New Roman" w:eastAsia="ＭＳ 明朝"/>
+                <w:b w:val="0"/>
+                <w:color w:val="000000"/>
+                <w:sz w:val="16"/>
+              </w:rPr>
+              <w:t>(ⅲ) S 増加</w:t>
+              <w:br/>
+              <w:t>I [A]</w:t>
+            </w:r>
+          </w:p>
+        </w:tc>
+        <w:tc>
+          <w:tcPr>
+            <w:tcW w:type="dxa" w:w="907"/>
+          </w:tcPr>
+          <w:p>
+            <w:pPr>
+              <w:jc w:val="center"/>
+            </w:pPr>
+            <w:r/>
+            <w:r>
+              <w:rPr>
+                <w:rFonts w:ascii="Times New Roman" w:hAnsi="Times New Roman" w:eastAsia="ＭＳ 明朝"/>
+                <w:b w:val="0"/>
+                <w:color w:val="000000"/>
+                <w:sz w:val="16"/>
+              </w:rPr>
+              <w:t>B [T]</w:t>
+            </w:r>
+          </w:p>
+        </w:tc>
+        <w:tc>
+          <w:tcPr>
+            <w:tcW w:type="dxa" w:w="907"/>
+          </w:tcPr>
+          <w:p>
+            <w:pPr>
+              <w:jc w:val="center"/>
+            </w:pPr>
+            <w:r/>
+            <w:r>
+              <w:rPr>
+                <w:rFonts w:ascii="Times New Roman" w:hAnsi="Times New Roman" w:eastAsia="ＭＳ 明朝"/>
+                <w:b w:val="0"/>
+                <w:color w:val="000000"/>
+                <w:sz w:val="16"/>
+              </w:rPr>
+              <w:t>(ⅳ) S 減少</w:t>
+              <w:br/>
+              <w:t>I [A]</w:t>
+            </w:r>
+          </w:p>
+        </w:tc>
+        <w:tc>
+          <w:tcPr>
+            <w:tcW w:type="dxa" w:w="907"/>
+          </w:tcPr>
+          <w:p>
+            <w:pPr>
+              <w:jc w:val="center"/>
+            </w:pPr>
+            <w:r/>
+            <w:r>
+              <w:rPr>
+                <w:rFonts w:ascii="Times New Roman" w:hAnsi="Times New Roman" w:eastAsia="ＭＳ 明朝"/>
+                <w:b w:val="0"/>
+                <w:color w:val="000000"/>
+                <w:sz w:val="16"/>
+              </w:rPr>
+              <w:t>B [T]</w:t>
+            </w:r>
+          </w:p>
+        </w:tc>
+        <w:tc>
+          <w:tcPr>
+            <w:tcW w:type="dxa" w:w="907"/>
+          </w:tcPr>
+          <w:p>
+            <w:pPr>
+              <w:jc w:val="center"/>
+            </w:pPr>
+            <w:r/>
+            <w:r>
+              <w:rPr>
+                <w:rFonts w:ascii="Times New Roman" w:hAnsi="Times New Roman" w:eastAsia="ＭＳ 明朝"/>
+                <w:b w:val="0"/>
+                <w:color w:val="000000"/>
+                <w:sz w:val="16"/>
+              </w:rPr>
+              <w:t>(ⅴ) N 再び増加</w:t>
+              <w:br/>
+              <w:t>I [A]</w:t>
+            </w:r>
+          </w:p>
+        </w:tc>
+        <w:tc>
+          <w:tcPr>
+            <w:tcW w:type="dxa" w:w="907"/>
+          </w:tcPr>
+          <w:p>
+            <w:pPr>
+              <w:jc w:val="center"/>
+            </w:pPr>
+            <w:r/>
+            <w:r>
+              <w:rPr>
+                <w:rFonts w:ascii="Times New Roman" w:hAnsi="Times New Roman" w:eastAsia="ＭＳ 明朝"/>
+                <w:b w:val="0"/>
+                <w:color w:val="000000"/>
+                <w:sz w:val="16"/>
+              </w:rPr>
+              <w:t>B [T]</w:t>
+            </w:r>
+          </w:p>
+        </w:tc>
+      </w:tr>
+      <w:tr>
+        <w:tc>
+          <w:tcPr>
+            <w:tcW w:type="dxa" w:w="907"/>
+          </w:tcPr>
+          <w:p>
+            <w:pPr>
+              <w:jc w:val="center"/>
+            </w:pPr>
+            <w:r/>
+            <w:r>
+              <w:rPr>
+                <w:rFonts w:ascii="Times New Roman" w:hAnsi="Times New Roman" w:eastAsia="ＭＳ 明朝"/>
+                <w:b w:val="0"/>
+                <w:color w:val="000000"/>
+                <w:sz w:val="16"/>
+              </w:rPr>
+              <w:t>0.0</w:t>
+            </w:r>
+          </w:p>
+        </w:tc>
+        <w:tc>
+          <w:tcPr>
+            <w:tcW w:type="dxa" w:w="907"/>
+          </w:tcPr>
+          <w:p>
+            <w:pPr>
+              <w:jc w:val="center"/>
+            </w:pPr>
+            <w:r/>
+            <w:r>
+              <w:rPr>
+                <w:rFonts w:ascii="Times New Roman" w:hAnsi="Times New Roman" w:eastAsia="ＭＳ 明朝"/>
+                <w:b w:val="0"/>
+                <w:color w:val="000000"/>
+                <w:sz w:val="16"/>
+              </w:rPr>
+              <w:t>0.000</w:t>
+            </w:r>
+          </w:p>
+        </w:tc>
+        <w:tc>
+          <w:tcPr>
+            <w:tcW w:type="dxa" w:w="907"/>
+          </w:tcPr>
+          <w:p>
+            <w:pPr>
+              <w:jc w:val="center"/>
+            </w:pPr>
+            <w:r/>
+            <w:r>
+              <w:rPr>
+                <w:rFonts w:ascii="Times New Roman" w:hAnsi="Times New Roman" w:eastAsia="ＭＳ 明朝"/>
+                <w:b w:val="0"/>
+                <w:color w:val="000000"/>
+                <w:sz w:val="16"/>
+              </w:rPr>
+              <w:t>6.5</w:t>
+            </w:r>
+          </w:p>
+        </w:tc>
+        <w:tc>
+          <w:tcPr>
+            <w:tcW w:type="dxa" w:w="907"/>
+          </w:tcPr>
+          <w:p>
+            <w:pPr>
+              <w:jc w:val="center"/>
+            </w:pPr>
+            <w:r/>
+            <w:r>
+              <w:rPr>
+                <w:rFonts w:ascii="Times New Roman" w:hAnsi="Times New Roman" w:eastAsia="ＭＳ 明朝"/>
+                <w:b w:val="0"/>
+                <w:color w:val="000000"/>
+                <w:sz w:val="16"/>
+              </w:rPr>
+              <w:t>0.480</w:t>
+            </w:r>
+          </w:p>
+        </w:tc>
+        <w:tc>
+          <w:tcPr>
+            <w:tcW w:type="dxa" w:w="907"/>
+          </w:tcPr>
+          <w:p>
+            <w:pPr>
+              <w:jc w:val="center"/>
+            </w:pPr>
+            <w:r/>
+            <w:r>
+              <w:rPr>
+                <w:rFonts w:ascii="Times New Roman" w:hAnsi="Times New Roman" w:eastAsia="ＭＳ 明朝"/>
+                <w:b w:val="0"/>
+                <w:color w:val="000000"/>
+                <w:sz w:val="16"/>
+              </w:rPr>
+              <w:t>0.0</w:t>
+            </w:r>
+          </w:p>
+        </w:tc>
+        <w:tc>
+          <w:tcPr>
+            <w:tcW w:type="dxa" w:w="907"/>
+          </w:tcPr>
+          <w:p>
+            <w:pPr>
+              <w:jc w:val="center"/>
+            </w:pPr>
+            <w:r/>
+            <w:r>
+              <w:rPr>
+                <w:rFonts w:ascii="Times New Roman" w:hAnsi="Times New Roman" w:eastAsia="ＭＳ 明朝"/>
+                <w:b w:val="0"/>
+                <w:color w:val="000000"/>
+                <w:sz w:val="16"/>
+              </w:rPr>
+              <w:t>0.290</w:t>
+            </w:r>
+          </w:p>
+        </w:tc>
+        <w:tc>
+          <w:tcPr>
+            <w:tcW w:type="dxa" w:w="907"/>
+          </w:tcPr>
+          <w:p>
+            <w:pPr>
+              <w:jc w:val="center"/>
+            </w:pPr>
+            <w:r/>
+            <w:r>
+              <w:rPr>
+                <w:rFonts w:ascii="Times New Roman" w:hAnsi="Times New Roman" w:eastAsia="ＭＳ 明朝"/>
+                <w:b w:val="0"/>
+                <w:color w:val="000000"/>
+                <w:sz w:val="16"/>
+              </w:rPr>
+              <w:t>-6.5</w:t>
+            </w:r>
+          </w:p>
+        </w:tc>
+        <w:tc>
+          <w:tcPr>
+            <w:tcW w:type="dxa" w:w="907"/>
+          </w:tcPr>
+          <w:p>
+            <w:pPr>
+              <w:jc w:val="center"/>
+            </w:pPr>
+            <w:r/>
+            <w:r>
+              <w:rPr>
+                <w:rFonts w:ascii="Times New Roman" w:hAnsi="Times New Roman" w:eastAsia="ＭＳ 明朝"/>
+                <w:b w:val="0"/>
+                <w:color w:val="000000"/>
+                <w:sz w:val="16"/>
+              </w:rPr>
+              <w:t>-0.510</w:t>
+            </w:r>
+          </w:p>
+        </w:tc>
+        <w:tc>
+          <w:tcPr>
+            <w:tcW w:type="dxa" w:w="907"/>
+          </w:tcPr>
+          <w:p>
+            <w:pPr>
+              <w:jc w:val="center"/>
+            </w:pPr>
+            <w:r/>
+            <w:r>
+              <w:rPr>
+                <w:rFonts w:ascii="Times New Roman" w:hAnsi="Times New Roman" w:eastAsia="ＭＳ 明朝"/>
+                <w:b w:val="0"/>
+                <w:color w:val="000000"/>
+                <w:sz w:val="16"/>
+              </w:rPr>
+              <w:t>0.0</w:t>
+            </w:r>
+          </w:p>
+        </w:tc>
+        <w:tc>
+          <w:tcPr>
+            <w:tcW w:type="dxa" w:w="907"/>
+          </w:tcPr>
+          <w:p>
+            <w:pPr>
+              <w:jc w:val="center"/>
+            </w:pPr>
+            <w:r/>
+            <w:r>
+              <w:rPr>
+                <w:rFonts w:ascii="Times New Roman" w:hAnsi="Times New Roman" w:eastAsia="ＭＳ 明朝"/>
+                <w:b w:val="0"/>
+                <w:color w:val="000000"/>
+                <w:sz w:val="16"/>
+              </w:rPr>
+              <w:t>-0.310</w:t>
+            </w:r>
+          </w:p>
+        </w:tc>
+      </w:tr>
+      <w:tr>
+        <w:tc>
+          <w:tcPr>
+            <w:tcW w:type="dxa" w:w="907"/>
+          </w:tcPr>
+          <w:p>
+            <w:pPr>
+              <w:jc w:val="center"/>
+            </w:pPr>
+            <w:r/>
+            <w:r>
+              <w:rPr>
+                <w:rFonts w:ascii="Times New Roman" w:hAnsi="Times New Roman" w:eastAsia="ＭＳ 明朝"/>
+                <w:b w:val="0"/>
+                <w:color w:val="000000"/>
+                <w:sz w:val="16"/>
+              </w:rPr>
+              <w:t>0.2</w:t>
+            </w:r>
+          </w:p>
+        </w:tc>
+        <w:tc>
+          <w:tcPr>
+            <w:tcW w:type="dxa" w:w="907"/>
+          </w:tcPr>
+          <w:p>
+            <w:pPr>
+              <w:jc w:val="center"/>
+            </w:pPr>
+            <w:r/>
+            <w:r>
+              <w:rPr>
+                <w:rFonts w:ascii="Times New Roman" w:hAnsi="Times New Roman" w:eastAsia="ＭＳ 明朝"/>
+                <w:b w:val="0"/>
+                <w:color w:val="000000"/>
+                <w:sz w:val="16"/>
+              </w:rPr>
+              <w:t>0.005</w:t>
+            </w:r>
+          </w:p>
+        </w:tc>
+        <w:tc>
+          <w:tcPr>
+            <w:tcW w:type="dxa" w:w="907"/>
+          </w:tcPr>
+          <w:p>
+            <w:pPr>
+              <w:jc w:val="center"/>
+            </w:pPr>
+            <w:r/>
+            <w:r>
+              <w:rPr>
+                <w:rFonts w:ascii="Times New Roman" w:hAnsi="Times New Roman" w:eastAsia="ＭＳ 明朝"/>
+                <w:b w:val="0"/>
+                <w:color w:val="000000"/>
+                <w:sz w:val="16"/>
+              </w:rPr>
+              <w:t>6.0</w:t>
+            </w:r>
+          </w:p>
+        </w:tc>
+        <w:tc>
+          <w:tcPr>
+            <w:tcW w:type="dxa" w:w="907"/>
+          </w:tcPr>
+          <w:p>
+            <w:pPr>
+              <w:jc w:val="center"/>
+            </w:pPr>
+            <w:r/>
+            <w:r>
+              <w:rPr>
+                <w:rFonts w:ascii="Times New Roman" w:hAnsi="Times New Roman" w:eastAsia="ＭＳ 明朝"/>
+                <w:b w:val="0"/>
+                <w:color w:val="000000"/>
+                <w:sz w:val="16"/>
+              </w:rPr>
+              <w:t>0.480</w:t>
+            </w:r>
+          </w:p>
+        </w:tc>
+        <w:tc>
+          <w:tcPr>
+            <w:tcW w:type="dxa" w:w="907"/>
+          </w:tcPr>
+          <w:p>
+            <w:pPr>
+              <w:jc w:val="center"/>
+            </w:pPr>
+            <w:r/>
+            <w:r>
+              <w:rPr>
+                <w:rFonts w:ascii="Times New Roman" w:hAnsi="Times New Roman" w:eastAsia="ＭＳ 明朝"/>
+                <w:b w:val="0"/>
+                <w:color w:val="000000"/>
+                <w:sz w:val="16"/>
+              </w:rPr>
+              <w:t>-0.5</w:t>
+            </w:r>
+          </w:p>
+        </w:tc>
+        <w:tc>
+          <w:tcPr>
+            <w:tcW w:type="dxa" w:w="907"/>
+          </w:tcPr>
+          <w:p>
+            <w:pPr>
+              <w:jc w:val="center"/>
+            </w:pPr>
+            <w:r/>
+            <w:r>
+              <w:rPr>
+                <w:rFonts w:ascii="Times New Roman" w:hAnsi="Times New Roman" w:eastAsia="ＭＳ 明朝"/>
+                <w:b w:val="0"/>
+                <w:color w:val="000000"/>
+                <w:sz w:val="16"/>
+              </w:rPr>
+              <w:t>0.280</w:t>
+            </w:r>
+          </w:p>
+        </w:tc>
+        <w:tc>
+          <w:tcPr>
+            <w:tcW w:type="dxa" w:w="907"/>
+          </w:tcPr>
+          <w:p>
+            <w:pPr>
+              <w:jc w:val="center"/>
+            </w:pPr>
+            <w:r/>
+            <w:r>
+              <w:rPr>
+                <w:rFonts w:ascii="Times New Roman" w:hAnsi="Times New Roman" w:eastAsia="ＭＳ 明朝"/>
+                <w:b w:val="0"/>
+                <w:color w:val="000000"/>
+                <w:sz w:val="16"/>
+              </w:rPr>
+              <w:t>-6.0</w:t>
+            </w:r>
+          </w:p>
+        </w:tc>
+        <w:tc>
+          <w:tcPr>
+            <w:tcW w:type="dxa" w:w="907"/>
+          </w:tcPr>
+          <w:p>
+            <w:pPr>
+              <w:jc w:val="center"/>
+            </w:pPr>
+            <w:r/>
+            <w:r>
+              <w:rPr>
+                <w:rFonts w:ascii="Times New Roman" w:hAnsi="Times New Roman" w:eastAsia="ＭＳ 明朝"/>
+                <w:b w:val="0"/>
+                <w:color w:val="000000"/>
+                <w:sz w:val="16"/>
+              </w:rPr>
+              <w:t>-0.500</w:t>
+            </w:r>
+          </w:p>
+        </w:tc>
+        <w:tc>
+          <w:tcPr>
+            <w:tcW w:type="dxa" w:w="907"/>
+          </w:tcPr>
+          <w:p>
+            <w:pPr>
+              <w:jc w:val="center"/>
+            </w:pPr>
+            <w:r/>
+            <w:r>
+              <w:rPr>
+                <w:rFonts w:ascii="Times New Roman" w:hAnsi="Times New Roman" w:eastAsia="ＭＳ 明朝"/>
+                <w:b w:val="0"/>
+                <w:color w:val="000000"/>
+                <w:sz w:val="16"/>
+              </w:rPr>
+              <w:t>0.5</w:t>
+            </w:r>
+          </w:p>
+        </w:tc>
+        <w:tc>
+          <w:tcPr>
+            <w:tcW w:type="dxa" w:w="907"/>
+          </w:tcPr>
+          <w:p>
+            <w:pPr>
+              <w:jc w:val="center"/>
+            </w:pPr>
+            <w:r/>
+            <w:r>
+              <w:rPr>
+                <w:rFonts w:ascii="Times New Roman" w:hAnsi="Times New Roman" w:eastAsia="ＭＳ 明朝"/>
+                <w:b w:val="0"/>
+                <w:color w:val="000000"/>
+                <w:sz w:val="16"/>
+              </w:rPr>
+              <w:t>-0.300</w:t>
+            </w:r>
+          </w:p>
+        </w:tc>
+      </w:tr>
+      <w:tr>
+        <w:tc>
+          <w:tcPr>
+            <w:tcW w:type="dxa" w:w="907"/>
+          </w:tcPr>
+          <w:p>
+            <w:pPr>
+              <w:jc w:val="center"/>
+            </w:pPr>
+            <w:r/>
+            <w:r>
+              <w:rPr>
+                <w:rFonts w:ascii="Times New Roman" w:hAnsi="Times New Roman" w:eastAsia="ＭＳ 明朝"/>
+                <w:b w:val="0"/>
+                <w:color w:val="000000"/>
+                <w:sz w:val="16"/>
+              </w:rPr>
+              <w:t>0.4</w:t>
+            </w:r>
+          </w:p>
+        </w:tc>
+        <w:tc>
+          <w:tcPr>
+            <w:tcW w:type="dxa" w:w="907"/>
+          </w:tcPr>
+          <w:p>
+            <w:pPr>
+              <w:jc w:val="center"/>
+            </w:pPr>
+            <w:r/>
+            <w:r>
+              <w:rPr>
+                <w:rFonts w:ascii="Times New Roman" w:hAnsi="Times New Roman" w:eastAsia="ＭＳ 明朝"/>
+                <w:b w:val="0"/>
+                <w:color w:val="000000"/>
+                <w:sz w:val="16"/>
+              </w:rPr>
+              <w:t>0.011</w:t>
+            </w:r>
+          </w:p>
+        </w:tc>
+        <w:tc>
+          <w:tcPr>
+            <w:tcW w:type="dxa" w:w="907"/>
+          </w:tcPr>
+          <w:p>
+            <w:pPr>
+              <w:jc w:val="center"/>
+            </w:pPr>
+            <w:r/>
+            <w:r>
+              <w:rPr>
+                <w:rFonts w:ascii="Times New Roman" w:hAnsi="Times New Roman" w:eastAsia="ＭＳ 明朝"/>
+                <w:b w:val="0"/>
+                <w:color w:val="000000"/>
+                <w:sz w:val="16"/>
+              </w:rPr>
+              <w:t>5.5</w:t>
+            </w:r>
+          </w:p>
+        </w:tc>
+        <w:tc>
+          <w:tcPr>
+            <w:tcW w:type="dxa" w:w="907"/>
+          </w:tcPr>
+          <w:p>
+            <w:pPr>
+              <w:jc w:val="center"/>
+            </w:pPr>
+            <w:r/>
+            <w:r>
+              <w:rPr>
+                <w:rFonts w:ascii="Times New Roman" w:hAnsi="Times New Roman" w:eastAsia="ＭＳ 明朝"/>
+                <w:b w:val="0"/>
+                <w:color w:val="000000"/>
+                <w:sz w:val="16"/>
+              </w:rPr>
+              <w:t>0.450</w:t>
+            </w:r>
+          </w:p>
+        </w:tc>
+        <w:tc>
+          <w:tcPr>
+            <w:tcW w:type="dxa" w:w="907"/>
+          </w:tcPr>
+          <w:p>
+            <w:pPr>
+              <w:jc w:val="center"/>
+            </w:pPr>
+            <w:r/>
+            <w:r>
+              <w:rPr>
+                <w:rFonts w:ascii="Times New Roman" w:hAnsi="Times New Roman" w:eastAsia="ＭＳ 明朝"/>
+                <w:b w:val="0"/>
+                <w:color w:val="000000"/>
+                <w:sz w:val="16"/>
+              </w:rPr>
+              <w:t>-1.0</w:t>
+            </w:r>
+          </w:p>
+        </w:tc>
+        <w:tc>
+          <w:tcPr>
+            <w:tcW w:type="dxa" w:w="907"/>
+          </w:tcPr>
+          <w:p>
+            <w:pPr>
+              <w:jc w:val="center"/>
+            </w:pPr>
+            <w:r/>
+            <w:r>
+              <w:rPr>
+                <w:rFonts w:ascii="Times New Roman" w:hAnsi="Times New Roman" w:eastAsia="ＭＳ 明朝"/>
+                <w:b w:val="0"/>
+                <w:color w:val="000000"/>
+                <w:sz w:val="16"/>
+              </w:rPr>
+              <w:t>0.240</w:t>
+            </w:r>
+          </w:p>
+        </w:tc>
+        <w:tc>
+          <w:tcPr>
+            <w:tcW w:type="dxa" w:w="907"/>
+          </w:tcPr>
+          <w:p>
+            <w:pPr>
+              <w:jc w:val="center"/>
+            </w:pPr>
+            <w:r/>
+            <w:r>
+              <w:rPr>
+                <w:rFonts w:ascii="Times New Roman" w:hAnsi="Times New Roman" w:eastAsia="ＭＳ 明朝"/>
+                <w:b w:val="0"/>
+                <w:color w:val="000000"/>
+                <w:sz w:val="16"/>
+              </w:rPr>
+              <w:t>-5.5</w:t>
+            </w:r>
+          </w:p>
+        </w:tc>
+        <w:tc>
+          <w:tcPr>
+            <w:tcW w:type="dxa" w:w="907"/>
+          </w:tcPr>
+          <w:p>
+            <w:pPr>
+              <w:jc w:val="center"/>
+            </w:pPr>
+            <w:r/>
+            <w:r>
+              <w:rPr>
+                <w:rFonts w:ascii="Times New Roman" w:hAnsi="Times New Roman" w:eastAsia="ＭＳ 明朝"/>
+                <w:b w:val="0"/>
+                <w:color w:val="000000"/>
+                <w:sz w:val="16"/>
+              </w:rPr>
+              <w:t>-0.490</w:t>
+            </w:r>
+          </w:p>
+        </w:tc>
+        <w:tc>
+          <w:tcPr>
+            <w:tcW w:type="dxa" w:w="907"/>
+          </w:tcPr>
+          <w:p>
+            <w:pPr>
+              <w:jc w:val="center"/>
+            </w:pPr>
+            <w:r/>
+            <w:r>
+              <w:rPr>
+                <w:rFonts w:ascii="Times New Roman" w:hAnsi="Times New Roman" w:eastAsia="ＭＳ 明朝"/>
+                <w:b w:val="0"/>
+                <w:color w:val="000000"/>
+                <w:sz w:val="16"/>
+              </w:rPr>
+              <w:t>1.0</w:t>
+            </w:r>
+          </w:p>
+        </w:tc>
+        <w:tc>
+          <w:tcPr>
+            <w:tcW w:type="dxa" w:w="907"/>
+          </w:tcPr>
+          <w:p>
+            <w:pPr>
+              <w:jc w:val="center"/>
+            </w:pPr>
+            <w:r/>
+            <w:r>
+              <w:rPr>
+                <w:rFonts w:ascii="Times New Roman" w:hAnsi="Times New Roman" w:eastAsia="ＭＳ 明朝"/>
+                <w:b w:val="0"/>
+                <w:color w:val="000000"/>
+                <w:sz w:val="16"/>
+              </w:rPr>
+              <w:t>-0.280</w:t>
+            </w:r>
+          </w:p>
+        </w:tc>
+      </w:tr>
+      <w:tr>
+        <w:tc>
+          <w:tcPr>
+            <w:tcW w:type="dxa" w:w="907"/>
+          </w:tcPr>
+          <w:p>
+            <w:pPr>
+              <w:jc w:val="center"/>
+            </w:pPr>
+            <w:r/>
+            <w:r>
+              <w:rPr>
+                <w:rFonts w:ascii="Times New Roman" w:hAnsi="Times New Roman" w:eastAsia="ＭＳ 明朝"/>
+                <w:b w:val="0"/>
+                <w:color w:val="000000"/>
+                <w:sz w:val="16"/>
+              </w:rPr>
+              <w:t>0.6</w:t>
+            </w:r>
+          </w:p>
+        </w:tc>
+        <w:tc>
+          <w:tcPr>
+            <w:tcW w:type="dxa" w:w="907"/>
+          </w:tcPr>
+          <w:p>
+            <w:pPr>
+              <w:jc w:val="center"/>
+            </w:pPr>
+            <w:r/>
+            <w:r>
+              <w:rPr>
+                <w:rFonts w:ascii="Times New Roman" w:hAnsi="Times New Roman" w:eastAsia="ＭＳ 明朝"/>
+                <w:b w:val="0"/>
+                <w:color w:val="000000"/>
+                <w:sz w:val="16"/>
+              </w:rPr>
+              <w:t>0.018</w:t>
+            </w:r>
+          </w:p>
+        </w:tc>
+        <w:tc>
+          <w:tcPr>
+            <w:tcW w:type="dxa" w:w="907"/>
+          </w:tcPr>
+          <w:p>
+            <w:pPr>
+              <w:jc w:val="center"/>
+            </w:pPr>
+            <w:r/>
+            <w:r>
+              <w:rPr>
+                <w:rFonts w:ascii="Times New Roman" w:hAnsi="Times New Roman" w:eastAsia="ＭＳ 明朝"/>
+                <w:b w:val="0"/>
+                <w:color w:val="000000"/>
+                <w:sz w:val="16"/>
+              </w:rPr>
+              <w:t>5.0</w:t>
+            </w:r>
+          </w:p>
+        </w:tc>
+        <w:tc>
+          <w:tcPr>
+            <w:tcW w:type="dxa" w:w="907"/>
+          </w:tcPr>
+          <w:p>
+            <w:pPr>
+              <w:jc w:val="center"/>
+            </w:pPr>
+            <w:r/>
+            <w:r>
+              <w:rPr>
+                <w:rFonts w:ascii="Times New Roman" w:hAnsi="Times New Roman" w:eastAsia="ＭＳ 明朝"/>
+                <w:b w:val="0"/>
+                <w:color w:val="000000"/>
+                <w:sz w:val="16"/>
+              </w:rPr>
+              <w:t>0.420</w:t>
+            </w:r>
+          </w:p>
+        </w:tc>
+        <w:tc>
+          <w:tcPr>
+            <w:tcW w:type="dxa" w:w="907"/>
+          </w:tcPr>
+          <w:p>
+            <w:pPr>
+              <w:jc w:val="center"/>
+            </w:pPr>
+            <w:r/>
+            <w:r>
+              <w:rPr>
+                <w:rFonts w:ascii="Times New Roman" w:hAnsi="Times New Roman" w:eastAsia="ＭＳ 明朝"/>
+                <w:b w:val="0"/>
+                <w:color w:val="000000"/>
+                <w:sz w:val="16"/>
+              </w:rPr>
+              <w:t>-1.5</w:t>
+            </w:r>
+          </w:p>
+        </w:tc>
+        <w:tc>
+          <w:tcPr>
+            <w:tcW w:type="dxa" w:w="907"/>
+          </w:tcPr>
+          <w:p>
+            <w:pPr>
+              <w:jc w:val="center"/>
+            </w:pPr>
+            <w:r/>
+            <w:r>
+              <w:rPr>
+                <w:rFonts w:ascii="Times New Roman" w:hAnsi="Times New Roman" w:eastAsia="ＭＳ 明朝"/>
+                <w:b w:val="0"/>
+                <w:color w:val="000000"/>
+                <w:sz w:val="16"/>
+              </w:rPr>
+              <w:t>0.210</w:t>
+            </w:r>
+          </w:p>
+        </w:tc>
+        <w:tc>
+          <w:tcPr>
+            <w:tcW w:type="dxa" w:w="907"/>
+          </w:tcPr>
+          <w:p>
+            <w:pPr>
+              <w:jc w:val="center"/>
+            </w:pPr>
+            <w:r/>
+            <w:r>
+              <w:rPr>
+                <w:rFonts w:ascii="Times New Roman" w:hAnsi="Times New Roman" w:eastAsia="ＭＳ 明朝"/>
+                <w:b w:val="0"/>
+                <w:color w:val="000000"/>
+                <w:sz w:val="16"/>
+              </w:rPr>
+              <w:t>-5.0</w:t>
+            </w:r>
+          </w:p>
+        </w:tc>
+        <w:tc>
+          <w:tcPr>
+            <w:tcW w:type="dxa" w:w="907"/>
+          </w:tcPr>
+          <w:p>
+            <w:pPr>
+              <w:jc w:val="center"/>
+            </w:pPr>
+            <w:r/>
+            <w:r>
+              <w:rPr>
+                <w:rFonts w:ascii="Times New Roman" w:hAnsi="Times New Roman" w:eastAsia="ＭＳ 明朝"/>
+                <w:b w:val="0"/>
+                <w:color w:val="000000"/>
+                <w:sz w:val="16"/>
+              </w:rPr>
+              <w:t>-0.480</w:t>
+            </w:r>
+          </w:p>
+        </w:tc>
+        <w:tc>
+          <w:tcPr>
+            <w:tcW w:type="dxa" w:w="907"/>
+          </w:tcPr>
+          <w:p>
+            <w:pPr>
+              <w:jc w:val="center"/>
+            </w:pPr>
+            <w:r/>
+            <w:r>
+              <w:rPr>
+                <w:rFonts w:ascii="Times New Roman" w:hAnsi="Times New Roman" w:eastAsia="ＭＳ 明朝"/>
+                <w:b w:val="0"/>
+                <w:color w:val="000000"/>
+                <w:sz w:val="16"/>
+              </w:rPr>
+              <w:t>1.5</w:t>
+            </w:r>
+          </w:p>
+        </w:tc>
+        <w:tc>
+          <w:tcPr>
+            <w:tcW w:type="dxa" w:w="907"/>
+          </w:tcPr>
+          <w:p>
+            <w:pPr>
+              <w:jc w:val="center"/>
+            </w:pPr>
+            <w:r/>
+            <w:r>
+              <w:rPr>
+                <w:rFonts w:ascii="Times New Roman" w:hAnsi="Times New Roman" w:eastAsia="ＭＳ 明朝"/>
+                <w:b w:val="0"/>
+                <w:color w:val="000000"/>
+                <w:sz w:val="16"/>
+              </w:rPr>
+              <w:t>-0.250</w:t>
+            </w:r>
+          </w:p>
+        </w:tc>
+      </w:tr>
+      <w:tr>
+        <w:tc>
+          <w:tcPr>
+            <w:tcW w:type="dxa" w:w="907"/>
+          </w:tcPr>
+          <w:p>
+            <w:pPr>
+              <w:jc w:val="center"/>
+            </w:pPr>
+            <w:r/>
+            <w:r>
+              <w:rPr>
+                <w:rFonts w:ascii="Times New Roman" w:hAnsi="Times New Roman" w:eastAsia="ＭＳ 明朝"/>
+                <w:b w:val="0"/>
+                <w:color w:val="000000"/>
+                <w:sz w:val="16"/>
+              </w:rPr>
+              <w:t>0.8</w:t>
+            </w:r>
+          </w:p>
+        </w:tc>
+        <w:tc>
+          <w:tcPr>
+            <w:tcW w:type="dxa" w:w="907"/>
+          </w:tcPr>
+          <w:p>
+            <w:pPr>
+              <w:jc w:val="center"/>
+            </w:pPr>
+            <w:r/>
+            <w:r>
+              <w:rPr>
+                <w:rFonts w:ascii="Times New Roman" w:hAnsi="Times New Roman" w:eastAsia="ＭＳ 明朝"/>
+                <w:b w:val="0"/>
+                <w:color w:val="000000"/>
+                <w:sz w:val="16"/>
+              </w:rPr>
+              <w:t>0.023</w:t>
+            </w:r>
+          </w:p>
+        </w:tc>
+        <w:tc>
+          <w:tcPr>
+            <w:tcW w:type="dxa" w:w="907"/>
+          </w:tcPr>
+          <w:p>
+            <w:pPr>
+              <w:jc w:val="center"/>
+            </w:pPr>
+            <w:r/>
+            <w:r>
+              <w:rPr>
+                <w:rFonts w:ascii="Times New Roman" w:hAnsi="Times New Roman" w:eastAsia="ＭＳ 明朝"/>
+                <w:b w:val="0"/>
+                <w:color w:val="000000"/>
+                <w:sz w:val="16"/>
+              </w:rPr>
+              <w:t>4.5</w:t>
+            </w:r>
+          </w:p>
+        </w:tc>
+        <w:tc>
+          <w:tcPr>
+            <w:tcW w:type="dxa" w:w="907"/>
+          </w:tcPr>
+          <w:p>
+            <w:pPr>
+              <w:jc w:val="center"/>
+            </w:pPr>
+            <w:r/>
+            <w:r>
+              <w:rPr>
+                <w:rFonts w:ascii="Times New Roman" w:hAnsi="Times New Roman" w:eastAsia="ＭＳ 明朝"/>
+                <w:b w:val="0"/>
+                <w:color w:val="000000"/>
+                <w:sz w:val="16"/>
+              </w:rPr>
+              <w:t>0.400</w:t>
+            </w:r>
+          </w:p>
+        </w:tc>
+        <w:tc>
+          <w:tcPr>
+            <w:tcW w:type="dxa" w:w="907"/>
+          </w:tcPr>
+          <w:p>
+            <w:pPr>
+              <w:jc w:val="center"/>
+            </w:pPr>
+            <w:r/>
+            <w:r>
+              <w:rPr>
+                <w:rFonts w:ascii="Times New Roman" w:hAnsi="Times New Roman" w:eastAsia="ＭＳ 明朝"/>
+                <w:b w:val="0"/>
+                <w:color w:val="000000"/>
+                <w:sz w:val="16"/>
+              </w:rPr>
+              <w:t>-2.0</w:t>
+            </w:r>
+          </w:p>
+        </w:tc>
+        <w:tc>
+          <w:tcPr>
+            <w:tcW w:type="dxa" w:w="907"/>
+          </w:tcPr>
+          <w:p>
+            <w:pPr>
+              <w:jc w:val="center"/>
+            </w:pPr>
+            <w:r/>
+            <w:r>
+              <w:rPr>
+                <w:rFonts w:ascii="Times New Roman" w:hAnsi="Times New Roman" w:eastAsia="ＭＳ 明朝"/>
+                <w:b w:val="0"/>
+                <w:color w:val="000000"/>
+                <w:sz w:val="16"/>
+              </w:rPr>
+              <w:t>0.200</w:t>
+            </w:r>
+          </w:p>
+        </w:tc>
+        <w:tc>
+          <w:tcPr>
+            <w:tcW w:type="dxa" w:w="907"/>
+          </w:tcPr>
+          <w:p>
+            <w:pPr>
+              <w:jc w:val="center"/>
+            </w:pPr>
+            <w:r/>
+            <w:r>
+              <w:rPr>
+                <w:rFonts w:ascii="Times New Roman" w:hAnsi="Times New Roman" w:eastAsia="ＭＳ 明朝"/>
+                <w:b w:val="0"/>
+                <w:color w:val="000000"/>
+                <w:sz w:val="16"/>
+              </w:rPr>
+              <w:t>-4.5</w:t>
+            </w:r>
+          </w:p>
+        </w:tc>
+        <w:tc>
+          <w:tcPr>
+            <w:tcW w:type="dxa" w:w="907"/>
+          </w:tcPr>
+          <w:p>
+            <w:pPr>
+              <w:jc w:val="center"/>
+            </w:pPr>
+            <w:r/>
+            <w:r>
+              <w:rPr>
+                <w:rFonts w:ascii="Times New Roman" w:hAnsi="Times New Roman" w:eastAsia="ＭＳ 明朝"/>
+                <w:b w:val="0"/>
+                <w:color w:val="000000"/>
+                <w:sz w:val="16"/>
+              </w:rPr>
+              <w:t>-0.470</w:t>
+            </w:r>
+          </w:p>
+        </w:tc>
+        <w:tc>
+          <w:tcPr>
+            <w:tcW w:type="dxa" w:w="907"/>
+          </w:tcPr>
+          <w:p>
+            <w:pPr>
+              <w:jc w:val="center"/>
+            </w:pPr>
+            <w:r/>
+            <w:r>
+              <w:rPr>
+                <w:rFonts w:ascii="Times New Roman" w:hAnsi="Times New Roman" w:eastAsia="ＭＳ 明朝"/>
+                <w:b w:val="0"/>
+                <w:color w:val="000000"/>
+                <w:sz w:val="16"/>
+              </w:rPr>
+              <w:t>2.0</w:t>
+            </w:r>
+          </w:p>
+        </w:tc>
+        <w:tc>
+          <w:tcPr>
+            <w:tcW w:type="dxa" w:w="907"/>
+          </w:tcPr>
+          <w:p>
+            <w:pPr>
+              <w:jc w:val="center"/>
+            </w:pPr>
+            <w:r/>
+            <w:r>
+              <w:rPr>
+                <w:rFonts w:ascii="Times New Roman" w:hAnsi="Times New Roman" w:eastAsia="ＭＳ 明朝"/>
+                <w:b w:val="0"/>
+                <w:color w:val="000000"/>
+                <w:sz w:val="16"/>
+              </w:rPr>
+              <w:t>-0.210</w:t>
+            </w:r>
+          </w:p>
+        </w:tc>
+      </w:tr>
+      <w:tr>
+        <w:tc>
+          <w:tcPr>
+            <w:tcW w:type="dxa" w:w="907"/>
+          </w:tcPr>
+          <w:p>
+            <w:pPr>
+              <w:jc w:val="center"/>
+            </w:pPr>
+            <w:r/>
+            <w:r>
+              <w:rPr>
+                <w:rFonts w:ascii="Times New Roman" w:hAnsi="Times New Roman" w:eastAsia="ＭＳ 明朝"/>
+                <w:b w:val="0"/>
+                <w:color w:val="000000"/>
+                <w:sz w:val="16"/>
+              </w:rPr>
+              <w:t>1.0</w:t>
+            </w:r>
+          </w:p>
+        </w:tc>
+        <w:tc>
+          <w:tcPr>
+            <w:tcW w:type="dxa" w:w="907"/>
+          </w:tcPr>
+          <w:p>
+            <w:pPr>
+              <w:jc w:val="center"/>
+            </w:pPr>
+            <w:r/>
+            <w:r>
+              <w:rPr>
+                <w:rFonts w:ascii="Times New Roman" w:hAnsi="Times New Roman" w:eastAsia="ＭＳ 明朝"/>
+                <w:b w:val="0"/>
+                <w:color w:val="000000"/>
+                <w:sz w:val="16"/>
+              </w:rPr>
+              <w:t>0.031</w:t>
+            </w:r>
+          </w:p>
+        </w:tc>
+        <w:tc>
+          <w:tcPr>
+            <w:tcW w:type="dxa" w:w="907"/>
+          </w:tcPr>
+          <w:p>
+            <w:pPr>
+              <w:jc w:val="center"/>
+            </w:pPr>
+            <w:r/>
+            <w:r>
+              <w:rPr>
+                <w:rFonts w:ascii="Times New Roman" w:hAnsi="Times New Roman" w:eastAsia="ＭＳ 明朝"/>
+                <w:b w:val="0"/>
+                <w:color w:val="000000"/>
+                <w:sz w:val="16"/>
+              </w:rPr>
+              <w:t>4.0</w:t>
+            </w:r>
+          </w:p>
+        </w:tc>
+        <w:tc>
+          <w:tcPr>
+            <w:tcW w:type="dxa" w:w="907"/>
+          </w:tcPr>
+          <w:p>
+            <w:pPr>
+              <w:jc w:val="center"/>
+            </w:pPr>
+            <w:r/>
+            <w:r>
+              <w:rPr>
+                <w:rFonts w:ascii="Times New Roman" w:hAnsi="Times New Roman" w:eastAsia="ＭＳ 明朝"/>
+                <w:b w:val="0"/>
+                <w:color w:val="000000"/>
+                <w:sz w:val="16"/>
+              </w:rPr>
+              <w:t>0.390</w:t>
+            </w:r>
+          </w:p>
+        </w:tc>
+        <w:tc>
+          <w:tcPr>
+            <w:tcW w:type="dxa" w:w="907"/>
+          </w:tcPr>
+          <w:p>
+            <w:pPr>
+              <w:jc w:val="center"/>
+            </w:pPr>
+            <w:r/>
+            <w:r>
+              <w:rPr>
+                <w:rFonts w:ascii="Times New Roman" w:hAnsi="Times New Roman" w:eastAsia="ＭＳ 明朝"/>
+                <w:b w:val="0"/>
+                <w:color w:val="000000"/>
+                <w:sz w:val="16"/>
+              </w:rPr>
+              <w:t>-2.5</w:t>
+            </w:r>
+          </w:p>
+        </w:tc>
+        <w:tc>
+          <w:tcPr>
+            <w:tcW w:type="dxa" w:w="907"/>
+          </w:tcPr>
+          <w:p>
+            <w:pPr>
+              <w:jc w:val="center"/>
+            </w:pPr>
+            <w:r/>
+            <w:r>
+              <w:rPr>
+                <w:rFonts w:ascii="Times New Roman" w:hAnsi="Times New Roman" w:eastAsia="ＭＳ 明朝"/>
+                <w:b w:val="0"/>
+                <w:color w:val="000000"/>
+                <w:sz w:val="16"/>
+              </w:rPr>
+              <w:t>0.180</w:t>
+            </w:r>
+          </w:p>
+        </w:tc>
+        <w:tc>
+          <w:tcPr>
+            <w:tcW w:type="dxa" w:w="907"/>
+          </w:tcPr>
+          <w:p>
+            <w:pPr>
+              <w:jc w:val="center"/>
+            </w:pPr>
+            <w:r/>
+            <w:r>
+              <w:rPr>
+                <w:rFonts w:ascii="Times New Roman" w:hAnsi="Times New Roman" w:eastAsia="ＭＳ 明朝"/>
+                <w:b w:val="0"/>
+                <w:color w:val="000000"/>
+                <w:sz w:val="16"/>
+              </w:rPr>
+              <w:t>-4.0</w:t>
+            </w:r>
+          </w:p>
+        </w:tc>
+        <w:tc>
+          <w:tcPr>
+            <w:tcW w:type="dxa" w:w="907"/>
+          </w:tcPr>
+          <w:p>
+            <w:pPr>
+              <w:jc w:val="center"/>
+            </w:pPr>
+            <w:r/>
+            <w:r>
+              <w:rPr>
+                <w:rFonts w:ascii="Times New Roman" w:hAnsi="Times New Roman" w:eastAsia="ＭＳ 明朝"/>
+                <w:b w:val="0"/>
+                <w:color w:val="000000"/>
+                <w:sz w:val="16"/>
+              </w:rPr>
+              <w:t>-0.450</w:t>
+            </w:r>
+          </w:p>
+        </w:tc>
+        <w:tc>
+          <w:tcPr>
+            <w:tcW w:type="dxa" w:w="907"/>
+          </w:tcPr>
+          <w:p>
+            <w:pPr>
+              <w:jc w:val="center"/>
+            </w:pPr>
+            <w:r/>
+            <w:r>
+              <w:rPr>
+                <w:rFonts w:ascii="Times New Roman" w:hAnsi="Times New Roman" w:eastAsia="ＭＳ 明朝"/>
+                <w:b w:val="0"/>
+                <w:color w:val="000000"/>
+                <w:sz w:val="16"/>
+              </w:rPr>
+              <w:t>2.5</w:t>
+            </w:r>
+          </w:p>
+        </w:tc>
+        <w:tc>
+          <w:tcPr>
+            <w:tcW w:type="dxa" w:w="907"/>
+          </w:tcPr>
+          <w:p>
+            <w:pPr>
+              <w:jc w:val="center"/>
+            </w:pPr>
+            <w:r/>
+            <w:r>
+              <w:rPr>
+                <w:rFonts w:ascii="Times New Roman" w:hAnsi="Times New Roman" w:eastAsia="ＭＳ 明朝"/>
+                <w:b w:val="0"/>
+                <w:color w:val="000000"/>
+                <w:sz w:val="16"/>
+              </w:rPr>
+              <w:t>-0.200</w:t>
+            </w:r>
+          </w:p>
+        </w:tc>
+      </w:tr>
+      <w:tr>
+        <w:tc>
+          <w:tcPr>
+            <w:tcW w:type="dxa" w:w="907"/>
+          </w:tcPr>
+          <w:p>
+            <w:pPr>
+              <w:jc w:val="center"/>
+            </w:pPr>
+            <w:r/>
+            <w:r>
+              <w:rPr>
+                <w:rFonts w:ascii="Times New Roman" w:hAnsi="Times New Roman" w:eastAsia="ＭＳ 明朝"/>
+                <w:b w:val="0"/>
+                <w:color w:val="000000"/>
+                <w:sz w:val="16"/>
+              </w:rPr>
+              <w:t>1.5</w:t>
+            </w:r>
+          </w:p>
+        </w:tc>
+        <w:tc>
+          <w:tcPr>
+            <w:tcW w:type="dxa" w:w="907"/>
+          </w:tcPr>
+          <w:p>
+            <w:pPr>
+              <w:jc w:val="center"/>
+            </w:pPr>
+            <w:r/>
+            <w:r>
+              <w:rPr>
+                <w:rFonts w:ascii="Times New Roman" w:hAnsi="Times New Roman" w:eastAsia="ＭＳ 明朝"/>
+                <w:b w:val="0"/>
+                <w:color w:val="000000"/>
+                <w:sz w:val="16"/>
+              </w:rPr>
+              <w:t>0.047</w:t>
+            </w:r>
+          </w:p>
+        </w:tc>
+        <w:tc>
+          <w:tcPr>
+            <w:tcW w:type="dxa" w:w="907"/>
+          </w:tcPr>
+          <w:p>
+            <w:pPr>
+              <w:jc w:val="center"/>
+            </w:pPr>
+            <w:r/>
+            <w:r>
+              <w:rPr>
+                <w:rFonts w:ascii="Times New Roman" w:hAnsi="Times New Roman" w:eastAsia="ＭＳ 明朝"/>
+                <w:b w:val="0"/>
+                <w:color w:val="000000"/>
+                <w:sz w:val="16"/>
+              </w:rPr>
+              <w:t>3.5</w:t>
+            </w:r>
+          </w:p>
+        </w:tc>
+        <w:tc>
+          <w:tcPr>
+            <w:tcW w:type="dxa" w:w="907"/>
+          </w:tcPr>
+          <w:p>
+            <w:pPr>
+              <w:jc w:val="center"/>
+            </w:pPr>
+            <w:r/>
+            <w:r>
+              <w:rPr>
+                <w:rFonts w:ascii="Times New Roman" w:hAnsi="Times New Roman" w:eastAsia="ＭＳ 明朝"/>
+                <w:b w:val="0"/>
+                <w:color w:val="000000"/>
+                <w:sz w:val="16"/>
+              </w:rPr>
+              <w:t>0.380</w:t>
+            </w:r>
+          </w:p>
+        </w:tc>
+        <w:tc>
+          <w:tcPr>
+            <w:tcW w:type="dxa" w:w="907"/>
+          </w:tcPr>
+          <w:p>
+            <w:pPr>
+              <w:jc w:val="center"/>
+            </w:pPr>
+            <w:r/>
+            <w:r>
+              <w:rPr>
+                <w:rFonts w:ascii="Times New Roman" w:hAnsi="Times New Roman" w:eastAsia="ＭＳ 明朝"/>
+                <w:b w:val="0"/>
+                <w:color w:val="000000"/>
+                <w:sz w:val="16"/>
+              </w:rPr>
+              <w:t>-3.0</w:t>
+            </w:r>
+          </w:p>
+        </w:tc>
+        <w:tc>
+          <w:tcPr>
+            <w:tcW w:type="dxa" w:w="907"/>
+          </w:tcPr>
+          <w:p>
+            <w:pPr>
+              <w:jc w:val="center"/>
+            </w:pPr>
+            <w:r/>
+            <w:r>
+              <w:rPr>
+                <w:rFonts w:ascii="Times New Roman" w:hAnsi="Times New Roman" w:eastAsia="ＭＳ 明朝"/>
+                <w:b w:val="0"/>
+                <w:color w:val="000000"/>
+                <w:sz w:val="16"/>
+              </w:rPr>
+              <w:t>0.110</w:t>
+            </w:r>
+          </w:p>
+        </w:tc>
+        <w:tc>
+          <w:tcPr>
+            <w:tcW w:type="dxa" w:w="907"/>
+          </w:tcPr>
+          <w:p>
+            <w:pPr>
+              <w:jc w:val="center"/>
+            </w:pPr>
+            <w:r/>
+            <w:r>
+              <w:rPr>
+                <w:rFonts w:ascii="Times New Roman" w:hAnsi="Times New Roman" w:eastAsia="ＭＳ 明朝"/>
+                <w:b w:val="0"/>
+                <w:color w:val="000000"/>
+                <w:sz w:val="16"/>
+              </w:rPr>
+              <w:t>-3.5</w:t>
+            </w:r>
+          </w:p>
+        </w:tc>
+        <w:tc>
+          <w:tcPr>
+            <w:tcW w:type="dxa" w:w="907"/>
+          </w:tcPr>
+          <w:p>
+            <w:pPr>
+              <w:jc w:val="center"/>
+            </w:pPr>
+            <w:r/>
+            <w:r>
+              <w:rPr>
+                <w:rFonts w:ascii="Times New Roman" w:hAnsi="Times New Roman" w:eastAsia="ＭＳ 明朝"/>
+                <w:b w:val="0"/>
+                <w:color w:val="000000"/>
+                <w:sz w:val="16"/>
+              </w:rPr>
+              <w:t>-0.430</w:t>
+            </w:r>
+          </w:p>
+        </w:tc>
+        <w:tc>
+          <w:tcPr>
+            <w:tcW w:type="dxa" w:w="907"/>
+          </w:tcPr>
+          <w:p>
+            <w:pPr>
+              <w:jc w:val="center"/>
+            </w:pPr>
+            <w:r/>
+            <w:r>
+              <w:rPr>
+                <w:rFonts w:ascii="Times New Roman" w:hAnsi="Times New Roman" w:eastAsia="ＭＳ 明朝"/>
+                <w:b w:val="0"/>
+                <w:color w:val="000000"/>
+                <w:sz w:val="16"/>
+              </w:rPr>
+              <w:t>3.0</w:t>
+            </w:r>
+          </w:p>
+        </w:tc>
+        <w:tc>
+          <w:tcPr>
+            <w:tcW w:type="dxa" w:w="907"/>
+          </w:tcPr>
+          <w:p>
+            <w:pPr>
+              <w:jc w:val="center"/>
+            </w:pPr>
+            <w:r/>
+            <w:r>
+              <w:rPr>
+                <w:rFonts w:ascii="Times New Roman" w:hAnsi="Times New Roman" w:eastAsia="ＭＳ 明朝"/>
+                <w:b w:val="0"/>
+                <w:color w:val="000000"/>
+                <w:sz w:val="16"/>
+              </w:rPr>
+              <w:t>-0.170</w:t>
+            </w:r>
+          </w:p>
+        </w:tc>
+      </w:tr>
+      <w:tr>
+        <w:tc>
+          <w:tcPr>
+            <w:tcW w:type="dxa" w:w="907"/>
+          </w:tcPr>
+          <w:p>
+            <w:pPr>
+              <w:jc w:val="center"/>
+            </w:pPr>
+            <w:r/>
+            <w:r>
+              <w:rPr>
+                <w:rFonts w:ascii="Times New Roman" w:hAnsi="Times New Roman" w:eastAsia="ＭＳ 明朝"/>
+                <w:b w:val="0"/>
+                <w:color w:val="000000"/>
+                <w:sz w:val="16"/>
+              </w:rPr>
+              <w:t>2.0</w:t>
+            </w:r>
+          </w:p>
+        </w:tc>
+        <w:tc>
+          <w:tcPr>
+            <w:tcW w:type="dxa" w:w="907"/>
+          </w:tcPr>
+          <w:p>
+            <w:pPr>
+              <w:jc w:val="center"/>
+            </w:pPr>
+            <w:r/>
+            <w:r>
+              <w:rPr>
+                <w:rFonts w:ascii="Times New Roman" w:hAnsi="Times New Roman" w:eastAsia="ＭＳ 明朝"/>
+                <w:b w:val="0"/>
+                <w:color w:val="000000"/>
+                <w:sz w:val="16"/>
+              </w:rPr>
+              <w:t>0.065</w:t>
+            </w:r>
+          </w:p>
+        </w:tc>
+        <w:tc>
+          <w:tcPr>
+            <w:tcW w:type="dxa" w:w="907"/>
+          </w:tcPr>
+          <w:p>
+            <w:pPr>
+              <w:jc w:val="center"/>
+            </w:pPr>
+            <w:r/>
+            <w:r>
+              <w:rPr>
+                <w:rFonts w:ascii="Times New Roman" w:hAnsi="Times New Roman" w:eastAsia="ＭＳ 明朝"/>
+                <w:b w:val="0"/>
+                <w:color w:val="000000"/>
+                <w:sz w:val="16"/>
+              </w:rPr>
+              <w:t>3.0</w:t>
+            </w:r>
+          </w:p>
+        </w:tc>
+        <w:tc>
+          <w:tcPr>
+            <w:tcW w:type="dxa" w:w="907"/>
+          </w:tcPr>
+          <w:p>
+            <w:pPr>
+              <w:jc w:val="center"/>
+            </w:pPr>
+            <w:r/>
+            <w:r>
+              <w:rPr>
+                <w:rFonts w:ascii="Times New Roman" w:hAnsi="Times New Roman" w:eastAsia="ＭＳ 明朝"/>
+                <w:b w:val="0"/>
+                <w:color w:val="000000"/>
+                <w:sz w:val="16"/>
+              </w:rPr>
+              <w:t>0.380</w:t>
+            </w:r>
+          </w:p>
+        </w:tc>
+        <w:tc>
+          <w:tcPr>
+            <w:tcW w:type="dxa" w:w="907"/>
+          </w:tcPr>
+          <w:p>
+            <w:pPr>
+              <w:jc w:val="center"/>
+            </w:pPr>
+            <w:r/>
+            <w:r>
+              <w:rPr>
+                <w:rFonts w:ascii="Times New Roman" w:hAnsi="Times New Roman" w:eastAsia="ＭＳ 明朝"/>
+                <w:b w:val="0"/>
+                <w:color w:val="000000"/>
+                <w:sz w:val="16"/>
+              </w:rPr>
+              <w:t>-3.5</w:t>
+            </w:r>
+          </w:p>
+        </w:tc>
+        <w:tc>
+          <w:tcPr>
+            <w:tcW w:type="dxa" w:w="907"/>
+          </w:tcPr>
+          <w:p>
+            <w:pPr>
+              <w:jc w:val="center"/>
+            </w:pPr>
+            <w:r/>
+            <w:r>
+              <w:rPr>
+                <w:rFonts w:ascii="Times New Roman" w:hAnsi="Times New Roman" w:eastAsia="ＭＳ 明朝"/>
+                <w:b w:val="0"/>
+                <w:color w:val="000000"/>
+                <w:sz w:val="16"/>
+              </w:rPr>
+              <w:t>0.091</w:t>
+            </w:r>
+          </w:p>
+        </w:tc>
+        <w:tc>
+          <w:tcPr>
+            <w:tcW w:type="dxa" w:w="907"/>
+          </w:tcPr>
+          <w:p>
+            <w:pPr>
+              <w:jc w:val="center"/>
+            </w:pPr>
+            <w:r/>
+            <w:r>
+              <w:rPr>
+                <w:rFonts w:ascii="Times New Roman" w:hAnsi="Times New Roman" w:eastAsia="ＭＳ 明朝"/>
+                <w:b w:val="0"/>
+                <w:color w:val="000000"/>
+                <w:sz w:val="16"/>
+              </w:rPr>
+              <w:t>-3.0</w:t>
+            </w:r>
+          </w:p>
+        </w:tc>
+        <w:tc>
+          <w:tcPr>
+            <w:tcW w:type="dxa" w:w="907"/>
+          </w:tcPr>
+          <w:p>
+            <w:pPr>
+              <w:jc w:val="center"/>
+            </w:pPr>
+            <w:r/>
+            <w:r>
+              <w:rPr>
+                <w:rFonts w:ascii="Times New Roman" w:hAnsi="Times New Roman" w:eastAsia="ＭＳ 明朝"/>
+                <w:b w:val="0"/>
+                <w:color w:val="000000"/>
+                <w:sz w:val="16"/>
+              </w:rPr>
+              <w:t>-0.410</w:t>
+            </w:r>
+          </w:p>
+        </w:tc>
+        <w:tc>
+          <w:tcPr>
+            <w:tcW w:type="dxa" w:w="907"/>
+          </w:tcPr>
+          <w:p>
+            <w:pPr>
+              <w:jc w:val="center"/>
+            </w:pPr>
+            <w:r/>
+            <w:r>
+              <w:rPr>
+                <w:rFonts w:ascii="Times New Roman" w:hAnsi="Times New Roman" w:eastAsia="ＭＳ 明朝"/>
+                <w:b w:val="0"/>
+                <w:color w:val="000000"/>
+                <w:sz w:val="16"/>
+              </w:rPr>
+              <w:t>3.5</w:t>
+            </w:r>
+          </w:p>
+        </w:tc>
+        <w:tc>
+          <w:tcPr>
+            <w:tcW w:type="dxa" w:w="907"/>
+          </w:tcPr>
+          <w:p>
+            <w:pPr>
+              <w:jc w:val="center"/>
+            </w:pPr>
+            <w:r/>
+            <w:r>
+              <w:rPr>
+                <w:rFonts w:ascii="Times New Roman" w:hAnsi="Times New Roman" w:eastAsia="ＭＳ 明朝"/>
+                <w:b w:val="0"/>
+                <w:color w:val="000000"/>
+                <w:sz w:val="16"/>
+              </w:rPr>
+              <w:t>-0.100</w:t>
+            </w:r>
+          </w:p>
+        </w:tc>
+      </w:tr>
+      <w:tr>
+        <w:tc>
+          <w:tcPr>
+            <w:tcW w:type="dxa" w:w="907"/>
+          </w:tcPr>
+          <w:p>
+            <w:pPr>
+              <w:jc w:val="center"/>
+            </w:pPr>
+            <w:r/>
+            <w:r>
+              <w:rPr>
+                <w:rFonts w:ascii="Times New Roman" w:hAnsi="Times New Roman" w:eastAsia="ＭＳ 明朝"/>
+                <w:b w:val="0"/>
+                <w:color w:val="000000"/>
+                <w:sz w:val="16"/>
+              </w:rPr>
+              <w:t>2.5</w:t>
+            </w:r>
+          </w:p>
+        </w:tc>
+        <w:tc>
+          <w:tcPr>
+            <w:tcW w:type="dxa" w:w="907"/>
+          </w:tcPr>
+          <w:p>
+            <w:pPr>
+              <w:jc w:val="center"/>
+            </w:pPr>
+            <w:r/>
+            <w:r>
+              <w:rPr>
+                <w:rFonts w:ascii="Times New Roman" w:hAnsi="Times New Roman" w:eastAsia="ＭＳ 明朝"/>
+                <w:b w:val="0"/>
+                <w:color w:val="000000"/>
+                <w:sz w:val="16"/>
+              </w:rPr>
+              <w:t>0.082</w:t>
+            </w:r>
+          </w:p>
+        </w:tc>
+        <w:tc>
+          <w:tcPr>
+            <w:tcW w:type="dxa" w:w="907"/>
+          </w:tcPr>
+          <w:p>
+            <w:pPr>
+              <w:jc w:val="center"/>
+            </w:pPr>
+            <w:r/>
+            <w:r>
+              <w:rPr>
+                <w:rFonts w:ascii="Times New Roman" w:hAnsi="Times New Roman" w:eastAsia="ＭＳ 明朝"/>
+                <w:b w:val="0"/>
+                <w:color w:val="000000"/>
+                <w:sz w:val="16"/>
+              </w:rPr>
+              <w:t>2.5</w:t>
+            </w:r>
+          </w:p>
+        </w:tc>
+        <w:tc>
+          <w:tcPr>
+            <w:tcW w:type="dxa" w:w="907"/>
+          </w:tcPr>
+          <w:p>
+            <w:pPr>
+              <w:jc w:val="center"/>
+            </w:pPr>
+            <w:r/>
+            <w:r>
+              <w:rPr>
+                <w:rFonts w:ascii="Times New Roman" w:hAnsi="Times New Roman" w:eastAsia="ＭＳ 明朝"/>
+                <w:b w:val="0"/>
+                <w:color w:val="000000"/>
+                <w:sz w:val="16"/>
+              </w:rPr>
+              <w:t>0.370</w:t>
+            </w:r>
+          </w:p>
+        </w:tc>
+        <w:tc>
+          <w:tcPr>
+            <w:tcW w:type="dxa" w:w="907"/>
+          </w:tcPr>
+          <w:p>
+            <w:pPr>
+              <w:jc w:val="center"/>
+            </w:pPr>
+            <w:r/>
+            <w:r>
+              <w:rPr>
+                <w:rFonts w:ascii="Times New Roman" w:hAnsi="Times New Roman" w:eastAsia="ＭＳ 明朝"/>
+                <w:b w:val="0"/>
+                <w:color w:val="000000"/>
+                <w:sz w:val="16"/>
+              </w:rPr>
+              <w:t>-4.0</w:t>
+            </w:r>
+          </w:p>
+        </w:tc>
+        <w:tc>
+          <w:tcPr>
+            <w:tcW w:type="dxa" w:w="907"/>
+          </w:tcPr>
+          <w:p>
+            <w:pPr>
+              <w:jc w:val="center"/>
+            </w:pPr>
+            <w:r/>
+            <w:r>
+              <w:rPr>
+                <w:rFonts w:ascii="Times New Roman" w:hAnsi="Times New Roman" w:eastAsia="ＭＳ 明朝"/>
+                <w:b w:val="0"/>
+                <w:color w:val="000000"/>
+                <w:sz w:val="16"/>
+              </w:rPr>
+              <w:t>0.002</w:t>
+            </w:r>
+          </w:p>
+        </w:tc>
+        <w:tc>
+          <w:tcPr>
+            <w:tcW w:type="dxa" w:w="907"/>
+          </w:tcPr>
+          <w:p>
+            <w:pPr>
+              <w:jc w:val="center"/>
+            </w:pPr>
+            <w:r/>
+            <w:r>
+              <w:rPr>
+                <w:rFonts w:ascii="Times New Roman" w:hAnsi="Times New Roman" w:eastAsia="ＭＳ 明朝"/>
+                <w:b w:val="0"/>
+                <w:color w:val="000000"/>
+                <w:sz w:val="16"/>
+              </w:rPr>
+              <w:t>-2.5</w:t>
+            </w:r>
+          </w:p>
+        </w:tc>
+        <w:tc>
+          <w:tcPr>
+            <w:tcW w:type="dxa" w:w="907"/>
+          </w:tcPr>
+          <w:p>
+            <w:pPr>
+              <w:jc w:val="center"/>
+            </w:pPr>
+            <w:r/>
+            <w:r>
+              <w:rPr>
+                <w:rFonts w:ascii="Times New Roman" w:hAnsi="Times New Roman" w:eastAsia="ＭＳ 明朝"/>
+                <w:b w:val="0"/>
+                <w:color w:val="000000"/>
+                <w:sz w:val="16"/>
+              </w:rPr>
+              <w:t>-0.400</w:t>
+            </w:r>
+          </w:p>
+        </w:tc>
+        <w:tc>
+          <w:tcPr>
+            <w:tcW w:type="dxa" w:w="907"/>
+          </w:tcPr>
+          <w:p>
+            <w:pPr>
+              <w:jc w:val="center"/>
+            </w:pPr>
+            <w:r/>
+            <w:r>
+              <w:rPr>
+                <w:rFonts w:ascii="Times New Roman" w:hAnsi="Times New Roman" w:eastAsia="ＭＳ 明朝"/>
+                <w:b w:val="0"/>
+                <w:color w:val="000000"/>
+                <w:sz w:val="16"/>
+              </w:rPr>
+              <w:t>4.0</w:t>
+            </w:r>
+          </w:p>
+        </w:tc>
+        <w:tc>
+          <w:tcPr>
+            <w:tcW w:type="dxa" w:w="907"/>
+          </w:tcPr>
+          <w:p>
+            <w:pPr>
+              <w:jc w:val="center"/>
+            </w:pPr>
+            <w:r/>
+            <w:r>
+              <w:rPr>
+                <w:rFonts w:ascii="Times New Roman" w:hAnsi="Times New Roman" w:eastAsia="ＭＳ 明朝"/>
+                <w:b w:val="0"/>
+                <w:color w:val="000000"/>
+                <w:sz w:val="16"/>
+              </w:rPr>
+              <w:t>-0.010</w:t>
+            </w:r>
+          </w:p>
+        </w:tc>
+      </w:tr>
+      <w:tr>
+        <w:tc>
+          <w:tcPr>
+            <w:tcW w:type="dxa" w:w="907"/>
+          </w:tcPr>
+          <w:p>
+            <w:pPr>
+              <w:jc w:val="center"/>
+            </w:pPr>
+            <w:r/>
+            <w:r>
+              <w:rPr>
+                <w:rFonts w:ascii="Times New Roman" w:hAnsi="Times New Roman" w:eastAsia="ＭＳ 明朝"/>
+                <w:b w:val="0"/>
+                <w:color w:val="000000"/>
+                <w:sz w:val="16"/>
+              </w:rPr>
+              <w:t>3.0</w:t>
+            </w:r>
+          </w:p>
+        </w:tc>
+        <w:tc>
+          <w:tcPr>
+            <w:tcW w:type="dxa" w:w="907"/>
+          </w:tcPr>
+          <w:p>
+            <w:pPr>
+              <w:jc w:val="center"/>
+            </w:pPr>
+            <w:r/>
+            <w:r>
+              <w:rPr>
+                <w:rFonts w:ascii="Times New Roman" w:hAnsi="Times New Roman" w:eastAsia="ＭＳ 明朝"/>
+                <w:b w:val="0"/>
+                <w:color w:val="000000"/>
+                <w:sz w:val="16"/>
+              </w:rPr>
+              <w:t>0.092</w:t>
+            </w:r>
+          </w:p>
+        </w:tc>
+        <w:tc>
+          <w:tcPr>
+            <w:tcW w:type="dxa" w:w="907"/>
+          </w:tcPr>
+          <w:p>
+            <w:pPr>
+              <w:jc w:val="center"/>
+            </w:pPr>
+            <w:r/>
+            <w:r>
+              <w:rPr>
+                <w:rFonts w:ascii="Times New Roman" w:hAnsi="Times New Roman" w:eastAsia="ＭＳ 明朝"/>
+                <w:b w:val="0"/>
+                <w:color w:val="000000"/>
+                <w:sz w:val="16"/>
+              </w:rPr>
+              <w:t>2.0</w:t>
+            </w:r>
+          </w:p>
+        </w:tc>
+        <w:tc>
+          <w:tcPr>
+            <w:tcW w:type="dxa" w:w="907"/>
+          </w:tcPr>
+          <w:p>
+            <w:pPr>
+              <w:jc w:val="center"/>
+            </w:pPr>
+            <w:r/>
+            <w:r>
+              <w:rPr>
+                <w:rFonts w:ascii="Times New Roman" w:hAnsi="Times New Roman" w:eastAsia="ＭＳ 明朝"/>
+                <w:b w:val="0"/>
+                <w:color w:val="000000"/>
+                <w:sz w:val="16"/>
+              </w:rPr>
+              <w:t>0.360</w:t>
+            </w:r>
+          </w:p>
+        </w:tc>
+        <w:tc>
+          <w:tcPr>
+            <w:tcW w:type="dxa" w:w="907"/>
+          </w:tcPr>
+          <w:p>
+            <w:pPr>
+              <w:jc w:val="center"/>
+            </w:pPr>
+            <w:r/>
+            <w:r>
+              <w:rPr>
+                <w:rFonts w:ascii="Times New Roman" w:hAnsi="Times New Roman" w:eastAsia="ＭＳ 明朝"/>
+                <w:b w:val="0"/>
+                <w:color w:val="000000"/>
+                <w:sz w:val="16"/>
+              </w:rPr>
+              <w:t>-4.5</w:t>
+            </w:r>
+          </w:p>
+        </w:tc>
+        <w:tc>
+          <w:tcPr>
+            <w:tcW w:type="dxa" w:w="907"/>
+          </w:tcPr>
+          <w:p>
+            <w:pPr>
+              <w:jc w:val="center"/>
+            </w:pPr>
+            <w:r/>
+            <w:r>
+              <w:rPr>
+                <w:rFonts w:ascii="Times New Roman" w:hAnsi="Times New Roman" w:eastAsia="ＭＳ 明朝"/>
+                <w:b w:val="0"/>
+                <w:color w:val="000000"/>
+                <w:sz w:val="16"/>
+              </w:rPr>
+              <w:t>-0.071</w:t>
+            </w:r>
+          </w:p>
+        </w:tc>
+        <w:tc>
+          <w:tcPr>
+            <w:tcW w:type="dxa" w:w="907"/>
+          </w:tcPr>
+          <w:p>
+            <w:pPr>
+              <w:jc w:val="center"/>
+            </w:pPr>
+            <w:r/>
+            <w:r>
+              <w:rPr>
+                <w:rFonts w:ascii="Times New Roman" w:hAnsi="Times New Roman" w:eastAsia="ＭＳ 明朝"/>
+                <w:b w:val="0"/>
+                <w:color w:val="000000"/>
+                <w:sz w:val="16"/>
+              </w:rPr>
+              <w:t>-2.0</w:t>
+            </w:r>
+          </w:p>
+        </w:tc>
+        <w:tc>
+          <w:tcPr>
+            <w:tcW w:type="dxa" w:w="907"/>
+          </w:tcPr>
+          <w:p>
+            <w:pPr>
+              <w:jc w:val="center"/>
+            </w:pPr>
+            <w:r/>
+            <w:r>
+              <w:rPr>
+                <w:rFonts w:ascii="Times New Roman" w:hAnsi="Times New Roman" w:eastAsia="ＭＳ 明朝"/>
+                <w:b w:val="0"/>
+                <w:color w:val="000000"/>
+                <w:sz w:val="16"/>
+              </w:rPr>
+              <w:t>-0.390</w:t>
+            </w:r>
+          </w:p>
+        </w:tc>
+        <w:tc>
+          <w:tcPr>
+            <w:tcW w:type="dxa" w:w="907"/>
+          </w:tcPr>
+          <w:p>
+            <w:pPr>
+              <w:jc w:val="center"/>
+            </w:pPr>
+            <w:r/>
+            <w:r>
+              <w:rPr>
+                <w:rFonts w:ascii="Times New Roman" w:hAnsi="Times New Roman" w:eastAsia="ＭＳ 明朝"/>
+                <w:b w:val="0"/>
+                <w:color w:val="000000"/>
+                <w:sz w:val="16"/>
+              </w:rPr>
+              <w:t>4.5</w:t>
+            </w:r>
+          </w:p>
+        </w:tc>
+        <w:tc>
+          <w:tcPr>
+            <w:tcW w:type="dxa" w:w="907"/>
+          </w:tcPr>
+          <w:p>
+            <w:pPr>
+              <w:jc w:val="center"/>
+            </w:pPr>
+            <w:r/>
+            <w:r>
+              <w:rPr>
+                <w:rFonts w:ascii="Times New Roman" w:hAnsi="Times New Roman" w:eastAsia="ＭＳ 明朝"/>
+                <w:b w:val="0"/>
+                <w:color w:val="000000"/>
+                <w:sz w:val="16"/>
+              </w:rPr>
+              <w:t>0.097</w:t>
+            </w:r>
+          </w:p>
+        </w:tc>
+      </w:tr>
+      <w:tr>
+        <w:tc>
+          <w:tcPr>
+            <w:tcW w:type="dxa" w:w="907"/>
+          </w:tcPr>
+          <w:p>
+            <w:pPr>
+              <w:jc w:val="center"/>
+            </w:pPr>
+            <w:r/>
+            <w:r>
+              <w:rPr>
+                <w:rFonts w:ascii="Times New Roman" w:hAnsi="Times New Roman" w:eastAsia="ＭＳ 明朝"/>
+                <w:b w:val="0"/>
+                <w:color w:val="000000"/>
+                <w:sz w:val="16"/>
+              </w:rPr>
+              <w:t>3.5</w:t>
+            </w:r>
+          </w:p>
+        </w:tc>
+        <w:tc>
+          <w:tcPr>
+            <w:tcW w:type="dxa" w:w="907"/>
+          </w:tcPr>
+          <w:p>
+            <w:pPr>
+              <w:jc w:val="center"/>
+            </w:pPr>
+            <w:r/>
+            <w:r>
+              <w:rPr>
+                <w:rFonts w:ascii="Times New Roman" w:hAnsi="Times New Roman" w:eastAsia="ＭＳ 明朝"/>
+                <w:b w:val="0"/>
+                <w:color w:val="000000"/>
+                <w:sz w:val="16"/>
+              </w:rPr>
+              <w:t>0.100</w:t>
+            </w:r>
+          </w:p>
+        </w:tc>
+        <w:tc>
+          <w:tcPr>
+            <w:tcW w:type="dxa" w:w="907"/>
+          </w:tcPr>
+          <w:p>
+            <w:pPr>
+              <w:jc w:val="center"/>
+            </w:pPr>
+            <w:r/>
+            <w:r>
+              <w:rPr>
+                <w:rFonts w:ascii="Times New Roman" w:hAnsi="Times New Roman" w:eastAsia="ＭＳ 明朝"/>
+                <w:b w:val="0"/>
+                <w:color w:val="000000"/>
+                <w:sz w:val="16"/>
+              </w:rPr>
+              <w:t>1.5</w:t>
+            </w:r>
+          </w:p>
+        </w:tc>
+        <w:tc>
+          <w:tcPr>
+            <w:tcW w:type="dxa" w:w="907"/>
+          </w:tcPr>
+          <w:p>
+            <w:pPr>
+              <w:jc w:val="center"/>
+            </w:pPr>
+            <w:r/>
+            <w:r>
+              <w:rPr>
+                <w:rFonts w:ascii="Times New Roman" w:hAnsi="Times New Roman" w:eastAsia="ＭＳ 明朝"/>
+                <w:b w:val="0"/>
+                <w:color w:val="000000"/>
+                <w:sz w:val="16"/>
+              </w:rPr>
+              <w:t>0.340</w:t>
+            </w:r>
+          </w:p>
+        </w:tc>
+        <w:tc>
+          <w:tcPr>
+            <w:tcW w:type="dxa" w:w="907"/>
+          </w:tcPr>
+          <w:p>
+            <w:pPr>
+              <w:jc w:val="center"/>
+            </w:pPr>
+            <w:r/>
+            <w:r>
+              <w:rPr>
+                <w:rFonts w:ascii="Times New Roman" w:hAnsi="Times New Roman" w:eastAsia="ＭＳ 明朝"/>
+                <w:b w:val="0"/>
+                <w:color w:val="000000"/>
+                <w:sz w:val="16"/>
+              </w:rPr>
+              <w:t>-5.0</w:t>
+            </w:r>
+          </w:p>
+        </w:tc>
+        <w:tc>
+          <w:tcPr>
+            <w:tcW w:type="dxa" w:w="907"/>
+          </w:tcPr>
+          <w:p>
+            <w:pPr>
+              <w:jc w:val="center"/>
+            </w:pPr>
+            <w:r/>
+            <w:r>
+              <w:rPr>
+                <w:rFonts w:ascii="Times New Roman" w:hAnsi="Times New Roman" w:eastAsia="ＭＳ 明朝"/>
+                <w:b w:val="0"/>
+                <w:color w:val="000000"/>
+                <w:sz w:val="16"/>
+              </w:rPr>
+              <w:t>-0.210</w:t>
+            </w:r>
+          </w:p>
+        </w:tc>
+        <w:tc>
+          <w:tcPr>
+            <w:tcW w:type="dxa" w:w="907"/>
+          </w:tcPr>
+          <w:p>
+            <w:pPr>
+              <w:jc w:val="center"/>
+            </w:pPr>
+            <w:r/>
+            <w:r>
+              <w:rPr>
+                <w:rFonts w:ascii="Times New Roman" w:hAnsi="Times New Roman" w:eastAsia="ＭＳ 明朝"/>
+                <w:b w:val="0"/>
+                <w:color w:val="000000"/>
+                <w:sz w:val="16"/>
+              </w:rPr>
+              <w:t>-1.5</w:t>
+            </w:r>
+          </w:p>
+        </w:tc>
+        <w:tc>
+          <w:tcPr>
+            <w:tcW w:type="dxa" w:w="907"/>
+          </w:tcPr>
+          <w:p>
+            <w:pPr>
+              <w:jc w:val="center"/>
+            </w:pPr>
+            <w:r/>
+            <w:r>
+              <w:rPr>
+                <w:rFonts w:ascii="Times New Roman" w:hAnsi="Times New Roman" w:eastAsia="ＭＳ 明朝"/>
+                <w:b w:val="0"/>
+                <w:color w:val="000000"/>
+                <w:sz w:val="16"/>
+              </w:rPr>
+              <w:t>-0.380</w:t>
+            </w:r>
+          </w:p>
+        </w:tc>
+        <w:tc>
+          <w:tcPr>
+            <w:tcW w:type="dxa" w:w="907"/>
+          </w:tcPr>
+          <w:p>
+            <w:pPr>
+              <w:jc w:val="center"/>
+            </w:pPr>
+            <w:r/>
+            <w:r>
+              <w:rPr>
+                <w:rFonts w:ascii="Times New Roman" w:hAnsi="Times New Roman" w:eastAsia="ＭＳ 明朝"/>
+                <w:b w:val="0"/>
+                <w:color w:val="000000"/>
+                <w:sz w:val="16"/>
+              </w:rPr>
+              <w:t>5.0</w:t>
+            </w:r>
+          </w:p>
+        </w:tc>
+        <w:tc>
+          <w:tcPr>
+            <w:tcW w:type="dxa" w:w="907"/>
+          </w:tcPr>
+          <w:p>
+            <w:pPr>
+              <w:jc w:val="center"/>
+            </w:pPr>
+            <w:r/>
+            <w:r>
+              <w:rPr>
+                <w:rFonts w:ascii="Times New Roman" w:hAnsi="Times New Roman" w:eastAsia="ＭＳ 明朝"/>
+                <w:b w:val="0"/>
+                <w:color w:val="000000"/>
+                <w:sz w:val="16"/>
+              </w:rPr>
+              <w:t>0.200</w:t>
+            </w:r>
+          </w:p>
+        </w:tc>
+      </w:tr>
+      <w:tr>
+        <w:tc>
+          <w:tcPr>
+            <w:tcW w:type="dxa" w:w="907"/>
+          </w:tcPr>
+          <w:p>
+            <w:pPr>
+              <w:jc w:val="center"/>
+            </w:pPr>
+            <w:r/>
+            <w:r>
+              <w:rPr>
+                <w:rFonts w:ascii="Times New Roman" w:hAnsi="Times New Roman" w:eastAsia="ＭＳ 明朝"/>
+                <w:b w:val="0"/>
+                <w:color w:val="000000"/>
+                <w:sz w:val="16"/>
+              </w:rPr>
+              <w:t>4.0</w:t>
+            </w:r>
+          </w:p>
+        </w:tc>
+        <w:tc>
+          <w:tcPr>
+            <w:tcW w:type="dxa" w:w="907"/>
+          </w:tcPr>
+          <w:p>
+            <w:pPr>
+              <w:jc w:val="center"/>
+            </w:pPr>
+            <w:r/>
+            <w:r>
+              <w:rPr>
+                <w:rFonts w:ascii="Times New Roman" w:hAnsi="Times New Roman" w:eastAsia="ＭＳ 明朝"/>
+                <w:b w:val="0"/>
+                <w:color w:val="000000"/>
+                <w:sz w:val="16"/>
+              </w:rPr>
+              <w:t>0.110</w:t>
+            </w:r>
+          </w:p>
+        </w:tc>
+        <w:tc>
+          <w:tcPr>
+            <w:tcW w:type="dxa" w:w="907"/>
+          </w:tcPr>
+          <w:p>
+            <w:pPr>
+              <w:jc w:val="center"/>
+            </w:pPr>
+            <w:r/>
+            <w:r>
+              <w:rPr>
+                <w:rFonts w:ascii="Times New Roman" w:hAnsi="Times New Roman" w:eastAsia="ＭＳ 明朝"/>
+                <w:b w:val="0"/>
+                <w:color w:val="000000"/>
+                <w:sz w:val="16"/>
+              </w:rPr>
+              <w:t>1.0</w:t>
+            </w:r>
+          </w:p>
+        </w:tc>
+        <w:tc>
+          <w:tcPr>
+            <w:tcW w:type="dxa" w:w="907"/>
+          </w:tcPr>
+          <w:p>
+            <w:pPr>
+              <w:jc w:val="center"/>
+            </w:pPr>
+            <w:r/>
+            <w:r>
+              <w:rPr>
+                <w:rFonts w:ascii="Times New Roman" w:hAnsi="Times New Roman" w:eastAsia="ＭＳ 明朝"/>
+                <w:b w:val="0"/>
+                <w:color w:val="000000"/>
+                <w:sz w:val="16"/>
+              </w:rPr>
+              <w:t>0.310</w:t>
+            </w:r>
+          </w:p>
+        </w:tc>
+        <w:tc>
+          <w:tcPr>
+            <w:tcW w:type="dxa" w:w="907"/>
+          </w:tcPr>
+          <w:p>
+            <w:pPr>
+              <w:jc w:val="center"/>
+            </w:pPr>
+            <w:r/>
+            <w:r>
+              <w:rPr>
+                <w:rFonts w:ascii="Times New Roman" w:hAnsi="Times New Roman" w:eastAsia="ＭＳ 明朝"/>
+                <w:b w:val="0"/>
+                <w:color w:val="000000"/>
+                <w:sz w:val="16"/>
+              </w:rPr>
+              <w:t>-5.5</w:t>
+            </w:r>
+          </w:p>
+        </w:tc>
+        <w:tc>
+          <w:tcPr>
+            <w:tcW w:type="dxa" w:w="907"/>
+          </w:tcPr>
+          <w:p>
+            <w:pPr>
+              <w:jc w:val="center"/>
+            </w:pPr>
+            <w:r/>
+            <w:r>
+              <w:rPr>
+                <w:rFonts w:ascii="Times New Roman" w:hAnsi="Times New Roman" w:eastAsia="ＭＳ 明朝"/>
+                <w:b w:val="0"/>
+                <w:color w:val="000000"/>
+                <w:sz w:val="16"/>
+              </w:rPr>
+              <w:t>-0.310</w:t>
+            </w:r>
+          </w:p>
+        </w:tc>
+        <w:tc>
+          <w:tcPr>
+            <w:tcW w:type="dxa" w:w="907"/>
+          </w:tcPr>
+          <w:p>
+            <w:pPr>
+              <w:jc w:val="center"/>
+            </w:pPr>
+            <w:r/>
+            <w:r>
+              <w:rPr>
+                <w:rFonts w:ascii="Times New Roman" w:hAnsi="Times New Roman" w:eastAsia="ＭＳ 明朝"/>
+                <w:b w:val="0"/>
+                <w:color w:val="000000"/>
+                <w:sz w:val="16"/>
+              </w:rPr>
+              <w:t>-1.0</w:t>
+            </w:r>
+          </w:p>
+        </w:tc>
+        <w:tc>
+          <w:tcPr>
+            <w:tcW w:type="dxa" w:w="907"/>
+          </w:tcPr>
+          <w:p>
+            <w:pPr>
+              <w:jc w:val="center"/>
+            </w:pPr>
+            <w:r/>
+            <w:r>
+              <w:rPr>
+                <w:rFonts w:ascii="Times New Roman" w:hAnsi="Times New Roman" w:eastAsia="ＭＳ 明朝"/>
+                <w:b w:val="0"/>
+                <w:color w:val="000000"/>
+                <w:sz w:val="16"/>
+              </w:rPr>
+              <w:t>-0.350</w:t>
+            </w:r>
+          </w:p>
+        </w:tc>
+        <w:tc>
+          <w:tcPr>
+            <w:tcW w:type="dxa" w:w="907"/>
+          </w:tcPr>
+          <w:p>
+            <w:pPr>
+              <w:jc w:val="center"/>
+            </w:pPr>
+            <w:r/>
+            <w:r>
+              <w:rPr>
+                <w:rFonts w:ascii="Times New Roman" w:hAnsi="Times New Roman" w:eastAsia="ＭＳ 明朝"/>
+                <w:b w:val="0"/>
+                <w:color w:val="000000"/>
+                <w:sz w:val="16"/>
+              </w:rPr>
+              <w:t>5.5</w:t>
+            </w:r>
+          </w:p>
+        </w:tc>
+        <w:tc>
+          <w:tcPr>
+            <w:tcW w:type="dxa" w:w="907"/>
+          </w:tcPr>
+          <w:p>
+            <w:pPr>
+              <w:jc w:val="center"/>
+            </w:pPr>
+            <w:r/>
+            <w:r>
+              <w:rPr>
+                <w:rFonts w:ascii="Times New Roman" w:hAnsi="Times New Roman" w:eastAsia="ＭＳ 明朝"/>
+                <w:b w:val="0"/>
+                <w:color w:val="000000"/>
+                <w:sz w:val="16"/>
+              </w:rPr>
+              <w:t>0.280</w:t>
+            </w:r>
+          </w:p>
+        </w:tc>
+      </w:tr>
+      <w:tr>
+        <w:tc>
+          <w:tcPr>
+            <w:tcW w:type="dxa" w:w="907"/>
+          </w:tcPr>
+          <w:p>
+            <w:pPr>
+              <w:jc w:val="center"/>
+            </w:pPr>
+            <w:r/>
+            <w:r>
+              <w:rPr>
+                <w:rFonts w:ascii="Times New Roman" w:hAnsi="Times New Roman" w:eastAsia="ＭＳ 明朝"/>
+                <w:b w:val="0"/>
+                <w:color w:val="000000"/>
+                <w:sz w:val="16"/>
+              </w:rPr>
+              <w:t>4.5</w:t>
+            </w:r>
+          </w:p>
+        </w:tc>
+        <w:tc>
+          <w:tcPr>
+            <w:tcW w:type="dxa" w:w="907"/>
+          </w:tcPr>
+          <w:p>
+            <w:pPr>
+              <w:jc w:val="center"/>
+            </w:pPr>
+            <w:r/>
+            <w:r>
+              <w:rPr>
+                <w:rFonts w:ascii="Times New Roman" w:hAnsi="Times New Roman" w:eastAsia="ＭＳ 明朝"/>
+                <w:b w:val="0"/>
+                <w:color w:val="000000"/>
+                <w:sz w:val="16"/>
+              </w:rPr>
+              <w:t>0.160</w:t>
+            </w:r>
+          </w:p>
+        </w:tc>
+        <w:tc>
+          <w:tcPr>
+            <w:tcW w:type="dxa" w:w="907"/>
+          </w:tcPr>
+          <w:p>
+            <w:pPr>
+              <w:jc w:val="center"/>
+            </w:pPr>
+            <w:r/>
+            <w:r>
+              <w:rPr>
+                <w:rFonts w:ascii="Times New Roman" w:hAnsi="Times New Roman" w:eastAsia="ＭＳ 明朝"/>
+                <w:b w:val="0"/>
+                <w:color w:val="000000"/>
+                <w:sz w:val="16"/>
+              </w:rPr>
+              <w:t>0.5</w:t>
+            </w:r>
+          </w:p>
+        </w:tc>
+        <w:tc>
+          <w:tcPr>
+            <w:tcW w:type="dxa" w:w="907"/>
+          </w:tcPr>
+          <w:p>
+            <w:pPr>
+              <w:jc w:val="center"/>
+            </w:pPr>
+            <w:r/>
+            <w:r>
+              <w:rPr>
+                <w:rFonts w:ascii="Times New Roman" w:hAnsi="Times New Roman" w:eastAsia="ＭＳ 明朝"/>
+                <w:b w:val="0"/>
+                <w:color w:val="000000"/>
+                <w:sz w:val="16"/>
+              </w:rPr>
+              <w:t>0.300</w:t>
+            </w:r>
+          </w:p>
+        </w:tc>
+        <w:tc>
+          <w:tcPr>
+            <w:tcW w:type="dxa" w:w="907"/>
+          </w:tcPr>
+          <w:p>
+            <w:pPr>
+              <w:jc w:val="center"/>
+            </w:pPr>
+            <w:r/>
+            <w:r>
+              <w:rPr>
+                <w:rFonts w:ascii="Times New Roman" w:hAnsi="Times New Roman" w:eastAsia="ＭＳ 明朝"/>
+                <w:b w:val="0"/>
+                <w:color w:val="000000"/>
+                <w:sz w:val="16"/>
+              </w:rPr>
+              <w:t>-6.0</w:t>
+            </w:r>
+          </w:p>
+        </w:tc>
+        <w:tc>
+          <w:tcPr>
+            <w:tcW w:type="dxa" w:w="907"/>
+          </w:tcPr>
+          <w:p>
+            <w:pPr>
+              <w:jc w:val="center"/>
+            </w:pPr>
+            <w:r/>
+            <w:r>
+              <w:rPr>
+                <w:rFonts w:ascii="Times New Roman" w:hAnsi="Times New Roman" w:eastAsia="ＭＳ 明朝"/>
+                <w:b w:val="0"/>
+                <w:color w:val="000000"/>
+                <w:sz w:val="16"/>
+              </w:rPr>
+              <w:t>-0.420</w:t>
+            </w:r>
+          </w:p>
+        </w:tc>
+        <w:tc>
+          <w:tcPr>
+            <w:tcW w:type="dxa" w:w="907"/>
+          </w:tcPr>
+          <w:p>
+            <w:pPr>
+              <w:jc w:val="center"/>
+            </w:pPr>
+            <w:r/>
+            <w:r>
+              <w:rPr>
+                <w:rFonts w:ascii="Times New Roman" w:hAnsi="Times New Roman" w:eastAsia="ＭＳ 明朝"/>
+                <w:b w:val="0"/>
+                <w:color w:val="000000"/>
+                <w:sz w:val="16"/>
+              </w:rPr>
+              <w:t>-0.5</w:t>
+            </w:r>
+          </w:p>
+        </w:tc>
+        <w:tc>
+          <w:tcPr>
+            <w:tcW w:type="dxa" w:w="907"/>
+          </w:tcPr>
+          <w:p>
+            <w:pPr>
+              <w:jc w:val="center"/>
+            </w:pPr>
+            <w:r/>
+            <w:r>
+              <w:rPr>
+                <w:rFonts w:ascii="Times New Roman" w:hAnsi="Times New Roman" w:eastAsia="ＭＳ 明朝"/>
+                <w:b w:val="0"/>
+                <w:color w:val="000000"/>
+                <w:sz w:val="16"/>
+              </w:rPr>
+              <w:t>-0.330</w:t>
+            </w:r>
+          </w:p>
+        </w:tc>
+        <w:tc>
+          <w:tcPr>
+            <w:tcW w:type="dxa" w:w="907"/>
+          </w:tcPr>
+          <w:p>
+            <w:pPr>
+              <w:jc w:val="center"/>
+            </w:pPr>
+            <w:r/>
+            <w:r>
+              <w:rPr>
+                <w:rFonts w:ascii="Times New Roman" w:hAnsi="Times New Roman" w:eastAsia="ＭＳ 明朝"/>
+                <w:b w:val="0"/>
+                <w:color w:val="000000"/>
+                <w:sz w:val="16"/>
+              </w:rPr>
+              <w:t>6.0</w:t>
+            </w:r>
+          </w:p>
+        </w:tc>
+        <w:tc>
+          <w:tcPr>
+            <w:tcW w:type="dxa" w:w="907"/>
+          </w:tcPr>
+          <w:p>
+            <w:pPr>
+              <w:jc w:val="center"/>
+            </w:pPr>
+            <w:r/>
+            <w:r>
+              <w:rPr>
+                <w:rFonts w:ascii="Times New Roman" w:hAnsi="Times New Roman" w:eastAsia="ＭＳ 明朝"/>
+                <w:b w:val="0"/>
+                <w:color w:val="000000"/>
+                <w:sz w:val="16"/>
+              </w:rPr>
+              <w:t>0.380</w:t>
+            </w:r>
+          </w:p>
+        </w:tc>
+      </w:tr>
+      <w:tr>
+        <w:tc>
+          <w:tcPr>
+            <w:tcW w:type="dxa" w:w="907"/>
+          </w:tcPr>
+          <w:p>
+            <w:pPr>
+              <w:jc w:val="center"/>
+            </w:pPr>
+            <w:r/>
+            <w:r>
+              <w:rPr>
+                <w:rFonts w:ascii="Times New Roman" w:hAnsi="Times New Roman" w:eastAsia="ＭＳ 明朝"/>
+                <w:b w:val="0"/>
+                <w:color w:val="000000"/>
+                <w:sz w:val="16"/>
+              </w:rPr>
+              <w:t>5.0</w:t>
+            </w:r>
+          </w:p>
+        </w:tc>
+        <w:tc>
+          <w:tcPr>
+            <w:tcW w:type="dxa" w:w="907"/>
+          </w:tcPr>
+          <w:p>
+            <w:pPr>
+              <w:jc w:val="center"/>
+            </w:pPr>
+            <w:r/>
+            <w:r>
+              <w:rPr>
+                <w:rFonts w:ascii="Times New Roman" w:hAnsi="Times New Roman" w:eastAsia="ＭＳ 明朝"/>
+                <w:b w:val="0"/>
+                <w:color w:val="000000"/>
+                <w:sz w:val="16"/>
+              </w:rPr>
+              <w:t>0.210</w:t>
+            </w:r>
+          </w:p>
+        </w:tc>
+        <w:tc>
+          <w:tcPr>
+            <w:tcW w:type="dxa" w:w="907"/>
+          </w:tcPr>
+          <w:p>
+            <w:pPr>
+              <w:jc w:val="center"/>
+            </w:pPr>
+            <w:r/>
+            <w:r>
+              <w:rPr>
+                <w:rFonts w:ascii="Times New Roman" w:hAnsi="Times New Roman" w:eastAsia="ＭＳ 明朝"/>
+                <w:b w:val="0"/>
+                <w:color w:val="000000"/>
+                <w:sz w:val="16"/>
+              </w:rPr>
+              <w:t>0.0</w:t>
+            </w:r>
+          </w:p>
+        </w:tc>
+        <w:tc>
+          <w:tcPr>
+            <w:tcW w:type="dxa" w:w="907"/>
+          </w:tcPr>
+          <w:p>
+            <w:pPr>
+              <w:jc w:val="center"/>
+            </w:pPr>
+            <w:r/>
+            <w:r>
+              <w:rPr>
+                <w:rFonts w:ascii="Times New Roman" w:hAnsi="Times New Roman" w:eastAsia="ＭＳ 明朝"/>
+                <w:b w:val="0"/>
+                <w:color w:val="000000"/>
+                <w:sz w:val="16"/>
+              </w:rPr>
+              <w:t>0.290</w:t>
+            </w:r>
+          </w:p>
+        </w:tc>
+        <w:tc>
+          <w:tcPr>
+            <w:tcW w:type="dxa" w:w="907"/>
+          </w:tcPr>
+          <w:p>
+            <w:pPr>
+              <w:jc w:val="center"/>
+            </w:pPr>
+            <w:r/>
+            <w:r>
+              <w:rPr>
+                <w:rFonts w:ascii="Times New Roman" w:hAnsi="Times New Roman" w:eastAsia="ＭＳ 明朝"/>
+                <w:b w:val="0"/>
+                <w:color w:val="000000"/>
+                <w:sz w:val="16"/>
+              </w:rPr>
+              <w:t>-6.5</w:t>
+            </w:r>
+          </w:p>
+        </w:tc>
+        <w:tc>
+          <w:tcPr>
+            <w:tcW w:type="dxa" w:w="907"/>
+          </w:tcPr>
+          <w:p>
+            <w:pPr>
+              <w:jc w:val="center"/>
+            </w:pPr>
+            <w:r/>
+            <w:r>
+              <w:rPr>
+                <w:rFonts w:ascii="Times New Roman" w:hAnsi="Times New Roman" w:eastAsia="ＭＳ 明朝"/>
+                <w:b w:val="0"/>
+                <w:color w:val="000000"/>
+                <w:sz w:val="16"/>
+              </w:rPr>
+              <w:t>-0.510</w:t>
+            </w:r>
+          </w:p>
+        </w:tc>
+        <w:tc>
+          <w:tcPr>
+            <w:tcW w:type="dxa" w:w="907"/>
+          </w:tcPr>
+          <w:p>
+            <w:pPr>
+              <w:jc w:val="center"/>
+            </w:pPr>
+            <w:r/>
+            <w:r>
+              <w:rPr>
+                <w:rFonts w:ascii="Times New Roman" w:hAnsi="Times New Roman" w:eastAsia="ＭＳ 明朝"/>
+                <w:b w:val="0"/>
+                <w:color w:val="000000"/>
+                <w:sz w:val="16"/>
+              </w:rPr>
+              <w:t>0.0</w:t>
+            </w:r>
+          </w:p>
+        </w:tc>
+        <w:tc>
+          <w:tcPr>
+            <w:tcW w:type="dxa" w:w="907"/>
+          </w:tcPr>
+          <w:p>
+            <w:pPr>
+              <w:jc w:val="center"/>
+            </w:pPr>
+            <w:r/>
+            <w:r>
+              <w:rPr>
+                <w:rFonts w:ascii="Times New Roman" w:hAnsi="Times New Roman" w:eastAsia="ＭＳ 明朝"/>
+                <w:b w:val="0"/>
+                <w:color w:val="000000"/>
+                <w:sz w:val="16"/>
+              </w:rPr>
+              <w:t>-0.310</w:t>
+            </w:r>
+          </w:p>
+        </w:tc>
+        <w:tc>
+          <w:tcPr>
+            <w:tcW w:type="dxa" w:w="907"/>
+          </w:tcPr>
+          <w:p>
+            <w:pPr>
+              <w:jc w:val="center"/>
+            </w:pPr>
+            <w:r/>
+            <w:r>
+              <w:rPr>
+                <w:rFonts w:ascii="Times New Roman" w:hAnsi="Times New Roman" w:eastAsia="ＭＳ 明朝"/>
+                <w:b w:val="0"/>
+                <w:color w:val="000000"/>
+                <w:sz w:val="16"/>
+              </w:rPr>
+              <w:t>6.5</w:t>
+            </w:r>
+          </w:p>
+        </w:tc>
+        <w:tc>
+          <w:tcPr>
+            <w:tcW w:type="dxa" w:w="907"/>
+          </w:tcPr>
+          <w:p>
+            <w:pPr>
+              <w:jc w:val="center"/>
+            </w:pPr>
+            <w:r/>
+            <w:r>
+              <w:rPr>
+                <w:rFonts w:ascii="Times New Roman" w:hAnsi="Times New Roman" w:eastAsia="ＭＳ 明朝"/>
+                <w:b w:val="0"/>
+                <w:color w:val="000000"/>
+                <w:sz w:val="16"/>
+              </w:rPr>
+              <w:t>0.490</w:t>
+            </w:r>
+          </w:p>
+        </w:tc>
+      </w:tr>
+      <w:tr>
+        <w:tc>
+          <w:tcPr>
+            <w:tcW w:type="dxa" w:w="907"/>
+          </w:tcPr>
+          <w:p>
+            <w:pPr>
+              <w:jc w:val="center"/>
+            </w:pPr>
+            <w:r/>
+            <w:r>
+              <w:rPr>
+                <w:rFonts w:ascii="Times New Roman" w:hAnsi="Times New Roman" w:eastAsia="ＭＳ 明朝"/>
+                <w:b w:val="0"/>
+                <w:color w:val="000000"/>
+                <w:sz w:val="16"/>
+              </w:rPr>
+              <w:t>5.5</w:t>
+            </w:r>
+          </w:p>
+        </w:tc>
+        <w:tc>
+          <w:tcPr>
+            <w:tcW w:type="dxa" w:w="907"/>
+          </w:tcPr>
+          <w:p>
+            <w:pPr>
+              <w:jc w:val="center"/>
+            </w:pPr>
+            <w:r/>
+            <w:r>
+              <w:rPr>
+                <w:rFonts w:ascii="Times New Roman" w:hAnsi="Times New Roman" w:eastAsia="ＭＳ 明朝"/>
+                <w:b w:val="0"/>
+                <w:color w:val="000000"/>
+                <w:sz w:val="16"/>
+              </w:rPr>
+              <w:t>0.280</w:t>
+            </w:r>
+          </w:p>
+        </w:tc>
+        <w:tc>
+          <w:tcPr>
+            <w:tcW w:type="dxa" w:w="907"/>
+          </w:tcPr>
+          <w:p>
+            <w:pPr>
+              <w:jc w:val="center"/>
+            </w:pPr>
+            <w:r/>
+          </w:p>
+        </w:tc>
+        <w:tc>
+          <w:tcPr>
+            <w:tcW w:type="dxa" w:w="907"/>
+          </w:tcPr>
+          <w:p>
+            <w:pPr>
+              <w:jc w:val="center"/>
+            </w:pPr>
+            <w:r/>
+          </w:p>
+        </w:tc>
+        <w:tc>
+          <w:tcPr>
+            <w:tcW w:type="dxa" w:w="907"/>
+          </w:tcPr>
+          <w:p>
+            <w:pPr>
+              <w:jc w:val="center"/>
+            </w:pPr>
+            <w:r/>
+          </w:p>
+        </w:tc>
+        <w:tc>
+          <w:tcPr>
+            <w:tcW w:type="dxa" w:w="907"/>
+          </w:tcPr>
+          <w:p>
+            <w:pPr>
+              <w:jc w:val="center"/>
+            </w:pPr>
+            <w:r/>
+          </w:p>
+        </w:tc>
+        <w:tc>
+          <w:tcPr>
+            <w:tcW w:type="dxa" w:w="907"/>
+          </w:tcPr>
+          <w:p>
+            <w:pPr>
+              <w:jc w:val="center"/>
+            </w:pPr>
+            <w:r/>
+          </w:p>
+        </w:tc>
+        <w:tc>
+          <w:tcPr>
+            <w:tcW w:type="dxa" w:w="907"/>
+          </w:tcPr>
+          <w:p>
+            <w:pPr>
+              <w:jc w:val="center"/>
+            </w:pPr>
+            <w:r/>
+          </w:p>
+        </w:tc>
+        <w:tc>
+          <w:tcPr>
+            <w:tcW w:type="dxa" w:w="907"/>
+          </w:tcPr>
+          <w:p>
+            <w:pPr>
+              <w:jc w:val="center"/>
+            </w:pPr>
+            <w:r/>
+          </w:p>
+        </w:tc>
+        <w:tc>
+          <w:tcPr>
+            <w:tcW w:type="dxa" w:w="907"/>
+          </w:tcPr>
+          <w:p>
+            <w:pPr>
+              <w:jc w:val="center"/>
+            </w:pPr>
+            <w:r/>
+          </w:p>
+        </w:tc>
+      </w:tr>
+      <w:tr>
+        <w:tc>
+          <w:tcPr>
+            <w:tcW w:type="dxa" w:w="907"/>
+          </w:tcPr>
+          <w:p>
+            <w:pPr>
+              <w:jc w:val="center"/>
+            </w:pPr>
+            <w:r/>
+            <w:r>
+              <w:rPr>
+                <w:rFonts w:ascii="Times New Roman" w:hAnsi="Times New Roman" w:eastAsia="ＭＳ 明朝"/>
+                <w:b w:val="0"/>
+                <w:color w:val="000000"/>
+                <w:sz w:val="16"/>
+              </w:rPr>
+              <w:t>6.0</w:t>
+            </w:r>
+          </w:p>
+        </w:tc>
+        <w:tc>
+          <w:tcPr>
+            <w:tcW w:type="dxa" w:w="907"/>
+          </w:tcPr>
+          <w:p>
+            <w:pPr>
+              <w:jc w:val="center"/>
+            </w:pPr>
+            <w:r/>
+            <w:r>
+              <w:rPr>
+                <w:rFonts w:ascii="Times New Roman" w:hAnsi="Times New Roman" w:eastAsia="ＭＳ 明朝"/>
+                <w:b w:val="0"/>
+                <w:color w:val="000000"/>
+                <w:sz w:val="16"/>
+              </w:rPr>
+              <w:t>0.380</w:t>
+            </w:r>
+          </w:p>
+        </w:tc>
+        <w:tc>
+          <w:tcPr>
+            <w:tcW w:type="dxa" w:w="907"/>
+          </w:tcPr>
+          <w:p>
+            <w:pPr>
+              <w:jc w:val="center"/>
+            </w:pPr>
+            <w:r/>
+          </w:p>
+        </w:tc>
+        <w:tc>
+          <w:tcPr>
+            <w:tcW w:type="dxa" w:w="907"/>
+          </w:tcPr>
+          <w:p>
+            <w:pPr>
+              <w:jc w:val="center"/>
+            </w:pPr>
+            <w:r/>
+          </w:p>
+        </w:tc>
+        <w:tc>
+          <w:tcPr>
+            <w:tcW w:type="dxa" w:w="907"/>
+          </w:tcPr>
+          <w:p>
+            <w:pPr>
+              <w:jc w:val="center"/>
+            </w:pPr>
+            <w:r/>
+          </w:p>
+        </w:tc>
+        <w:tc>
+          <w:tcPr>
+            <w:tcW w:type="dxa" w:w="907"/>
+          </w:tcPr>
+          <w:p>
+            <w:pPr>
+              <w:jc w:val="center"/>
+            </w:pPr>
+            <w:r/>
+          </w:p>
+        </w:tc>
+        <w:tc>
+          <w:tcPr>
+            <w:tcW w:type="dxa" w:w="907"/>
+          </w:tcPr>
+          <w:p>
+            <w:pPr>
+              <w:jc w:val="center"/>
+            </w:pPr>
+            <w:r/>
+          </w:p>
+        </w:tc>
+        <w:tc>
+          <w:tcPr>
+            <w:tcW w:type="dxa" w:w="907"/>
+          </w:tcPr>
+          <w:p>
+            <w:pPr>
+              <w:jc w:val="center"/>
+            </w:pPr>
+            <w:r/>
+          </w:p>
+        </w:tc>
+        <w:tc>
+          <w:tcPr>
+            <w:tcW w:type="dxa" w:w="907"/>
+          </w:tcPr>
+          <w:p>
+            <w:pPr>
+              <w:jc w:val="center"/>
+            </w:pPr>
+            <w:r/>
+          </w:p>
+        </w:tc>
+        <w:tc>
+          <w:tcPr>
+            <w:tcW w:type="dxa" w:w="907"/>
+          </w:tcPr>
+          <w:p>
+            <w:pPr>
+              <w:jc w:val="center"/>
+            </w:pPr>
+            <w:r/>
+          </w:p>
+        </w:tc>
+      </w:tr>
+      <w:tr>
+        <w:tc>
+          <w:tcPr>
+            <w:tcW w:type="dxa" w:w="907"/>
+          </w:tcPr>
+          <w:p>
+            <w:pPr>
+              <w:jc w:val="center"/>
+            </w:pPr>
+            <w:r/>
+            <w:r>
+              <w:rPr>
+                <w:rFonts w:ascii="Times New Roman" w:hAnsi="Times New Roman" w:eastAsia="ＭＳ 明朝"/>
+                <w:b w:val="0"/>
+                <w:color w:val="000000"/>
+                <w:sz w:val="16"/>
+              </w:rPr>
+              <w:t>6.5</w:t>
+            </w:r>
+          </w:p>
+        </w:tc>
+        <w:tc>
+          <w:tcPr>
+            <w:tcW w:type="dxa" w:w="907"/>
+          </w:tcPr>
+          <w:p>
+            <w:pPr>
+              <w:jc w:val="center"/>
+            </w:pPr>
+            <w:r/>
+            <w:r>
+              <w:rPr>
+                <w:rFonts w:ascii="Times New Roman" w:hAnsi="Times New Roman" w:eastAsia="ＭＳ 明朝"/>
+                <w:b w:val="0"/>
+                <w:color w:val="000000"/>
+                <w:sz w:val="16"/>
+              </w:rPr>
+              <w:t>0.480</w:t>
+            </w:r>
+          </w:p>
+        </w:tc>
+        <w:tc>
+          <w:tcPr>
+            <w:tcW w:type="dxa" w:w="907"/>
+          </w:tcPr>
+          <w:p>
+            <w:pPr>
+              <w:jc w:val="center"/>
+            </w:pPr>
+            <w:r/>
+          </w:p>
+        </w:tc>
+        <w:tc>
+          <w:tcPr>
+            <w:tcW w:type="dxa" w:w="907"/>
+          </w:tcPr>
+          <w:p>
+            <w:pPr>
+              <w:jc w:val="center"/>
+            </w:pPr>
+            <w:r/>
+          </w:p>
+        </w:tc>
+        <w:tc>
+          <w:tcPr>
+            <w:tcW w:type="dxa" w:w="907"/>
+          </w:tcPr>
+          <w:p>
+            <w:pPr>
+              <w:jc w:val="center"/>
+            </w:pPr>
+            <w:r/>
+          </w:p>
+        </w:tc>
+        <w:tc>
+          <w:tcPr>
+            <w:tcW w:type="dxa" w:w="907"/>
+          </w:tcPr>
+          <w:p>
+            <w:pPr>
+              <w:jc w:val="center"/>
+            </w:pPr>
+            <w:r/>
+          </w:p>
+        </w:tc>
+        <w:tc>
+          <w:tcPr>
+            <w:tcW w:type="dxa" w:w="907"/>
+          </w:tcPr>
+          <w:p>
+            <w:pPr>
+              <w:jc w:val="center"/>
+            </w:pPr>
+            <w:r/>
+          </w:p>
+        </w:tc>
+        <w:tc>
+          <w:tcPr>
+            <w:tcW w:type="dxa" w:w="907"/>
+          </w:tcPr>
+          <w:p>
+            <w:pPr>
+              <w:jc w:val="center"/>
+            </w:pPr>
+            <w:r/>
+          </w:p>
+        </w:tc>
+        <w:tc>
+          <w:tcPr>
+            <w:tcW w:type="dxa" w:w="907"/>
+          </w:tcPr>
+          <w:p>
+            <w:pPr>
+              <w:jc w:val="center"/>
+            </w:pPr>
+            <w:r/>
+          </w:p>
+        </w:tc>
+        <w:tc>
+          <w:tcPr>
+            <w:tcW w:type="dxa" w:w="907"/>
+          </w:tcPr>
+          <w:p>
+            <w:pPr>
+              <w:jc w:val="center"/>
+            </w:pPr>
+            <w:r/>
+          </w:p>
+        </w:tc>
+      </w:tr>
+    </w:tbl>
+    <w:p>
+      <w:pPr>
+        <w:spacing w:before="0" w:after="120" w:line="324" w:lineRule="auto"/>
+      </w:pPr>
+    </w:p>
+    <w:p>
+      <w:pPr>
+        <w:spacing w:before="0" w:after="80" w:line="324" w:lineRule="auto"/>
+        <w:ind w:firstLine="210"/>
+      </w:pPr>
+      <w:r>
+        <w:rPr>
+          <w:rFonts w:ascii="Times New Roman" w:hAnsi="Times New Roman" w:eastAsia="ＭＳ 明朝"/>
+          <w:b w:val="0"/>
+          <w:color w:val="000000"/>
+          <w:sz w:val="21"/>
+        </w:rPr>
+        <w:t>測定結果を表3と図4に示す．</w:t>
+      </w:r>
+    </w:p>
+    <w:p>
+      <w:pPr>
+        <w:keepNext/>
+        <w:spacing w:before="120" w:after="40" w:line="324" w:lineRule="auto"/>
+        <w:jc w:val="center"/>
+      </w:pPr>
+      <w:r>
+        <w:drawing xmlns:a="http://schemas.openxmlformats.org/drawingml/2006/main" xmlns:c="http://schemas.openxmlformats.org/drawingml/2006/chart">
+          <wp:inline distT="0" distB="0" distL="0" distR="0">
+            <wp:extent cx="5040000" cy="3150000"/>
+            <wp:effectExtent l="0" t="0" r="0" b="0"/>
+            <wp:docPr id="5004" name="グラフ 4"/>
+            <wp:cNvGraphicFramePr/>
+            <a:graphic>
+              <a:graphicData uri="http://schemas.openxmlformats.org/drawingml/2006/chart">
+                <c:chart r:id="rId26"/>
+              </a:graphicData>
+            </a:graphic>
+          </wp:inline>
+        </w:drawing>
+      </w:r>
+    </w:p>
+    <w:p>
+      <w:pPr>
+        <w:spacing w:before="0" w:after="200" w:line="324" w:lineRule="auto"/>
+        <w:jc w:val="center"/>
+      </w:pPr>
+      <w:r>
+        <w:rPr>
+          <w:rFonts w:ascii="Times New Roman" w:hAnsi="Times New Roman" w:eastAsia="ＭＳ 明朝"/>
+          <w:b w:val="0"/>
+          <w:color w:val="000000"/>
+          <w:sz w:val="19"/>
+        </w:rPr>
+        <w:t>図4　アルニコの磁化特性</w:t>
       </w:r>
     </w:p>
     <w:p>
@@ -10002,7 +12935,7 @@
                     <pic:cNvPicPr/>
                   </pic:nvPicPr>
                   <pic:blipFill>
-                    <a:blip r:embed="rId26"/>
+                    <a:blip r:embed="rId27"/>
                     <a:stretch>
                       <a:fillRect/>
                     </a:stretch>
@@ -10125,7 +13058,7 @@
                     <pic:cNvPicPr/>
                   </pic:nvPicPr>
                   <pic:blipFill>
-                    <a:blip r:embed="rId27"/>
+                    <a:blip r:embed="rId28"/>
                     <a:stretch>
                       <a:fillRect/>
                     </a:stretch>
@@ -10165,7 +13098,7 @@
           <w:color w:val="000000"/>
           <w:sz w:val="21"/>
         </w:rPr>
-        <w:t>となる．式(4)で電流を磁界に換算したアルニコの B-H 曲線を図4に示す．</w:t>
+        <w:t>となる．式(4)で電流を磁界に換算したアルニコの B-H 曲線を図5に示す．</w:t>
       </w:r>
     </w:p>
     <w:p>
@@ -10179,11 +13112,11 @@
           <wp:inline distT="0" distB="0" distL="0" distR="0">
             <wp:extent cx="5040000" cy="3150000"/>
             <wp:effectExtent l="0" t="0" r="0" b="0"/>
-            <wp:docPr id="5004" name="グラフ 4"/>
+            <wp:docPr id="5005" name="グラフ 5"/>
             <wp:cNvGraphicFramePr/>
             <a:graphic>
               <a:graphicData uri="http://schemas.openxmlformats.org/drawingml/2006/chart">
-                <c:chart r:id="rId28"/>
+                <c:chart r:id="rId29"/>
               </a:graphicData>
             </a:graphic>
           </wp:inline>
@@ -10202,7 +13135,7 @@
           <w:color w:val="000000"/>
           <w:sz w:val="19"/>
         </w:rPr>
-        <w:t>図4　アルニコの B-H 曲線（磁気ヒステリシス曲線）</w:t>
+        <w:t>図5　アルニコの B-H 曲線（磁気ヒステリシス曲線）</w:t>
       </w:r>
     </w:p>
     <w:p>
@@ -10274,7 +13207,7 @@
           <w:color w:val="000000"/>
           <w:sz w:val="21"/>
         </w:rPr>
-        <w:t xml:space="preserve"> として読み取った．保磁力は，B の符号が変わる前後の2点を直線で結んで求めた．例えば (ⅲ) では I＝－4.0 A で B＝0.002 T，I＝－4.5 A で B＝－0.071 T であるから，B＝0 となる電流は-4.01 A であり，磁界は8899×(-4.01)＝-3.57e+04 A/m となる．結果を表3にまとめる．</w:t>
+        <w:t xml:space="preserve"> として読み取った．保磁力は，B の符号が変わる前後の2点を直線で結んで求めた．例えば (ⅲ) では I＝－4.0 A で B＝0.002 T，I＝－4.5 A で B＝－0.071 T であるから，B＝0 となる電流は-4.01 A であり，磁界は8899×(-4.01)＝-3.57e+04 A/m となる．結果を表4にまとめる．</w:t>
       </w:r>
     </w:p>
     <w:p>
@@ -10290,7 +13223,7 @@
           <w:color w:val="000000"/>
           <w:sz w:val="19"/>
         </w:rPr>
-        <w:t>表3　アルニコの保磁力，残留磁束密度，飽和磁束密度</w:t>
+        <w:t>表4　アルニコの保磁力，残留磁束密度，飽和磁束密度</w:t>
       </w:r>
     </w:p>
     <w:tbl>
@@ -10664,7 +13597,7 @@
           <w:color w:val="000000"/>
           <w:sz w:val="21"/>
         </w:rPr>
-        <w:t>アルニコの初期磁化曲線（(ⅰ) の 0.2 A〜6.5 A）の各点について，式(4)で求めた H と測定した B から透磁率 μ＝B/H を計算した．結果を表4に，H と μ の関係（透磁率曲線）を図5に示す．図中の曲線は4次の多項式による近似曲線である．</w:t>
+        <w:t>アルニコの初期磁化曲線（(ⅰ) の 0.2 A〜6.5 A）の各点について，式(4)で求めた H と測定した B から透磁率 μ＝B/H を計算した．結果を表5に，H と μ の関係（透磁率曲線）を図6に示す．図中の曲線は4次の多項式による近似曲線である．</w:t>
       </w:r>
     </w:p>
     <w:p>
@@ -10680,7 +13613,7 @@
           <w:color w:val="000000"/>
           <w:sz w:val="19"/>
         </w:rPr>
-        <w:t>表4　アルニコの初期磁化曲線から求めた透磁率</w:t>
+        <w:t>表5　アルニコの初期磁化曲線から求めた透磁率</w:t>
       </w:r>
     </w:p>
     <w:tbl>
@@ -12459,11 +15392,11 @@
           <wp:inline distT="0" distB="0" distL="0" distR="0">
             <wp:extent cx="4500000" cy="2531250"/>
             <wp:effectExtent l="0" t="0" r="0" b="0"/>
-            <wp:docPr id="5005" name="グラフ 5"/>
+            <wp:docPr id="5006" name="グラフ 6"/>
             <wp:cNvGraphicFramePr/>
             <a:graphic>
               <a:graphicData uri="http://schemas.openxmlformats.org/drawingml/2006/chart">
-                <c:chart r:id="rId29"/>
+                <c:chart r:id="rId30"/>
               </a:graphicData>
             </a:graphic>
           </wp:inline>
@@ -12482,7 +15415,7 @@
           <w:color w:val="000000"/>
           <w:sz w:val="19"/>
         </w:rPr>
-        <w:t>図5　アルニコの透磁率曲線（初期磁化曲線より）</w:t>
+        <w:t>図6　アルニコの透磁率曲線（初期磁化曲線より）</w:t>
       </w:r>
     </w:p>
     <w:p>
@@ -12535,7 +15468,7 @@
           <w:color w:val="000000"/>
           <w:sz w:val="21"/>
         </w:rPr>
-        <w:t xml:space="preserve"> として表5にまとめる．</w:t>
+        <w:t xml:space="preserve"> として表6にまとめる．</w:t>
       </w:r>
     </w:p>
     <w:p>
@@ -12551,7 +15484,7 @@
           <w:color w:val="000000"/>
           <w:sz w:val="19"/>
         </w:rPr>
-        <w:t>表5　アルニコの初透磁率と最大透磁率</w:t>
+        <w:t>表6　アルニコの初透磁率と最大透磁率</w:t>
       </w:r>
     </w:p>
     <w:tbl>
@@ -12879,7 +15812,7 @@
           <w:color w:val="000000"/>
           <w:sz w:val="21"/>
         </w:rPr>
-        <w:t xml:space="preserve"> を求めた．結果を表6に示す．</w:t>
+        <w:t xml:space="preserve"> を求めた．結果を表7に示す．</w:t>
       </w:r>
     </w:p>
     <w:p>
@@ -12895,7 +15828,7 @@
           <w:color w:val="000000"/>
           <w:sz w:val="19"/>
         </w:rPr>
-        <w:t>表6　アルニコの比透磁率</w:t>
+        <w:t>表7　アルニコの比透磁率</w:t>
       </w:r>
     </w:p>
     <w:tbl>
@@ -13345,7 +16278,7 @@
           <w:color w:val="000000"/>
           <w:sz w:val="21"/>
         </w:rPr>
-        <w:t>励磁コイルの中に試料を入れて，電流と磁束密度の関係を測定した．空芯では磁束密度は電流に比例し，その傾きから電流と磁界の関係 H≒8899I［A/m］を求めた．アルニコでははっきりしたヒステリシスループが現れ，保磁力は約3.6e+04 A/m，残留磁束密度は約0.29〜0.31 T であった．初透磁率は2.31×10⁻⁶ H/m（比透磁率1.8），比透磁率は弱い磁界で約2.4と小さく，アルニコが磁化しにくく磁化が残りやすい硬磁性材料であることを確かめた．</w:t>
+        <w:t>励磁コイルの中に試料を入れて，電流と磁束密度の関係を測定した．空芯では磁束密度は電流に比例し，その傾きから電流と磁界の関係 H≒8899I［A/m］を求めた．アルニコでははっきりしたヒステリシスループが現れ，保磁力は約3.6e+04 A/m，残留磁束密度は約0.29〜0.31 T であった．初透磁率は2.31×10⁻⁶ H/m（比透磁率1.8），比透磁率は弱い磁界で約2.4と小さく，アルニコが磁化しにくく磁化が残りやすい硬磁性材料であることを確かめた．一方，純鉄（もう一方の班の測定値）は5 A で約1.2 T と大きく磁化するのに残留磁束密度は0.05 T 以下で，ループの幅がほとんどない軟磁性材料であった．</w:t>
       </w:r>
     </w:p>
     <w:p>
@@ -13409,7 +16342,7 @@
       </w:r>
     </w:p>
     <w:sectPr>
-      <w:footerReference w:type="default" r:id="rId30"/>
+      <w:footerReference w:type="default" r:id="rId31"/>
       <w:pgSz w:w="11906" w:h="16838"/>
       <w:pgMar w:top="1417" w:right="1417" w:bottom="1417" w:left="1417" w:header="720" w:footer="720" w:gutter="0"/>
       <w:cols w:space="720"/>
@@ -38308,10 +41241,10 @@
           </marker>
           <xVal>
             <numRef>
-              <f>'data'!$A$3:$A$19</f>
+              <f>'data'!$A$3:$A$16</f>
               <numCache>
                 <formatCode>General</formatCode>
-                <ptCount val="17"/>
+                <ptCount val="14"/>
                 <pt idx="0">
                   <v>0.0</v>
                 </pt>
@@ -38353,75 +41286,57 @@
                 </pt>
                 <pt idx="13">
                   <v>5.0</v>
-                </pt>
-                <pt idx="14">
-                  <v>5.5</v>
-                </pt>
-                <pt idx="15">
-                  <v>6.0</v>
-                </pt>
-                <pt idx="16">
-                  <v>6.5</v>
                 </pt>
               </numCache>
             </numRef>
           </xVal>
           <yVal>
             <numRef>
-              <f>'data'!$B$3:$B$19</f>
+              <f>'data'!$B$3:$B$16</f>
               <numCache>
                 <formatCode>General</formatCode>
-                <ptCount val="17"/>
+                <ptCount val="14"/>
                 <pt idx="0">
                   <v>0.0</v>
                 </pt>
                 <pt idx="1">
-                  <v>0.005</v>
+                  <v>0.13</v>
                 </pt>
                 <pt idx="2">
-                  <v>0.011</v>
+                  <v>0.3</v>
                 </pt>
                 <pt idx="3">
-                  <v>0.018</v>
+                  <v>0.33</v>
                 </pt>
                 <pt idx="4">
-                  <v>0.023</v>
+                  <v>0.48</v>
                 </pt>
                 <pt idx="5">
-                  <v>0.031</v>
+                  <v>0.51</v>
                 </pt>
                 <pt idx="6">
-                  <v>0.047</v>
+                  <v>0.62</v>
                 </pt>
                 <pt idx="7">
-                  <v>0.065</v>
+                  <v>0.73</v>
                 </pt>
                 <pt idx="8">
-                  <v>0.082</v>
+                  <v>0.82</v>
                 </pt>
                 <pt idx="9">
-                  <v>0.092</v>
+                  <v>0.9</v>
                 </pt>
                 <pt idx="10">
-                  <v>0.1</v>
+                  <v>0.98</v>
                 </pt>
                 <pt idx="11">
-                  <v>0.11</v>
+                  <v>1.02</v>
                 </pt>
                 <pt idx="12">
-                  <v>0.16</v>
+                  <v>1.09</v>
                 </pt>
                 <pt idx="13">
-                  <v>0.21</v>
-                </pt>
-                <pt idx="14">
-                  <v>0.28</v>
-                </pt>
-                <pt idx="15">
-                  <v>0.38</v>
-                </pt>
-                <pt idx="16">
-                  <v>0.48</v>
+                  <v>1.13</v>
                 </pt>
               </numCache>
             </numRef>
@@ -38458,50 +41373,41 @@
           </marker>
           <xVal>
             <numRef>
-              <f>'data'!$D$3:$D$16</f>
+              <f>'data'!$D$3:$D$13</f>
               <numCache>
                 <formatCode>General</formatCode>
-                <ptCount val="14"/>
+                <ptCount val="11"/>
                 <pt idx="0">
-                  <v>6.5</v>
+                  <v>5.0</v>
                 </pt>
                 <pt idx="1">
-                  <v>6.0</v>
+                  <v>4.5</v>
                 </pt>
                 <pt idx="2">
-                  <v>5.5</v>
+                  <v>4.0</v>
                 </pt>
                 <pt idx="3">
-                  <v>5.0</v>
+                  <v>3.5</v>
                 </pt>
                 <pt idx="4">
-                  <v>4.5</v>
+                  <v>3.0</v>
                 </pt>
                 <pt idx="5">
-                  <v>4.0</v>
+                  <v>2.5</v>
                 </pt>
                 <pt idx="6">
-                  <v>3.5</v>
+                  <v>2.0</v>
                 </pt>
                 <pt idx="7">
-                  <v>3.0</v>
+                  <v>1.5</v>
                 </pt>
                 <pt idx="8">
-                  <v>2.5</v>
+                  <v>1.0</v>
                 </pt>
                 <pt idx="9">
-                  <v>2.0</v>
+                  <v>0.5</v>
                 </pt>
                 <pt idx="10">
-                  <v>1.5</v>
-                </pt>
-                <pt idx="11">
-                  <v>1.0</v>
-                </pt>
-                <pt idx="12">
-                  <v>0.5</v>
-                </pt>
-                <pt idx="13">
                   <v>0.0</v>
                 </pt>
               </numCache>
@@ -38509,51 +41415,42 @@
           </xVal>
           <yVal>
             <numRef>
-              <f>'data'!$E$3:$E$16</f>
+              <f>'data'!$E$3:$E$13</f>
               <numCache>
                 <formatCode>General</formatCode>
-                <ptCount val="14"/>
+                <ptCount val="11"/>
                 <pt idx="0">
-                  <v>0.48</v>
+                  <v>1.13</v>
                 </pt>
                 <pt idx="1">
-                  <v>0.48</v>
+                  <v>1.1</v>
                 </pt>
                 <pt idx="2">
-                  <v>0.45</v>
+                  <v>1.08</v>
                 </pt>
                 <pt idx="3">
+                  <v>1.0</v>
+                </pt>
+                <pt idx="4">
+                  <v>0.92</v>
+                </pt>
+                <pt idx="5">
+                  <v>0.88</v>
+                </pt>
+                <pt idx="6">
+                  <v>0.8</v>
+                </pt>
+                <pt idx="7">
+                  <v>0.7</v>
+                </pt>
+                <pt idx="8">
+                  <v>0.59</v>
+                </pt>
+                <pt idx="9">
                   <v>0.42</v>
                 </pt>
-                <pt idx="4">
-                  <v>0.4</v>
-                </pt>
-                <pt idx="5">
-                  <v>0.39</v>
-                </pt>
-                <pt idx="6">
-                  <v>0.38</v>
-                </pt>
-                <pt idx="7">
-                  <v>0.38</v>
-                </pt>
-                <pt idx="8">
-                  <v>0.37</v>
-                </pt>
-                <pt idx="9">
-                  <v>0.36</v>
-                </pt>
                 <pt idx="10">
-                  <v>0.34</v>
-                </pt>
-                <pt idx="11">
-                  <v>0.31</v>
-                </pt>
-                <pt idx="12">
-                  <v>0.3</v>
-                </pt>
-                <pt idx="13">
-                  <v>0.29</v>
+                  <v>0.01</v>
                 </pt>
               </numCache>
             </numRef>
@@ -38590,10 +41487,10 @@
           </marker>
           <xVal>
             <numRef>
-              <f>'data'!$G$3:$G$16</f>
+              <f>'data'!$G$3:$G$13</f>
               <numCache>
                 <formatCode>General</formatCode>
-                <ptCount val="14"/>
+                <ptCount val="11"/>
                 <pt idx="0">
                   <v>0.0</v>
                 </pt>
@@ -38626,66 +41523,48 @@
                 </pt>
                 <pt idx="10">
                   <v>-5.0</v>
-                </pt>
-                <pt idx="11">
-                  <v>-5.5</v>
-                </pt>
-                <pt idx="12">
-                  <v>-6.0</v>
-                </pt>
-                <pt idx="13">
-                  <v>-6.5</v>
                 </pt>
               </numCache>
             </numRef>
           </xVal>
           <yVal>
             <numRef>
-              <f>'data'!$H$3:$H$16</f>
+              <f>'data'!$H$3:$H$13</f>
               <numCache>
                 <formatCode>General</formatCode>
-                <ptCount val="14"/>
+                <ptCount val="11"/>
                 <pt idx="0">
-                  <v>0.29</v>
+                  <v>0.01</v>
                 </pt>
                 <pt idx="1">
-                  <v>0.28</v>
+                  <v>-0.33</v>
                 </pt>
                 <pt idx="2">
-                  <v>0.24</v>
+                  <v>-0.57</v>
                 </pt>
                 <pt idx="3">
-                  <v>0.21</v>
+                  <v>-0.69</v>
                 </pt>
                 <pt idx="4">
-                  <v>0.2</v>
+                  <v>-0.8</v>
                 </pt>
                 <pt idx="5">
-                  <v>0.18</v>
+                  <v>-0.87</v>
                 </pt>
                 <pt idx="6">
-                  <v>0.11</v>
+                  <v>-0.95</v>
                 </pt>
                 <pt idx="7">
-                  <v>0.091</v>
+                  <v>-1.02</v>
                 </pt>
                 <pt idx="8">
-                  <v>0.002</v>
+                  <v>-1.1</v>
                 </pt>
                 <pt idx="9">
-                  <v>-0.071</v>
+                  <v>-1.13</v>
                 </pt>
                 <pt idx="10">
-                  <v>-0.21</v>
-                </pt>
-                <pt idx="11">
-                  <v>-0.31</v>
-                </pt>
-                <pt idx="12">
-                  <v>-0.42</v>
-                </pt>
-                <pt idx="13">
-                  <v>-0.51</v>
+                  <v>-1.23</v>
                 </pt>
               </numCache>
             </numRef>
@@ -38722,50 +41601,41 @@
           </marker>
           <xVal>
             <numRef>
-              <f>'data'!$J$3:$J$16</f>
+              <f>'data'!$J$3:$J$13</f>
               <numCache>
                 <formatCode>General</formatCode>
-                <ptCount val="14"/>
+                <ptCount val="11"/>
                 <pt idx="0">
-                  <v>-6.5</v>
+                  <v>-5.0</v>
                 </pt>
                 <pt idx="1">
-                  <v>-6.0</v>
+                  <v>-4.5</v>
                 </pt>
                 <pt idx="2">
-                  <v>-5.5</v>
+                  <v>-4.0</v>
                 </pt>
                 <pt idx="3">
-                  <v>-5.0</v>
+                  <v>-3.5</v>
                 </pt>
                 <pt idx="4">
-                  <v>-4.5</v>
+                  <v>-3.0</v>
                 </pt>
                 <pt idx="5">
-                  <v>-4.0</v>
+                  <v>-2.5</v>
                 </pt>
                 <pt idx="6">
-                  <v>-3.5</v>
+                  <v>-2.0</v>
                 </pt>
                 <pt idx="7">
-                  <v>-3.0</v>
+                  <v>-1.5</v>
                 </pt>
                 <pt idx="8">
-                  <v>-2.5</v>
+                  <v>-1.0</v>
                 </pt>
                 <pt idx="9">
-                  <v>-2.0</v>
+                  <v>-0.5</v>
                 </pt>
                 <pt idx="10">
-                  <v>-1.5</v>
-                </pt>
-                <pt idx="11">
-                  <v>-1.0</v>
-                </pt>
-                <pt idx="12">
-                  <v>-0.5</v>
-                </pt>
-                <pt idx="13">
                   <v>0.0</v>
                 </pt>
               </numCache>
@@ -38773,51 +41643,42 @@
           </xVal>
           <yVal>
             <numRef>
-              <f>'data'!$K$3:$K$16</f>
+              <f>'data'!$K$3:$K$13</f>
               <numCache>
                 <formatCode>General</formatCode>
-                <ptCount val="14"/>
+                <ptCount val="11"/>
                 <pt idx="0">
-                  <v>-0.51</v>
+                  <v>-1.23</v>
                 </pt>
                 <pt idx="1">
-                  <v>-0.5</v>
+                  <v>-1.19</v>
                 </pt>
                 <pt idx="2">
-                  <v>-0.49</v>
+                  <v>-1.11</v>
                 </pt>
                 <pt idx="3">
-                  <v>-0.48</v>
+                  <v>-1.05</v>
                 </pt>
                 <pt idx="4">
-                  <v>-0.47</v>
+                  <v>-1.0</v>
                 </pt>
                 <pt idx="5">
-                  <v>-0.45</v>
+                  <v>-0.92</v>
                 </pt>
                 <pt idx="6">
+                  <v>-0.83</v>
+                </pt>
+                <pt idx="7">
+                  <v>-0.72</v>
+                </pt>
+                <pt idx="8">
+                  <v>-0.62</v>
+                </pt>
+                <pt idx="9">
                   <v>-0.43</v>
                 </pt>
-                <pt idx="7">
-                  <v>-0.41</v>
-                </pt>
-                <pt idx="8">
-                  <v>-0.4</v>
-                </pt>
-                <pt idx="9">
-                  <v>-0.39</v>
-                </pt>
                 <pt idx="10">
-                  <v>-0.38</v>
-                </pt>
-                <pt idx="11">
-                  <v>-0.35</v>
-                </pt>
-                <pt idx="12">
-                  <v>-0.33</v>
-                </pt>
-                <pt idx="13">
-                  <v>-0.31</v>
+                  <v>-0.05</v>
                 </pt>
               </numCache>
             </numRef>
@@ -38854,10 +41715,10 @@
           </marker>
           <xVal>
             <numRef>
-              <f>'data'!$M$3:$M$16</f>
+              <f>'data'!$M$3:$M$13</f>
               <numCache>
                 <formatCode>General</formatCode>
-                <ptCount val="14"/>
+                <ptCount val="11"/>
                 <pt idx="0">
                   <v>0.0</v>
                 </pt>
@@ -38890,66 +41751,48 @@
                 </pt>
                 <pt idx="10">
                   <v>5.0</v>
-                </pt>
-                <pt idx="11">
-                  <v>5.5</v>
-                </pt>
-                <pt idx="12">
-                  <v>6.0</v>
-                </pt>
-                <pt idx="13">
-                  <v>6.5</v>
                 </pt>
               </numCache>
             </numRef>
           </xVal>
           <yVal>
             <numRef>
-              <f>'data'!$N$3:$N$16</f>
+              <f>'data'!$N$3:$N$13</f>
               <numCache>
                 <formatCode>General</formatCode>
-                <ptCount val="14"/>
+                <ptCount val="11"/>
                 <pt idx="0">
-                  <v>-0.31</v>
+                  <v>-0.05</v>
                 </pt>
                 <pt idx="1">
-                  <v>-0.3</v>
+                  <v>0.23</v>
                 </pt>
                 <pt idx="2">
-                  <v>-0.28</v>
+                  <v>0.52</v>
                 </pt>
                 <pt idx="3">
-                  <v>-0.25</v>
+                  <v>0.67</v>
                 </pt>
                 <pt idx="4">
-                  <v>-0.21</v>
+                  <v>0.75</v>
                 </pt>
                 <pt idx="5">
-                  <v>-0.2</v>
+                  <v>0.83</v>
                 </pt>
                 <pt idx="6">
-                  <v>-0.17</v>
+                  <v>0.91</v>
                 </pt>
                 <pt idx="7">
-                  <v>-0.1</v>
+                  <v>0.99</v>
                 </pt>
                 <pt idx="8">
-                  <v>-0.01</v>
+                  <v>1.07</v>
                 </pt>
                 <pt idx="9">
-                  <v>0.097</v>
+                  <v>1.12</v>
                 </pt>
                 <pt idx="10">
-                  <v>0.2</v>
-                </pt>
-                <pt idx="11">
-                  <v>0.28</v>
-                </pt>
-                <pt idx="12">
-                  <v>0.38</v>
-                </pt>
-                <pt idx="13">
-                  <v>0.49</v>
+                  <v>1.2</v>
                 </pt>
               </numCache>
             </numRef>
@@ -38962,8 +41805,8 @@
         <axId val="10"/>
         <scaling>
           <orientation val="minMax"/>
-          <max val="7"/>
-          <min val="-7"/>
+          <max val="5"/>
+          <min val="-5"/>
         </scaling>
         <delete val="0"/>
         <axPos val="l"/>
@@ -39138,6 +41981,828 @@
                   <v>0.0</v>
                 </pt>
                 <pt idx="1">
+                  <v>0.2</v>
+                </pt>
+                <pt idx="2">
+                  <v>0.4</v>
+                </pt>
+                <pt idx="3">
+                  <v>0.6</v>
+                </pt>
+                <pt idx="4">
+                  <v>0.8</v>
+                </pt>
+                <pt idx="5">
+                  <v>1.0</v>
+                </pt>
+                <pt idx="6">
+                  <v>1.5</v>
+                </pt>
+                <pt idx="7">
+                  <v>2.0</v>
+                </pt>
+                <pt idx="8">
+                  <v>2.5</v>
+                </pt>
+                <pt idx="9">
+                  <v>3.0</v>
+                </pt>
+                <pt idx="10">
+                  <v>3.5</v>
+                </pt>
+                <pt idx="11">
+                  <v>4.0</v>
+                </pt>
+                <pt idx="12">
+                  <v>4.5</v>
+                </pt>
+                <pt idx="13">
+                  <v>5.0</v>
+                </pt>
+                <pt idx="14">
+                  <v>5.5</v>
+                </pt>
+                <pt idx="15">
+                  <v>6.0</v>
+                </pt>
+                <pt idx="16">
+                  <v>6.5</v>
+                </pt>
+              </numCache>
+            </numRef>
+          </xVal>
+          <yVal>
+            <numRef>
+              <f>'data'!$B$3:$B$19</f>
+              <numCache>
+                <formatCode>General</formatCode>
+                <ptCount val="17"/>
+                <pt idx="0">
+                  <v>0.0</v>
+                </pt>
+                <pt idx="1">
+                  <v>0.005</v>
+                </pt>
+                <pt idx="2">
+                  <v>0.011</v>
+                </pt>
+                <pt idx="3">
+                  <v>0.018</v>
+                </pt>
+                <pt idx="4">
+                  <v>0.023</v>
+                </pt>
+                <pt idx="5">
+                  <v>0.031</v>
+                </pt>
+                <pt idx="6">
+                  <v>0.047</v>
+                </pt>
+                <pt idx="7">
+                  <v>0.065</v>
+                </pt>
+                <pt idx="8">
+                  <v>0.082</v>
+                </pt>
+                <pt idx="9">
+                  <v>0.092</v>
+                </pt>
+                <pt idx="10">
+                  <v>0.1</v>
+                </pt>
+                <pt idx="11">
+                  <v>0.11</v>
+                </pt>
+                <pt idx="12">
+                  <v>0.16</v>
+                </pt>
+                <pt idx="13">
+                  <v>0.21</v>
+                </pt>
+                <pt idx="14">
+                  <v>0.28</v>
+                </pt>
+                <pt idx="15">
+                  <v>0.38</v>
+                </pt>
+                <pt idx="16">
+                  <v>0.48</v>
+                </pt>
+              </numCache>
+            </numRef>
+          </yVal>
+        </ser>
+        <ser>
+          <idx val="1"/>
+          <order val="1"/>
+          <tx>
+            <v>(ⅱ) N 減少</v>
+          </tx>
+          <spPr>
+            <a:ln xmlns:a="http://schemas.openxmlformats.org/drawingml/2006/main" w="12700">
+              <a:solidFill>
+                <a:srgbClr val="ED7D31"/>
+              </a:solidFill>
+              <a:prstDash val="solid"/>
+            </a:ln>
+          </spPr>
+          <marker>
+            <symbol val="square"/>
+            <size val="6"/>
+            <spPr>
+              <a:solidFill xmlns:a="http://schemas.openxmlformats.org/drawingml/2006/main">
+                <a:srgbClr val="ED7D31"/>
+              </a:solidFill>
+              <a:ln xmlns:a="http://schemas.openxmlformats.org/drawingml/2006/main" w="9525">
+                <a:solidFill>
+                  <a:srgbClr val="ED7D31"/>
+                </a:solidFill>
+                <a:prstDash val="solid"/>
+              </a:ln>
+            </spPr>
+          </marker>
+          <xVal>
+            <numRef>
+              <f>'data'!$D$3:$D$16</f>
+              <numCache>
+                <formatCode>General</formatCode>
+                <ptCount val="14"/>
+                <pt idx="0">
+                  <v>6.5</v>
+                </pt>
+                <pt idx="1">
+                  <v>6.0</v>
+                </pt>
+                <pt idx="2">
+                  <v>5.5</v>
+                </pt>
+                <pt idx="3">
+                  <v>5.0</v>
+                </pt>
+                <pt idx="4">
+                  <v>4.5</v>
+                </pt>
+                <pt idx="5">
+                  <v>4.0</v>
+                </pt>
+                <pt idx="6">
+                  <v>3.5</v>
+                </pt>
+                <pt idx="7">
+                  <v>3.0</v>
+                </pt>
+                <pt idx="8">
+                  <v>2.5</v>
+                </pt>
+                <pt idx="9">
+                  <v>2.0</v>
+                </pt>
+                <pt idx="10">
+                  <v>1.5</v>
+                </pt>
+                <pt idx="11">
+                  <v>1.0</v>
+                </pt>
+                <pt idx="12">
+                  <v>0.5</v>
+                </pt>
+                <pt idx="13">
+                  <v>0.0</v>
+                </pt>
+              </numCache>
+            </numRef>
+          </xVal>
+          <yVal>
+            <numRef>
+              <f>'data'!$E$3:$E$16</f>
+              <numCache>
+                <formatCode>General</formatCode>
+                <ptCount val="14"/>
+                <pt idx="0">
+                  <v>0.48</v>
+                </pt>
+                <pt idx="1">
+                  <v>0.48</v>
+                </pt>
+                <pt idx="2">
+                  <v>0.45</v>
+                </pt>
+                <pt idx="3">
+                  <v>0.42</v>
+                </pt>
+                <pt idx="4">
+                  <v>0.4</v>
+                </pt>
+                <pt idx="5">
+                  <v>0.39</v>
+                </pt>
+                <pt idx="6">
+                  <v>0.38</v>
+                </pt>
+                <pt idx="7">
+                  <v>0.38</v>
+                </pt>
+                <pt idx="8">
+                  <v>0.37</v>
+                </pt>
+                <pt idx="9">
+                  <v>0.36</v>
+                </pt>
+                <pt idx="10">
+                  <v>0.34</v>
+                </pt>
+                <pt idx="11">
+                  <v>0.31</v>
+                </pt>
+                <pt idx="12">
+                  <v>0.3</v>
+                </pt>
+                <pt idx="13">
+                  <v>0.29</v>
+                </pt>
+              </numCache>
+            </numRef>
+          </yVal>
+        </ser>
+        <ser>
+          <idx val="2"/>
+          <order val="2"/>
+          <tx>
+            <v>(ⅲ) S 増加</v>
+          </tx>
+          <spPr>
+            <a:ln xmlns:a="http://schemas.openxmlformats.org/drawingml/2006/main" w="12700">
+              <a:solidFill>
+                <a:srgbClr val="A5A5A5"/>
+              </a:solidFill>
+              <a:prstDash val="solid"/>
+            </a:ln>
+          </spPr>
+          <marker>
+            <symbol val="triangle"/>
+            <size val="6"/>
+            <spPr>
+              <a:solidFill xmlns:a="http://schemas.openxmlformats.org/drawingml/2006/main">
+                <a:srgbClr val="A5A5A5"/>
+              </a:solidFill>
+              <a:ln xmlns:a="http://schemas.openxmlformats.org/drawingml/2006/main" w="9525">
+                <a:solidFill>
+                  <a:srgbClr val="A5A5A5"/>
+                </a:solidFill>
+                <a:prstDash val="solid"/>
+              </a:ln>
+            </spPr>
+          </marker>
+          <xVal>
+            <numRef>
+              <f>'data'!$G$3:$G$16</f>
+              <numCache>
+                <formatCode>General</formatCode>
+                <ptCount val="14"/>
+                <pt idx="0">
+                  <v>0.0</v>
+                </pt>
+                <pt idx="1">
+                  <v>-0.5</v>
+                </pt>
+                <pt idx="2">
+                  <v>-1.0</v>
+                </pt>
+                <pt idx="3">
+                  <v>-1.5</v>
+                </pt>
+                <pt idx="4">
+                  <v>-2.0</v>
+                </pt>
+                <pt idx="5">
+                  <v>-2.5</v>
+                </pt>
+                <pt idx="6">
+                  <v>-3.0</v>
+                </pt>
+                <pt idx="7">
+                  <v>-3.5</v>
+                </pt>
+                <pt idx="8">
+                  <v>-4.0</v>
+                </pt>
+                <pt idx="9">
+                  <v>-4.5</v>
+                </pt>
+                <pt idx="10">
+                  <v>-5.0</v>
+                </pt>
+                <pt idx="11">
+                  <v>-5.5</v>
+                </pt>
+                <pt idx="12">
+                  <v>-6.0</v>
+                </pt>
+                <pt idx="13">
+                  <v>-6.5</v>
+                </pt>
+              </numCache>
+            </numRef>
+          </xVal>
+          <yVal>
+            <numRef>
+              <f>'data'!$H$3:$H$16</f>
+              <numCache>
+                <formatCode>General</formatCode>
+                <ptCount val="14"/>
+                <pt idx="0">
+                  <v>0.29</v>
+                </pt>
+                <pt idx="1">
+                  <v>0.28</v>
+                </pt>
+                <pt idx="2">
+                  <v>0.24</v>
+                </pt>
+                <pt idx="3">
+                  <v>0.21</v>
+                </pt>
+                <pt idx="4">
+                  <v>0.2</v>
+                </pt>
+                <pt idx="5">
+                  <v>0.18</v>
+                </pt>
+                <pt idx="6">
+                  <v>0.11</v>
+                </pt>
+                <pt idx="7">
+                  <v>0.091</v>
+                </pt>
+                <pt idx="8">
+                  <v>0.002</v>
+                </pt>
+                <pt idx="9">
+                  <v>-0.071</v>
+                </pt>
+                <pt idx="10">
+                  <v>-0.21</v>
+                </pt>
+                <pt idx="11">
+                  <v>-0.31</v>
+                </pt>
+                <pt idx="12">
+                  <v>-0.42</v>
+                </pt>
+                <pt idx="13">
+                  <v>-0.51</v>
+                </pt>
+              </numCache>
+            </numRef>
+          </yVal>
+        </ser>
+        <ser>
+          <idx val="3"/>
+          <order val="3"/>
+          <tx>
+            <v>(ⅳ) S 減少</v>
+          </tx>
+          <spPr>
+            <a:ln xmlns:a="http://schemas.openxmlformats.org/drawingml/2006/main" w="12700">
+              <a:solidFill>
+                <a:srgbClr val="FFC000"/>
+              </a:solidFill>
+              <a:prstDash val="solid"/>
+            </a:ln>
+          </spPr>
+          <marker>
+            <symbol val="diamond"/>
+            <size val="6"/>
+            <spPr>
+              <a:solidFill xmlns:a="http://schemas.openxmlformats.org/drawingml/2006/main">
+                <a:srgbClr val="FFC000"/>
+              </a:solidFill>
+              <a:ln xmlns:a="http://schemas.openxmlformats.org/drawingml/2006/main" w="9525">
+                <a:solidFill>
+                  <a:srgbClr val="FFC000"/>
+                </a:solidFill>
+                <a:prstDash val="solid"/>
+              </a:ln>
+            </spPr>
+          </marker>
+          <xVal>
+            <numRef>
+              <f>'data'!$J$3:$J$16</f>
+              <numCache>
+                <formatCode>General</formatCode>
+                <ptCount val="14"/>
+                <pt idx="0">
+                  <v>-6.5</v>
+                </pt>
+                <pt idx="1">
+                  <v>-6.0</v>
+                </pt>
+                <pt idx="2">
+                  <v>-5.5</v>
+                </pt>
+                <pt idx="3">
+                  <v>-5.0</v>
+                </pt>
+                <pt idx="4">
+                  <v>-4.5</v>
+                </pt>
+                <pt idx="5">
+                  <v>-4.0</v>
+                </pt>
+                <pt idx="6">
+                  <v>-3.5</v>
+                </pt>
+                <pt idx="7">
+                  <v>-3.0</v>
+                </pt>
+                <pt idx="8">
+                  <v>-2.5</v>
+                </pt>
+                <pt idx="9">
+                  <v>-2.0</v>
+                </pt>
+                <pt idx="10">
+                  <v>-1.5</v>
+                </pt>
+                <pt idx="11">
+                  <v>-1.0</v>
+                </pt>
+                <pt idx="12">
+                  <v>-0.5</v>
+                </pt>
+                <pt idx="13">
+                  <v>0.0</v>
+                </pt>
+              </numCache>
+            </numRef>
+          </xVal>
+          <yVal>
+            <numRef>
+              <f>'data'!$K$3:$K$16</f>
+              <numCache>
+                <formatCode>General</formatCode>
+                <ptCount val="14"/>
+                <pt idx="0">
+                  <v>-0.51</v>
+                </pt>
+                <pt idx="1">
+                  <v>-0.5</v>
+                </pt>
+                <pt idx="2">
+                  <v>-0.49</v>
+                </pt>
+                <pt idx="3">
+                  <v>-0.48</v>
+                </pt>
+                <pt idx="4">
+                  <v>-0.47</v>
+                </pt>
+                <pt idx="5">
+                  <v>-0.45</v>
+                </pt>
+                <pt idx="6">
+                  <v>-0.43</v>
+                </pt>
+                <pt idx="7">
+                  <v>-0.41</v>
+                </pt>
+                <pt idx="8">
+                  <v>-0.4</v>
+                </pt>
+                <pt idx="9">
+                  <v>-0.39</v>
+                </pt>
+                <pt idx="10">
+                  <v>-0.38</v>
+                </pt>
+                <pt idx="11">
+                  <v>-0.35</v>
+                </pt>
+                <pt idx="12">
+                  <v>-0.33</v>
+                </pt>
+                <pt idx="13">
+                  <v>-0.31</v>
+                </pt>
+              </numCache>
+            </numRef>
+          </yVal>
+        </ser>
+        <ser>
+          <idx val="4"/>
+          <order val="4"/>
+          <tx>
+            <v>(ⅴ) N 再び増加</v>
+          </tx>
+          <spPr>
+            <a:ln xmlns:a="http://schemas.openxmlformats.org/drawingml/2006/main" w="12700">
+              <a:solidFill>
+                <a:srgbClr val="5B9BD5"/>
+              </a:solidFill>
+              <a:prstDash val="solid"/>
+            </a:ln>
+          </spPr>
+          <marker>
+            <symbol val="x"/>
+            <size val="6"/>
+            <spPr>
+              <a:solidFill xmlns:a="http://schemas.openxmlformats.org/drawingml/2006/main">
+                <a:srgbClr val="5B9BD5"/>
+              </a:solidFill>
+              <a:ln xmlns:a="http://schemas.openxmlformats.org/drawingml/2006/main" w="9525">
+                <a:solidFill>
+                  <a:srgbClr val="5B9BD5"/>
+                </a:solidFill>
+                <a:prstDash val="solid"/>
+              </a:ln>
+            </spPr>
+          </marker>
+          <xVal>
+            <numRef>
+              <f>'data'!$M$3:$M$16</f>
+              <numCache>
+                <formatCode>General</formatCode>
+                <ptCount val="14"/>
+                <pt idx="0">
+                  <v>0.0</v>
+                </pt>
+                <pt idx="1">
+                  <v>0.5</v>
+                </pt>
+                <pt idx="2">
+                  <v>1.0</v>
+                </pt>
+                <pt idx="3">
+                  <v>1.5</v>
+                </pt>
+                <pt idx="4">
+                  <v>2.0</v>
+                </pt>
+                <pt idx="5">
+                  <v>2.5</v>
+                </pt>
+                <pt idx="6">
+                  <v>3.0</v>
+                </pt>
+                <pt idx="7">
+                  <v>3.5</v>
+                </pt>
+                <pt idx="8">
+                  <v>4.0</v>
+                </pt>
+                <pt idx="9">
+                  <v>4.5</v>
+                </pt>
+                <pt idx="10">
+                  <v>5.0</v>
+                </pt>
+                <pt idx="11">
+                  <v>5.5</v>
+                </pt>
+                <pt idx="12">
+                  <v>6.0</v>
+                </pt>
+                <pt idx="13">
+                  <v>6.5</v>
+                </pt>
+              </numCache>
+            </numRef>
+          </xVal>
+          <yVal>
+            <numRef>
+              <f>'data'!$N$3:$N$16</f>
+              <numCache>
+                <formatCode>General</formatCode>
+                <ptCount val="14"/>
+                <pt idx="0">
+                  <v>-0.31</v>
+                </pt>
+                <pt idx="1">
+                  <v>-0.3</v>
+                </pt>
+                <pt idx="2">
+                  <v>-0.28</v>
+                </pt>
+                <pt idx="3">
+                  <v>-0.25</v>
+                </pt>
+                <pt idx="4">
+                  <v>-0.21</v>
+                </pt>
+                <pt idx="5">
+                  <v>-0.2</v>
+                </pt>
+                <pt idx="6">
+                  <v>-0.17</v>
+                </pt>
+                <pt idx="7">
+                  <v>-0.1</v>
+                </pt>
+                <pt idx="8">
+                  <v>-0.01</v>
+                </pt>
+                <pt idx="9">
+                  <v>0.097</v>
+                </pt>
+                <pt idx="10">
+                  <v>0.2</v>
+                </pt>
+                <pt idx="11">
+                  <v>0.28</v>
+                </pt>
+                <pt idx="12">
+                  <v>0.38</v>
+                </pt>
+                <pt idx="13">
+                  <v>0.49</v>
+                </pt>
+              </numCache>
+            </numRef>
+          </yVal>
+        </ser>
+        <axId val="10"/>
+        <axId val="20"/>
+      </scatterChart>
+      <valAx>
+        <axId val="10"/>
+        <scaling>
+          <orientation val="minMax"/>
+          <max val="7"/>
+          <min val="-7"/>
+        </scaling>
+        <delete val="0"/>
+        <axPos val="l"/>
+        <majorGridlines>
+          <spPr>
+            <a:ln xmlns:a="http://schemas.openxmlformats.org/drawingml/2006/main" w="9525">
+              <a:solidFill>
+                <a:srgbClr val="D9D9D9"/>
+              </a:solidFill>
+              <a:prstDash val="solid"/>
+            </a:ln>
+          </spPr>
+        </majorGridlines>
+        <title>
+          <tx>
+            <rich>
+              <a:bodyPr xmlns:a="http://schemas.openxmlformats.org/drawingml/2006/main"/>
+              <a:p xmlns:a="http://schemas.openxmlformats.org/drawingml/2006/main">
+                <a:pPr>
+                  <a:defRPr/>
+                </a:pPr>
+                <a:r>
+                  <a:t>励磁電流 I [A]</a:t>
+                </a:r>
+              </a:p>
+            </rich>
+          </tx>
+          <overlay val="0"/>
+        </title>
+        <numFmt formatCode="General" sourceLinked="0"/>
+        <majorTickMark val="none"/>
+        <minorTickMark val="none"/>
+        <tickLblPos val="low"/>
+        <spPr>
+          <a:ln xmlns:a="http://schemas.openxmlformats.org/drawingml/2006/main" w="9525">
+            <a:solidFill>
+              <a:srgbClr val="D9D9D9"/>
+            </a:solidFill>
+            <a:prstDash val="solid"/>
+          </a:ln>
+        </spPr>
+        <crossAx val="20"/>
+        <majorUnit val="1"/>
+      </valAx>
+      <valAx>
+        <axId val="20"/>
+        <scaling>
+          <orientation val="minMax"/>
+        </scaling>
+        <delete val="0"/>
+        <axPos val="l"/>
+        <majorGridlines>
+          <spPr>
+            <a:ln xmlns:a="http://schemas.openxmlformats.org/drawingml/2006/main" w="9525">
+              <a:solidFill>
+                <a:srgbClr val="D9D9D9"/>
+              </a:solidFill>
+              <a:prstDash val="solid"/>
+            </a:ln>
+          </spPr>
+        </majorGridlines>
+        <title>
+          <tx>
+            <rich>
+              <a:bodyPr xmlns:a="http://schemas.openxmlformats.org/drawingml/2006/main"/>
+              <a:p xmlns:a="http://schemas.openxmlformats.org/drawingml/2006/main">
+                <a:pPr>
+                  <a:defRPr/>
+                </a:pPr>
+                <a:r>
+                  <a:t>磁束密度 B [T]</a:t>
+                </a:r>
+              </a:p>
+            </rich>
+          </tx>
+          <overlay val="0"/>
+        </title>
+        <numFmt formatCode="General" sourceLinked="0"/>
+        <majorTickMark val="none"/>
+        <minorTickMark val="none"/>
+        <tickLblPos val="low"/>
+        <spPr>
+          <a:ln xmlns:a="http://schemas.openxmlformats.org/drawingml/2006/main" w="9525">
+            <a:solidFill>
+              <a:srgbClr val="D9D9D9"/>
+            </a:solidFill>
+            <a:prstDash val="solid"/>
+          </a:ln>
+        </spPr>
+        <crossAx val="10"/>
+      </valAx>
+    </plotArea>
+    <legend>
+      <legendPos val="b"/>
+      <overlay val="0"/>
+    </legend>
+    <plotVisOnly val="1"/>
+    <dispBlanksAs val="gap"/>
+  </chart>
+  <spPr>
+    <a:ln xmlns:a="http://schemas.openxmlformats.org/drawingml/2006/main">
+      <a:noFill/>
+      <a:prstDash val="solid"/>
+    </a:ln>
+  </spPr>
+  <txPr xmlns:a="http://schemas.openxmlformats.org/drawingml/2006/main">
+    <a:bodyPr/>
+    <a:lstStyle/>
+    <a:p>
+      <a:pPr>
+        <a:defRPr sz="900">
+          <a:solidFill>
+            <a:srgbClr val="595959"/>
+          </a:solidFill>
+          <a:latin typeface="游ゴシック"/>
+          <a:ea typeface="游ゴシック"/>
+        </a:defRPr>
+      </a:pPr>
+      <a:endParaRPr lang="ja-JP"/>
+    </a:p>
+  </txPr>
+  <externalData xmlns:r="http://schemas.openxmlformats.org/officeDocument/2006/relationships" r:id="rId1">
+    <autoUpdate val="0"/>
+  </externalData>
+</chartSpace>
+</file>
+
+<file path=word/charts/chart5.xml><?xml version="1.0" encoding="utf-8"?>
+<chartSpace xmlns="http://schemas.openxmlformats.org/drawingml/2006/chart">
+  <roundedCorners val="0"/>
+  <style val="2"/>
+  <chart>
+    <autoTitleDeleted val="1"/>
+    <plotArea>
+      <scatterChart>
+        <ser>
+          <idx val="0"/>
+          <order val="0"/>
+          <tx>
+            <v>(ⅰ) N 増加</v>
+          </tx>
+          <spPr>
+            <a:ln xmlns:a="http://schemas.openxmlformats.org/drawingml/2006/main" w="12700">
+              <a:solidFill>
+                <a:srgbClr val="4472C4"/>
+              </a:solidFill>
+              <a:prstDash val="solid"/>
+            </a:ln>
+          </spPr>
+          <marker>
+            <symbol val="circle"/>
+            <size val="6"/>
+            <spPr>
+              <a:solidFill xmlns:a="http://schemas.openxmlformats.org/drawingml/2006/main">
+                <a:srgbClr val="4472C4"/>
+              </a:solidFill>
+              <a:ln xmlns:a="http://schemas.openxmlformats.org/drawingml/2006/main" w="9525">
+                <a:solidFill>
+                  <a:srgbClr val="4472C4"/>
+                </a:solidFill>
+                <a:prstDash val="solid"/>
+              </a:ln>
+            </spPr>
+          </marker>
+          <xVal>
+            <numRef>
+              <f>'data'!$A$3:$A$19</f>
+              <numCache>
+                <formatCode>General</formatCode>
+                <ptCount val="17"/>
+                <pt idx="0">
+                  <v>0.0</v>
+                </pt>
+                <pt idx="1">
                   <v>1779.8692779740097</v>
                 </pt>
                 <pt idx="2">
@@ -39910,7 +43575,7 @@
 </chartSpace>
 </file>
 
-<file path=word/charts/chart5.xml><?xml version="1.0" encoding="utf-8"?>
+<file path=word/charts/chart6.xml><?xml version="1.0" encoding="utf-8"?>
 <chartSpace xmlns="http://schemas.openxmlformats.org/drawingml/2006/chart">
   <roundedCorners val="0"/>
   <style val="2"/>

--- a/report_hys/等電位線と磁気ヒステリシスの実験_報告書.docx
+++ b/report_hys/等電位線と磁気ヒステリシスの実験_報告書.docx
@@ -6123,7 +6123,7 @@
           <w:color w:val="000000"/>
           <w:sz w:val="21"/>
         </w:rPr>
-        <w:t>空芯では，磁束密度は電流にほぼ比例して増減し，5つの区間のグラフはほぼ1本の直線に重なった．空気（ほぼ真空）は強磁性体ではなく磁化しないので，B はコイルの電流がつくる磁界だけで決まり，ヒステリシスは現れない．5 A のときの磁束密度は0.055 T であった．なお，(ⅱ) の 2.5 A の値（0.039 T）は前後の値から外れており，読み取りまたは記録の誤りと考えられる．</w:t>
+        <w:t>空芯では，磁束密度は電流にほぼ比例して増減し，5つの区間のグラフはほぼ1本の直線に重なった．空気（ほぼ真空）は強磁性体ではなく磁化しないので，B はコイルの電流がつくる磁界だけで決まり，ヒステリシスは現れない．5 A のときの磁束密度は0.055 T であった．なお，(ⅱ) の 2.5 A の値（0.039 T）は，電流を減らしたにもかかわらず 3.0 A の値（0.036 T）より大きく，他の区間の 2.5 A の値（0.028〜0.029 T）とも大きく異なる．磁束計の目盛を読み間違えた（0.029 T を0.039 T と読んだ）ものと考えられる．この1点は表とグラフにはそのまま載せたが，(3) で求める電流と磁界の換算式への影響は，54点のうちの1点であるため小さい．</w:t>
       </w:r>
     </w:p>
     <w:p>
